--- a/FASE 2/Evidencias Proyecto/Documentacion/Spring backlogs/Sprint Backlog 02 Servidor cuentas y persistencia de datos.docx
+++ b/FASE 2/Evidencias Proyecto/Documentacion/Spring backlogs/Sprint Backlog 02 Servidor cuentas y persistencia de datos.docx
@@ -326,7 +326,7 @@
           <w:r>
             <w:fldChar w:fldCharType="separate"/>
           </w:r>
-          <w:hyperlink w:anchor="_Toc242654905" w:history="1">
+          <w:hyperlink w:anchor="_Toc242959581" w:history="1">
             <w:r>
               <w:rPr>
                 <w:rStyle w:val="Hipervnculo"/>
@@ -354,7 +354,7 @@
                 <w:noProof/>
                 <w:webHidden/>
               </w:rPr>
-              <w:instrText xml:space="preserve"> PAGEREF _Toc242654905 \h </w:instrText>
+              <w:instrText xml:space="preserve"> PAGEREF _Toc242959581 \h </w:instrText>
             </w:r>
             <w:r>
               <w:rPr>
@@ -397,7 +397,7 @@
               <w:lang w:eastAsia="es-CL"/>
             </w:rPr>
           </w:pPr>
-          <w:hyperlink w:anchor="_Toc242654906" w:history="1">
+          <w:hyperlink w:anchor="_Toc242959582" w:history="1">
             <w:r>
               <w:rPr>
                 <w:rStyle w:val="Hipervnculo"/>
@@ -425,7 +425,7 @@
                 <w:noProof/>
                 <w:webHidden/>
               </w:rPr>
-              <w:instrText xml:space="preserve"> PAGEREF _Toc242654906 \h </w:instrText>
+              <w:instrText xml:space="preserve"> PAGEREF _Toc242959582 \h </w:instrText>
             </w:r>
             <w:r>
               <w:rPr>
@@ -468,7 +468,7 @@
               <w:lang w:eastAsia="es-CL"/>
             </w:rPr>
           </w:pPr>
-          <w:hyperlink w:anchor="_Toc242654907" w:history="1">
+          <w:hyperlink w:anchor="_Toc242959583" w:history="1">
             <w:r>
               <w:rPr>
                 <w:rStyle w:val="Hipervnculo"/>
@@ -496,7 +496,7 @@
                 <w:noProof/>
                 <w:webHidden/>
               </w:rPr>
-              <w:instrText xml:space="preserve"> PAGEREF _Toc242654907 \h </w:instrText>
+              <w:instrText xml:space="preserve"> PAGEREF _Toc242959583 \h </w:instrText>
             </w:r>
             <w:r>
               <w:rPr>
@@ -539,7 +539,7 @@
               <w:lang w:eastAsia="es-CL"/>
             </w:rPr>
           </w:pPr>
-          <w:hyperlink w:anchor="_Toc242654908" w:history="1">
+          <w:hyperlink w:anchor="_Toc242959584" w:history="1">
             <w:r>
               <w:rPr>
                 <w:rStyle w:val="Hipervnculo"/>
@@ -568,7 +568,7 @@
                 <w:noProof/>
                 <w:webHidden/>
               </w:rPr>
-              <w:instrText xml:space="preserve"> PAGEREF _Toc242654908 \h </w:instrText>
+              <w:instrText xml:space="preserve"> PAGEREF _Toc242959584 \h </w:instrText>
             </w:r>
             <w:r>
               <w:rPr>
@@ -611,7 +611,7 @@
               <w:lang w:eastAsia="es-CL"/>
             </w:rPr>
           </w:pPr>
-          <w:hyperlink w:anchor="_Toc242654909" w:history="1">
+          <w:hyperlink w:anchor="_Toc242959585" w:history="1">
             <w:r>
               <w:rPr>
                 <w:rStyle w:val="Hipervnculo"/>
@@ -639,7 +639,7 @@
                 <w:noProof/>
                 <w:webHidden/>
               </w:rPr>
-              <w:instrText xml:space="preserve"> PAGEREF _Toc242654909 \h </w:instrText>
+              <w:instrText xml:space="preserve"> PAGEREF _Toc242959585 \h </w:instrText>
             </w:r>
             <w:r>
               <w:rPr>
@@ -682,7 +682,7 @@
               <w:lang w:eastAsia="es-CL"/>
             </w:rPr>
           </w:pPr>
-          <w:hyperlink w:anchor="_Toc242654910" w:history="1">
+          <w:hyperlink w:anchor="_Toc242959586" w:history="1">
             <w:r>
               <w:rPr>
                 <w:rStyle w:val="Hipervnculo"/>
@@ -710,7 +710,7 @@
                 <w:noProof/>
                 <w:webHidden/>
               </w:rPr>
-              <w:instrText xml:space="preserve"> PAGEREF _Toc242654910 \h </w:instrText>
+              <w:instrText xml:space="preserve"> PAGEREF _Toc242959586 \h </w:instrText>
             </w:r>
             <w:r>
               <w:rPr>
@@ -753,7 +753,7 @@
               <w:lang w:eastAsia="es-CL"/>
             </w:rPr>
           </w:pPr>
-          <w:hyperlink w:anchor="_Toc242654911" w:history="1">
+          <w:hyperlink w:anchor="_Toc242959587" w:history="1">
             <w:r>
               <w:rPr>
                 <w:rStyle w:val="Hipervnculo"/>
@@ -781,7 +781,7 @@
                 <w:noProof/>
                 <w:webHidden/>
               </w:rPr>
-              <w:instrText xml:space="preserve"> PAGEREF _Toc242654911 \h </w:instrText>
+              <w:instrText xml:space="preserve"> PAGEREF _Toc242959587 \h </w:instrText>
             </w:r>
             <w:r>
               <w:rPr>
@@ -824,7 +824,7 @@
               <w:lang w:eastAsia="es-CL"/>
             </w:rPr>
           </w:pPr>
-          <w:hyperlink w:anchor="_Toc242654912" w:history="1">
+          <w:hyperlink w:anchor="_Toc242959588" w:history="1">
             <w:r>
               <w:rPr>
                 <w:rStyle w:val="Hipervnculo"/>
@@ -852,7 +852,7 @@
                 <w:noProof/>
                 <w:webHidden/>
               </w:rPr>
-              <w:instrText xml:space="preserve"> PAGEREF _Toc242654912 \h </w:instrText>
+              <w:instrText xml:space="preserve"> PAGEREF _Toc242959588 \h </w:instrText>
             </w:r>
             <w:r>
               <w:rPr>
@@ -895,7 +895,7 @@
               <w:lang w:eastAsia="es-CL"/>
             </w:rPr>
           </w:pPr>
-          <w:hyperlink w:anchor="_Toc242654913" w:history="1">
+          <w:hyperlink w:anchor="_Toc242959589" w:history="1">
             <w:r>
               <w:rPr>
                 <w:rStyle w:val="Hipervnculo"/>
@@ -923,7 +923,7 @@
                 <w:noProof/>
                 <w:webHidden/>
               </w:rPr>
-              <w:instrText xml:space="preserve"> PAGEREF _Toc242654913 \h </w:instrText>
+              <w:instrText xml:space="preserve"> PAGEREF _Toc242959589 \h </w:instrText>
             </w:r>
             <w:r>
               <w:rPr>
@@ -966,7 +966,7 @@
               <w:lang w:eastAsia="es-CL"/>
             </w:rPr>
           </w:pPr>
-          <w:hyperlink w:anchor="_Toc242654914" w:history="1">
+          <w:hyperlink w:anchor="_Toc242959590" w:history="1">
             <w:r>
               <w:rPr>
                 <w:rStyle w:val="Hipervnculo"/>
@@ -994,7 +994,7 @@
                 <w:noProof/>
                 <w:webHidden/>
               </w:rPr>
-              <w:instrText xml:space="preserve"> PAGEREF _Toc242654914 \h </w:instrText>
+              <w:instrText xml:space="preserve"> PAGEREF _Toc242959590 \h </w:instrText>
             </w:r>
             <w:r>
               <w:rPr>
@@ -1037,7 +1037,7 @@
               <w:lang w:eastAsia="es-CL"/>
             </w:rPr>
           </w:pPr>
-          <w:hyperlink w:anchor="_Toc242654915" w:history="1">
+          <w:hyperlink w:anchor="_Toc242959591" w:history="1">
             <w:r>
               <w:rPr>
                 <w:rStyle w:val="Hipervnculo"/>
@@ -1065,7 +1065,7 @@
                 <w:noProof/>
                 <w:webHidden/>
               </w:rPr>
-              <w:instrText xml:space="preserve"> PAGEREF _Toc242654915 \h </w:instrText>
+              <w:instrText xml:space="preserve"> PAGEREF _Toc242959591 \h </w:instrText>
             </w:r>
             <w:r>
               <w:rPr>
@@ -1108,7 +1108,7 @@
               <w:lang w:eastAsia="es-CL"/>
             </w:rPr>
           </w:pPr>
-          <w:hyperlink w:anchor="_Toc242654916" w:history="1">
+          <w:hyperlink w:anchor="_Toc242959592" w:history="1">
             <w:r>
               <w:rPr>
                 <w:rStyle w:val="Hipervnculo"/>
@@ -1136,7 +1136,7 @@
                 <w:noProof/>
                 <w:webHidden/>
               </w:rPr>
-              <w:instrText xml:space="preserve"> PAGEREF _Toc242654916 \h </w:instrText>
+              <w:instrText xml:space="preserve"> PAGEREF _Toc242959592 \h </w:instrText>
             </w:r>
             <w:r>
               <w:rPr>
@@ -1179,7 +1179,7 @@
               <w:lang w:eastAsia="es-CL"/>
             </w:rPr>
           </w:pPr>
-          <w:hyperlink w:anchor="_Toc242654917" w:history="1">
+          <w:hyperlink w:anchor="_Toc242959593" w:history="1">
             <w:r>
               <w:rPr>
                 <w:rStyle w:val="Hipervnculo"/>
@@ -1207,7 +1207,7 @@
                 <w:noProof/>
                 <w:webHidden/>
               </w:rPr>
-              <w:instrText xml:space="preserve"> PAGEREF _Toc242654917 \h </w:instrText>
+              <w:instrText xml:space="preserve"> PAGEREF _Toc242959593 \h </w:instrText>
             </w:r>
             <w:r>
               <w:rPr>
@@ -1227,7 +1227,7 @@
                 <w:noProof/>
                 <w:webHidden/>
               </w:rPr>
-              <w:t>11</w:t>
+              <w:t>10</w:t>
             </w:r>
             <w:r>
               <w:rPr>
@@ -1250,7 +1250,7 @@
               <w:lang w:eastAsia="es-CL"/>
             </w:rPr>
           </w:pPr>
-          <w:hyperlink w:anchor="_Toc242654918" w:history="1">
+          <w:hyperlink w:anchor="_Toc242959594" w:history="1">
             <w:r>
               <w:rPr>
                 <w:rStyle w:val="Hipervnculo"/>
@@ -1278,7 +1278,7 @@
                 <w:noProof/>
                 <w:webHidden/>
               </w:rPr>
-              <w:instrText xml:space="preserve"> PAGEREF _Toc242654918 \h </w:instrText>
+              <w:instrText xml:space="preserve"> PAGEREF _Toc242959594 \h </w:instrText>
             </w:r>
             <w:r>
               <w:rPr>
@@ -1298,7 +1298,7 @@
                 <w:noProof/>
                 <w:webHidden/>
               </w:rPr>
-              <w:t>12</w:t>
+              <w:t>11</w:t>
             </w:r>
             <w:r>
               <w:rPr>
@@ -1321,7 +1321,7 @@
               <w:lang w:eastAsia="es-CL"/>
             </w:rPr>
           </w:pPr>
-          <w:hyperlink w:anchor="_Toc242654919" w:history="1">
+          <w:hyperlink w:anchor="_Toc242959595" w:history="1">
             <w:r>
               <w:rPr>
                 <w:rStyle w:val="Hipervnculo"/>
@@ -1350,7 +1350,7 @@
                 <w:noProof/>
                 <w:webHidden/>
               </w:rPr>
-              <w:instrText xml:space="preserve"> PAGEREF _Toc242654919 \h </w:instrText>
+              <w:instrText xml:space="preserve"> PAGEREF _Toc242959595 \h </w:instrText>
             </w:r>
             <w:r>
               <w:rPr>
@@ -1393,7 +1393,7 @@
               <w:lang w:eastAsia="es-CL"/>
             </w:rPr>
           </w:pPr>
-          <w:hyperlink w:anchor="_Toc242654920" w:history="1">
+          <w:hyperlink w:anchor="_Toc242959596" w:history="1">
             <w:r>
               <w:rPr>
                 <w:rStyle w:val="Hipervnculo"/>
@@ -1421,7 +1421,7 @@
                 <w:noProof/>
                 <w:webHidden/>
               </w:rPr>
-              <w:instrText xml:space="preserve"> PAGEREF _Toc242654920 \h </w:instrText>
+              <w:instrText xml:space="preserve"> PAGEREF _Toc242959596 \h </w:instrText>
             </w:r>
             <w:r>
               <w:rPr>
@@ -1464,7 +1464,7 @@
               <w:lang w:eastAsia="es-CL"/>
             </w:rPr>
           </w:pPr>
-          <w:hyperlink w:anchor="_Toc242654921" w:history="1">
+          <w:hyperlink w:anchor="_Toc242959597" w:history="1">
             <w:r>
               <w:rPr>
                 <w:rStyle w:val="Hipervnculo"/>
@@ -1492,7 +1492,7 @@
                 <w:noProof/>
                 <w:webHidden/>
               </w:rPr>
-              <w:instrText xml:space="preserve"> PAGEREF _Toc242654921 \h </w:instrText>
+              <w:instrText xml:space="preserve"> PAGEREF _Toc242959597 \h </w:instrText>
             </w:r>
             <w:r>
               <w:rPr>
@@ -1512,7 +1512,7 @@
                 <w:noProof/>
                 <w:webHidden/>
               </w:rPr>
-              <w:t>15</w:t>
+              <w:t>14</w:t>
             </w:r>
             <w:r>
               <w:rPr>
@@ -1535,7 +1535,7 @@
               <w:lang w:eastAsia="es-CL"/>
             </w:rPr>
           </w:pPr>
-          <w:hyperlink w:anchor="_Toc242654922" w:history="1">
+          <w:hyperlink w:anchor="_Toc242959598" w:history="1">
             <w:r>
               <w:rPr>
                 <w:rStyle w:val="Hipervnculo"/>
@@ -1563,7 +1563,7 @@
                 <w:noProof/>
                 <w:webHidden/>
               </w:rPr>
-              <w:instrText xml:space="preserve"> PAGEREF _Toc242654922 \h </w:instrText>
+              <w:instrText xml:space="preserve"> PAGEREF _Toc242959598 \h </w:instrText>
             </w:r>
             <w:r>
               <w:rPr>
@@ -1583,7 +1583,7 @@
                 <w:noProof/>
                 <w:webHidden/>
               </w:rPr>
-              <w:t>15</w:t>
+              <w:t>14</w:t>
             </w:r>
             <w:r>
               <w:rPr>
@@ -1606,7 +1606,7 @@
               <w:lang w:eastAsia="es-CL"/>
             </w:rPr>
           </w:pPr>
-          <w:hyperlink w:anchor="_Toc242654923" w:history="1">
+          <w:hyperlink w:anchor="_Toc242959599" w:history="1">
             <w:r>
               <w:rPr>
                 <w:rStyle w:val="Hipervnculo"/>
@@ -1634,7 +1634,7 @@
                 <w:noProof/>
                 <w:webHidden/>
               </w:rPr>
-              <w:instrText xml:space="preserve"> PAGEREF _Toc242654923 \h </w:instrText>
+              <w:instrText xml:space="preserve"> PAGEREF _Toc242959599 \h </w:instrText>
             </w:r>
             <w:r>
               <w:rPr>
@@ -1654,7 +1654,7 @@
                 <w:noProof/>
                 <w:webHidden/>
               </w:rPr>
-              <w:t>16</w:t>
+              <w:t>15</w:t>
             </w:r>
             <w:r>
               <w:rPr>
@@ -1677,7 +1677,7 @@
               <w:lang w:eastAsia="es-CL"/>
             </w:rPr>
           </w:pPr>
-          <w:hyperlink w:anchor="_Toc242654924" w:history="1">
+          <w:hyperlink w:anchor="_Toc242959600" w:history="1">
             <w:r>
               <w:rPr>
                 <w:rStyle w:val="Hipervnculo"/>
@@ -1705,7 +1705,7 @@
                 <w:noProof/>
                 <w:webHidden/>
               </w:rPr>
-              <w:instrText xml:space="preserve"> PAGEREF _Toc242654924 \h </w:instrText>
+              <w:instrText xml:space="preserve"> PAGEREF _Toc242959600 \h </w:instrText>
             </w:r>
             <w:r>
               <w:rPr>
@@ -1725,7 +1725,7 @@
                 <w:noProof/>
                 <w:webHidden/>
               </w:rPr>
-              <w:t>16</w:t>
+              <w:t>15</w:t>
             </w:r>
             <w:r>
               <w:rPr>
@@ -1748,7 +1748,7 @@
               <w:lang w:eastAsia="es-CL"/>
             </w:rPr>
           </w:pPr>
-          <w:hyperlink w:anchor="_Toc242654925" w:history="1">
+          <w:hyperlink w:anchor="_Toc242959601" w:history="1">
             <w:r>
               <w:rPr>
                 <w:rStyle w:val="Hipervnculo"/>
@@ -1776,7 +1776,7 @@
                 <w:noProof/>
                 <w:webHidden/>
               </w:rPr>
-              <w:instrText xml:space="preserve"> PAGEREF _Toc242654925 \h </w:instrText>
+              <w:instrText xml:space="preserve"> PAGEREF _Toc242959601 \h </w:instrText>
             </w:r>
             <w:r>
               <w:rPr>
@@ -1797,6 +1797,78 @@
                 <w:webHidden/>
               </w:rPr>
               <w:t>16</w:t>
+            </w:r>
+            <w:r>
+              <w:rPr>
+                <w:noProof/>
+                <w:webHidden/>
+              </w:rPr>
+              <w:fldChar w:fldCharType="end"/>
+            </w:r>
+          </w:hyperlink>
+        </w:p>
+        <w:p>
+          <w:pPr>
+            <w:pStyle w:val="TDC1"/>
+            <w:tabs>
+              <w:tab w:val="right" w:leader="dot" w:pos="8828"/>
+            </w:tabs>
+            <w:rPr>
+              <w:rFonts w:eastAsiaTheme="minorEastAsia"/>
+              <w:noProof/>
+              <w:lang w:eastAsia="es-CL"/>
+            </w:rPr>
+          </w:pPr>
+          <w:hyperlink w:anchor="_Toc242959602" w:history="1">
+            <w:r>
+              <w:rPr>
+                <w:rStyle w:val="Hipervnculo"/>
+                <w:rFonts w:ascii="Calibri" w:hAnsi="Calibri"/>
+                <w:b/>
+                <w:noProof/>
+              </w:rPr>
+              <w:t>16. Resultado de ejecución del Sprint</w:t>
+            </w:r>
+            <w:r>
+              <w:rPr>
+                <w:noProof/>
+                <w:webHidden/>
+              </w:rPr>
+              <w:tab/>
+            </w:r>
+            <w:r>
+              <w:rPr>
+                <w:noProof/>
+                <w:webHidden/>
+              </w:rPr>
+              <w:fldChar w:fldCharType="begin"/>
+            </w:r>
+            <w:r>
+              <w:rPr>
+                <w:noProof/>
+                <w:webHidden/>
+              </w:rPr>
+              <w:instrText xml:space="preserve"> PAGEREF _Toc242959602 \h </w:instrText>
+            </w:r>
+            <w:r>
+              <w:rPr>
+                <w:noProof/>
+                <w:webHidden/>
+              </w:rPr>
+            </w:r>
+            <w:r>
+              <w:rPr>
+                <w:noProof/>
+                <w:webHidden/>
+              </w:rPr>
+              <w:fldChar w:fldCharType="separate"/>
+            </w:r>
+            <w:r>
+              <w:rPr>
+                <w:noProof/>
+                <w:webHidden/>
+              </w:rPr>
+              <w:t>17</w:t>
             </w:r>
             <w:r>
               <w:rPr>
@@ -1830,7 +1902,7 @@
           <w:rFonts w:ascii="Calibri" w:hAnsi="Calibri" w:cs="Calibri"/>
         </w:rPr>
       </w:pPr>
-      <w:bookmarkStart w:id="0" w:name="_Toc242654905"/>
+      <w:bookmarkStart w:id="0" w:name="_Toc242959581"/>
       <w:r>
         <w:rPr>
           <w:rFonts w:ascii="Calibri" w:hAnsi="Calibri" w:cs="Calibri"/>
@@ -1990,7 +2062,7 @@
           <w:rFonts w:ascii="Calibri" w:hAnsi="Calibri" w:cs="Calibri"/>
         </w:rPr>
       </w:pPr>
-      <w:bookmarkStart w:id="1" w:name="_Toc242654906"/>
+      <w:bookmarkStart w:id="1" w:name="_Toc242959582"/>
       <w:r>
         <w:rPr>
           <w:rFonts w:ascii="Calibri" w:hAnsi="Calibri" w:cs="Calibri"/>
@@ -2090,7 +2162,7 @@
           <w:noProof/>
         </w:rPr>
         <w:drawing>
-          <wp:inline distT="0" distB="0" distL="0" distR="0" wp14:anchorId="51866663" wp14:editId="705851E0">
+          <wp:inline distT="0" distB="0" distL="0" distR="0" wp14:anchorId="51866663" wp14:editId="262A1757">
             <wp:extent cx="5600700" cy="2362200"/>
             <wp:effectExtent l="0" t="0" r="0" b="0"/>
             <wp:docPr id="1054770424" name="Picture 1"/>
@@ -2175,7 +2247,7 @@
           <w:rFonts w:ascii="Calibri" w:hAnsi="Calibri" w:cs="Calibri"/>
         </w:rPr>
       </w:pPr>
-      <w:bookmarkStart w:id="2" w:name="_Toc242654907"/>
+      <w:bookmarkStart w:id="2" w:name="_Toc242959583"/>
       <w:r>
         <w:rPr>
           <w:rFonts w:ascii="Calibri" w:hAnsi="Calibri" w:cs="Calibri"/>
@@ -2242,7 +2314,7 @@
           <w:lang w:val="en-US"/>
         </w:rPr>
       </w:pPr>
-      <w:bookmarkStart w:id="3" w:name="_Toc242654908"/>
+      <w:bookmarkStart w:id="3" w:name="_Toc242959584"/>
       <w:r>
         <w:rPr>
           <w:rFonts w:ascii="Calibri" w:hAnsi="Calibri" w:cs="Calibri"/>
@@ -3288,7 +3360,7 @@
           <w:rFonts w:ascii="Calibri" w:hAnsi="Calibri" w:cs="Calibri"/>
         </w:rPr>
       </w:pPr>
-      <w:bookmarkStart w:id="4" w:name="_Toc242654909"/>
+      <w:bookmarkStart w:id="4" w:name="_Toc242959585"/>
       <w:r>
         <w:rPr>
           <w:rFonts w:ascii="Calibri" w:hAnsi="Calibri" w:cs="Calibri"/>
@@ -3305,7 +3377,7 @@
           <w:rFonts w:ascii="Calibri" w:hAnsi="Calibri" w:cs="Calibri"/>
         </w:rPr>
       </w:pPr>
-      <w:bookmarkStart w:id="5" w:name="_Toc242654910"/>
+      <w:bookmarkStart w:id="5" w:name="_Toc242959586"/>
       <w:r>
         <w:rPr>
           <w:rFonts w:ascii="Calibri" w:hAnsi="Calibri" w:cs="Calibri"/>
@@ -3573,7 +3645,7 @@
           <w:rFonts w:ascii="Calibri" w:hAnsi="Calibri" w:cs="Calibri"/>
         </w:rPr>
       </w:pPr>
-      <w:bookmarkStart w:id="6" w:name="_Toc242654911"/>
+      <w:bookmarkStart w:id="6" w:name="_Toc242959587"/>
       <w:r>
         <w:rPr>
           <w:rFonts w:ascii="Calibri" w:hAnsi="Calibri" w:cs="Calibri"/>
@@ -3840,7 +3912,7 @@
           <w:rFonts w:ascii="Calibri" w:hAnsi="Calibri" w:cs="Calibri"/>
         </w:rPr>
       </w:pPr>
-      <w:bookmarkStart w:id="7" w:name="_Toc242654912"/>
+      <w:bookmarkStart w:id="7" w:name="_Toc242959588"/>
       <w:r>
         <w:rPr>
           <w:rFonts w:ascii="Calibri" w:hAnsi="Calibri" w:cs="Calibri"/>
@@ -4062,11 +4134,12 @@
           <w:rFonts w:ascii="Calibri" w:hAnsi="Calibri" w:cs="Calibri"/>
         </w:rPr>
       </w:pPr>
-      <w:bookmarkStart w:id="8" w:name="_Toc242654913"/>
-      <w:r>
-        <w:rPr>
-          <w:rFonts w:ascii="Calibri" w:hAnsi="Calibri" w:cs="Calibri"/>
-        </w:rPr>
+      <w:bookmarkStart w:id="8" w:name="_Toc242959589"/>
+      <w:r>
+        <w:rPr>
+          <w:rFonts w:ascii="Calibri" w:hAnsi="Calibri" w:cs="Calibri"/>
+        </w:rPr>
+        <w:lastRenderedPageBreak/>
         <w:t>PB-35 – Registrar pausas por inactividad</w:t>
       </w:r>
       <w:bookmarkEnd w:id="8"/>
@@ -4328,7 +4401,7 @@
           <w:rFonts w:ascii="Calibri" w:hAnsi="Calibri" w:cs="Calibri"/>
         </w:rPr>
       </w:pPr>
-      <w:bookmarkStart w:id="9" w:name="_Toc242654914"/>
+      <w:bookmarkStart w:id="9" w:name="_Toc242959590"/>
       <w:r>
         <w:rPr>
           <w:rFonts w:ascii="Calibri" w:hAnsi="Calibri" w:cs="Calibri"/>
@@ -4521,6 +4594,7 @@
           <w:sz w:val="22"/>
           <w:szCs w:val="22"/>
         </w:rPr>
+        <w:lastRenderedPageBreak/>
         <w:t>Al iniciar sesión en otro computador se accede a la misma información de la cuenta.</w:t>
       </w:r>
     </w:p>
@@ -4576,7 +4650,7 @@
           <w:rFonts w:ascii="Calibri" w:hAnsi="Calibri" w:cs="Calibri"/>
         </w:rPr>
       </w:pPr>
-      <w:bookmarkStart w:id="10" w:name="_Toc242654915"/>
+      <w:bookmarkStart w:id="10" w:name="_Toc242959591"/>
       <w:r>
         <w:rPr>
           <w:rFonts w:ascii="Calibri" w:hAnsi="Calibri" w:cs="Calibri"/>
@@ -4812,7 +4886,7 @@
           <w:rFonts w:ascii="Calibri" w:hAnsi="Calibri" w:cs="Calibri"/>
         </w:rPr>
       </w:pPr>
-      <w:bookmarkStart w:id="11" w:name="_Toc242654916"/>
+      <w:bookmarkStart w:id="11" w:name="_Toc242959592"/>
       <w:r>
         <w:rPr>
           <w:rFonts w:ascii="Calibri" w:hAnsi="Calibri" w:cs="Calibri"/>
@@ -4873,7 +4947,7 @@
           </w:tcPr>
           <w:p>
             <w:pPr>
-              <w:spacing w:after="40"/>
+              <w:spacing w:after="0"/>
               <w:rPr>
                 <w:rFonts w:ascii="Calibri" w:hAnsi="Calibri" w:cs="Calibri"/>
                 <w:sz w:val="22"/>
@@ -4885,7 +4959,7 @@
                 <w:rFonts w:ascii="Calibri" w:hAnsi="Calibri" w:cs="Calibri"/>
                 <w:b/>
                 <w:bCs/>
-                <w:sz w:val="22"/>
+                <w:sz w:val="20"/>
                 <w:szCs w:val="22"/>
               </w:rPr>
               <w:t>ID</w:t>
@@ -4899,7 +4973,7 @@
           </w:tcPr>
           <w:p>
             <w:pPr>
-              <w:spacing w:after="40"/>
+              <w:spacing w:after="0"/>
               <w:rPr>
                 <w:rFonts w:ascii="Calibri" w:hAnsi="Calibri" w:cs="Calibri"/>
                 <w:sz w:val="22"/>
@@ -4911,7 +4985,7 @@
                 <w:rFonts w:ascii="Calibri" w:hAnsi="Calibri" w:cs="Calibri"/>
                 <w:b/>
                 <w:bCs/>
-                <w:sz w:val="22"/>
+                <w:sz w:val="20"/>
                 <w:szCs w:val="22"/>
               </w:rPr>
               <w:t>PB asociado</w:t>
@@ -4925,7 +4999,7 @@
           </w:tcPr>
           <w:p>
             <w:pPr>
-              <w:spacing w:after="40"/>
+              <w:spacing w:after="0"/>
               <w:rPr>
                 <w:rFonts w:ascii="Calibri" w:hAnsi="Calibri" w:cs="Calibri"/>
                 <w:sz w:val="22"/>
@@ -4937,7 +5011,7 @@
                 <w:rFonts w:ascii="Calibri" w:hAnsi="Calibri" w:cs="Calibri"/>
                 <w:b/>
                 <w:bCs/>
-                <w:sz w:val="22"/>
+                <w:sz w:val="20"/>
                 <w:szCs w:val="22"/>
               </w:rPr>
               <w:t>Tarea</w:t>
@@ -4951,7 +5025,7 @@
           </w:tcPr>
           <w:p>
             <w:pPr>
-              <w:spacing w:after="40"/>
+              <w:spacing w:after="0"/>
               <w:rPr>
                 <w:rFonts w:ascii="Calibri" w:hAnsi="Calibri" w:cs="Calibri"/>
                 <w:sz w:val="22"/>
@@ -4963,7 +5037,7 @@
                 <w:rFonts w:ascii="Calibri" w:hAnsi="Calibri" w:cs="Calibri"/>
                 <w:b/>
                 <w:bCs/>
-                <w:sz w:val="22"/>
+                <w:sz w:val="20"/>
                 <w:szCs w:val="22"/>
               </w:rPr>
               <w:t>Descripción</w:t>
@@ -4977,7 +5051,7 @@
           </w:tcPr>
           <w:p>
             <w:pPr>
-              <w:spacing w:after="40"/>
+              <w:spacing w:after="0"/>
               <w:rPr>
                 <w:rFonts w:ascii="Calibri" w:hAnsi="Calibri" w:cs="Calibri"/>
                 <w:sz w:val="22"/>
@@ -4989,7 +5063,7 @@
                 <w:rFonts w:ascii="Calibri" w:hAnsi="Calibri" w:cs="Calibri"/>
                 <w:b/>
                 <w:bCs/>
-                <w:sz w:val="22"/>
+                <w:sz w:val="20"/>
                 <w:szCs w:val="22"/>
               </w:rPr>
               <w:t>Prioridad</w:t>
@@ -5007,17 +5081,17 @@
           </w:tcPr>
           <w:p>
             <w:pPr>
-              <w:spacing w:after="40"/>
-              <w:rPr>
-                <w:rFonts w:ascii="Calibri" w:hAnsi="Calibri" w:cs="Calibri"/>
-                <w:sz w:val="22"/>
-                <w:szCs w:val="22"/>
-              </w:rPr>
-            </w:pPr>
-            <w:r>
-              <w:rPr>
-                <w:rFonts w:ascii="Calibri" w:hAnsi="Calibri" w:cs="Calibri"/>
-                <w:sz w:val="22"/>
+              <w:spacing w:after="0"/>
+              <w:rPr>
+                <w:rFonts w:ascii="Calibri" w:hAnsi="Calibri" w:cs="Calibri"/>
+                <w:sz w:val="22"/>
+                <w:szCs w:val="22"/>
+              </w:rPr>
+            </w:pPr>
+            <w:r>
+              <w:rPr>
+                <w:rFonts w:ascii="Calibri" w:hAnsi="Calibri" w:cs="Calibri"/>
+                <w:sz w:val="20"/>
                 <w:szCs w:val="22"/>
               </w:rPr>
               <w:t>SB02-T01</w:t>
@@ -5030,17 +5104,17 @@
           </w:tcPr>
           <w:p>
             <w:pPr>
-              <w:spacing w:after="40"/>
-              <w:rPr>
-                <w:rFonts w:ascii="Calibri" w:hAnsi="Calibri" w:cs="Calibri"/>
-                <w:sz w:val="22"/>
-                <w:szCs w:val="22"/>
-              </w:rPr>
-            </w:pPr>
-            <w:r>
-              <w:rPr>
-                <w:rFonts w:ascii="Calibri" w:hAnsi="Calibri" w:cs="Calibri"/>
-                <w:sz w:val="22"/>
+              <w:spacing w:after="0"/>
+              <w:rPr>
+                <w:rFonts w:ascii="Calibri" w:hAnsi="Calibri" w:cs="Calibri"/>
+                <w:sz w:val="22"/>
+                <w:szCs w:val="22"/>
+              </w:rPr>
+            </w:pPr>
+            <w:r>
+              <w:rPr>
+                <w:rFonts w:ascii="Calibri" w:hAnsi="Calibri" w:cs="Calibri"/>
+                <w:sz w:val="20"/>
                 <w:szCs w:val="22"/>
               </w:rPr>
               <w:t>PB-32</w:t>
@@ -5053,17 +5127,17 @@
           </w:tcPr>
           <w:p>
             <w:pPr>
-              <w:spacing w:after="40"/>
-              <w:rPr>
-                <w:rFonts w:ascii="Calibri" w:hAnsi="Calibri" w:cs="Calibri"/>
-                <w:sz w:val="22"/>
-                <w:szCs w:val="22"/>
-              </w:rPr>
-            </w:pPr>
-            <w:r>
-              <w:rPr>
-                <w:rFonts w:ascii="Calibri" w:hAnsi="Calibri" w:cs="Calibri"/>
-                <w:sz w:val="22"/>
+              <w:spacing w:after="0"/>
+              <w:rPr>
+                <w:rFonts w:ascii="Calibri" w:hAnsi="Calibri" w:cs="Calibri"/>
+                <w:sz w:val="22"/>
+                <w:szCs w:val="22"/>
+              </w:rPr>
+            </w:pPr>
+            <w:r>
+              <w:rPr>
+                <w:rFonts w:ascii="Calibri" w:hAnsi="Calibri" w:cs="Calibri"/>
+                <w:sz w:val="20"/>
                 <w:szCs w:val="22"/>
               </w:rPr>
               <w:t>Analizar el modelo de datos</w:t>
@@ -5076,17 +5150,17 @@
           </w:tcPr>
           <w:p>
             <w:pPr>
-              <w:spacing w:after="40"/>
-              <w:rPr>
-                <w:rFonts w:ascii="Calibri" w:hAnsi="Calibri" w:cs="Calibri"/>
-                <w:sz w:val="22"/>
-                <w:szCs w:val="22"/>
-              </w:rPr>
-            </w:pPr>
-            <w:r>
-              <w:rPr>
-                <w:rFonts w:ascii="Calibri" w:hAnsi="Calibri" w:cs="Calibri"/>
-                <w:sz w:val="22"/>
+              <w:spacing w:after="0"/>
+              <w:rPr>
+                <w:rFonts w:ascii="Calibri" w:hAnsi="Calibri" w:cs="Calibri"/>
+                <w:sz w:val="22"/>
+                <w:szCs w:val="22"/>
+              </w:rPr>
+            </w:pPr>
+            <w:r>
+              <w:rPr>
+                <w:rFonts w:ascii="Calibri" w:hAnsi="Calibri" w:cs="Calibri"/>
+                <w:sz w:val="20"/>
                 <w:szCs w:val="22"/>
               </w:rPr>
               <w:t>Revisar las tablas, campos, restricciones y relaciones definidas en el Product Backlog.</w:t>
@@ -5099,17 +5173,17 @@
           </w:tcPr>
           <w:p>
             <w:pPr>
-              <w:spacing w:after="40"/>
-              <w:rPr>
-                <w:rFonts w:ascii="Calibri" w:hAnsi="Calibri" w:cs="Calibri"/>
-                <w:sz w:val="22"/>
-                <w:szCs w:val="22"/>
-              </w:rPr>
-            </w:pPr>
-            <w:r>
-              <w:rPr>
-                <w:rFonts w:ascii="Calibri" w:hAnsi="Calibri" w:cs="Calibri"/>
-                <w:sz w:val="22"/>
+              <w:spacing w:after="0"/>
+              <w:rPr>
+                <w:rFonts w:ascii="Calibri" w:hAnsi="Calibri" w:cs="Calibri"/>
+                <w:sz w:val="22"/>
+                <w:szCs w:val="22"/>
+              </w:rPr>
+            </w:pPr>
+            <w:r>
+              <w:rPr>
+                <w:rFonts w:ascii="Calibri" w:hAnsi="Calibri" w:cs="Calibri"/>
+                <w:sz w:val="20"/>
                 <w:szCs w:val="22"/>
               </w:rPr>
               <w:t>Alta</w:t>
@@ -5127,17 +5201,17 @@
           </w:tcPr>
           <w:p>
             <w:pPr>
-              <w:spacing w:after="40"/>
-              <w:rPr>
-                <w:rFonts w:ascii="Calibri" w:hAnsi="Calibri" w:cs="Calibri"/>
-                <w:sz w:val="22"/>
-                <w:szCs w:val="22"/>
-              </w:rPr>
-            </w:pPr>
-            <w:r>
-              <w:rPr>
-                <w:rFonts w:ascii="Calibri" w:hAnsi="Calibri" w:cs="Calibri"/>
-                <w:sz w:val="22"/>
+              <w:spacing w:after="0"/>
+              <w:rPr>
+                <w:rFonts w:ascii="Calibri" w:hAnsi="Calibri" w:cs="Calibri"/>
+                <w:sz w:val="22"/>
+                <w:szCs w:val="22"/>
+              </w:rPr>
+            </w:pPr>
+            <w:r>
+              <w:rPr>
+                <w:rFonts w:ascii="Calibri" w:hAnsi="Calibri" w:cs="Calibri"/>
+                <w:sz w:val="20"/>
                 <w:szCs w:val="22"/>
               </w:rPr>
               <w:t>SB02-T02</w:t>
@@ -5150,17 +5224,17 @@
           </w:tcPr>
           <w:p>
             <w:pPr>
-              <w:spacing w:after="40"/>
-              <w:rPr>
-                <w:rFonts w:ascii="Calibri" w:hAnsi="Calibri" w:cs="Calibri"/>
-                <w:sz w:val="22"/>
-                <w:szCs w:val="22"/>
-              </w:rPr>
-            </w:pPr>
-            <w:r>
-              <w:rPr>
-                <w:rFonts w:ascii="Calibri" w:hAnsi="Calibri" w:cs="Calibri"/>
-                <w:sz w:val="22"/>
+              <w:spacing w:after="0"/>
+              <w:rPr>
+                <w:rFonts w:ascii="Calibri" w:hAnsi="Calibri" w:cs="Calibri"/>
+                <w:sz w:val="22"/>
+                <w:szCs w:val="22"/>
+              </w:rPr>
+            </w:pPr>
+            <w:r>
+              <w:rPr>
+                <w:rFonts w:ascii="Calibri" w:hAnsi="Calibri" w:cs="Calibri"/>
+                <w:sz w:val="20"/>
                 <w:szCs w:val="22"/>
               </w:rPr>
               <w:t>PB-32</w:t>
@@ -5173,17 +5247,17 @@
           </w:tcPr>
           <w:p>
             <w:pPr>
-              <w:spacing w:after="40"/>
-              <w:rPr>
-                <w:rFonts w:ascii="Calibri" w:hAnsi="Calibri" w:cs="Calibri"/>
-                <w:sz w:val="22"/>
-                <w:szCs w:val="22"/>
-              </w:rPr>
-            </w:pPr>
-            <w:r>
-              <w:rPr>
-                <w:rFonts w:ascii="Calibri" w:hAnsi="Calibri" w:cs="Calibri"/>
-                <w:sz w:val="22"/>
+              <w:spacing w:after="0"/>
+              <w:rPr>
+                <w:rFonts w:ascii="Calibri" w:hAnsi="Calibri" w:cs="Calibri"/>
+                <w:sz w:val="22"/>
+                <w:szCs w:val="22"/>
+              </w:rPr>
+            </w:pPr>
+            <w:r>
+              <w:rPr>
+                <w:rFonts w:ascii="Calibri" w:hAnsi="Calibri" w:cs="Calibri"/>
+                <w:sz w:val="20"/>
                 <w:szCs w:val="22"/>
               </w:rPr>
               <w:t>Preparar el contenedor de la base de datos</w:t>
@@ -5196,17 +5270,17 @@
           </w:tcPr>
           <w:p>
             <w:pPr>
-              <w:spacing w:after="40"/>
-              <w:rPr>
-                <w:rFonts w:ascii="Calibri" w:hAnsi="Calibri" w:cs="Calibri"/>
-                <w:sz w:val="22"/>
-                <w:szCs w:val="22"/>
-              </w:rPr>
-            </w:pPr>
-            <w:r>
-              <w:rPr>
-                <w:rFonts w:ascii="Calibri" w:hAnsi="Calibri" w:cs="Calibri"/>
-                <w:sz w:val="22"/>
+              <w:spacing w:after="0"/>
+              <w:rPr>
+                <w:rFonts w:ascii="Calibri" w:hAnsi="Calibri" w:cs="Calibri"/>
+                <w:sz w:val="22"/>
+                <w:szCs w:val="22"/>
+              </w:rPr>
+            </w:pPr>
+            <w:r>
+              <w:rPr>
+                <w:rFonts w:ascii="Calibri" w:hAnsi="Calibri" w:cs="Calibri"/>
+                <w:sz w:val="20"/>
                 <w:szCs w:val="22"/>
               </w:rPr>
               <w:t>Configurar PostgreSQL en un contenedor Docker para el servidor de ErgoSense.</w:t>
@@ -5219,17 +5293,17 @@
           </w:tcPr>
           <w:p>
             <w:pPr>
-              <w:spacing w:after="40"/>
-              <w:rPr>
-                <w:rFonts w:ascii="Calibri" w:hAnsi="Calibri" w:cs="Calibri"/>
-                <w:sz w:val="22"/>
-                <w:szCs w:val="22"/>
-              </w:rPr>
-            </w:pPr>
-            <w:r>
-              <w:rPr>
-                <w:rFonts w:ascii="Calibri" w:hAnsi="Calibri" w:cs="Calibri"/>
-                <w:sz w:val="22"/>
+              <w:spacing w:after="0"/>
+              <w:rPr>
+                <w:rFonts w:ascii="Calibri" w:hAnsi="Calibri" w:cs="Calibri"/>
+                <w:sz w:val="22"/>
+                <w:szCs w:val="22"/>
+              </w:rPr>
+            </w:pPr>
+            <w:r>
+              <w:rPr>
+                <w:rFonts w:ascii="Calibri" w:hAnsi="Calibri" w:cs="Calibri"/>
+                <w:sz w:val="20"/>
                 <w:szCs w:val="22"/>
               </w:rPr>
               <w:t>Alta</w:t>
@@ -5247,17 +5321,17 @@
           </w:tcPr>
           <w:p>
             <w:pPr>
-              <w:spacing w:after="40"/>
-              <w:rPr>
-                <w:rFonts w:ascii="Calibri" w:hAnsi="Calibri" w:cs="Calibri"/>
-                <w:sz w:val="22"/>
-                <w:szCs w:val="22"/>
-              </w:rPr>
-            </w:pPr>
-            <w:r>
-              <w:rPr>
-                <w:rFonts w:ascii="Calibri" w:hAnsi="Calibri" w:cs="Calibri"/>
-                <w:sz w:val="22"/>
+              <w:spacing w:after="0"/>
+              <w:rPr>
+                <w:rFonts w:ascii="Calibri" w:hAnsi="Calibri" w:cs="Calibri"/>
+                <w:sz w:val="22"/>
+                <w:szCs w:val="22"/>
+              </w:rPr>
+            </w:pPr>
+            <w:r>
+              <w:rPr>
+                <w:rFonts w:ascii="Calibri" w:hAnsi="Calibri" w:cs="Calibri"/>
+                <w:sz w:val="20"/>
                 <w:szCs w:val="22"/>
               </w:rPr>
               <w:t>SB02-T03</w:t>
@@ -5270,17 +5344,17 @@
           </w:tcPr>
           <w:p>
             <w:pPr>
-              <w:spacing w:after="40"/>
-              <w:rPr>
-                <w:rFonts w:ascii="Calibri" w:hAnsi="Calibri" w:cs="Calibri"/>
-                <w:sz w:val="22"/>
-                <w:szCs w:val="22"/>
-              </w:rPr>
-            </w:pPr>
-            <w:r>
-              <w:rPr>
-                <w:rFonts w:ascii="Calibri" w:hAnsi="Calibri" w:cs="Calibri"/>
-                <w:sz w:val="22"/>
+              <w:spacing w:after="0"/>
+              <w:rPr>
+                <w:rFonts w:ascii="Calibri" w:hAnsi="Calibri" w:cs="Calibri"/>
+                <w:sz w:val="22"/>
+                <w:szCs w:val="22"/>
+              </w:rPr>
+            </w:pPr>
+            <w:r>
+              <w:rPr>
+                <w:rFonts w:ascii="Calibri" w:hAnsi="Calibri" w:cs="Calibri"/>
+                <w:sz w:val="20"/>
                 <w:szCs w:val="22"/>
               </w:rPr>
               <w:t>PB-32</w:t>
@@ -5293,17 +5367,17 @@
           </w:tcPr>
           <w:p>
             <w:pPr>
-              <w:spacing w:after="40"/>
-              <w:rPr>
-                <w:rFonts w:ascii="Calibri" w:hAnsi="Calibri" w:cs="Calibri"/>
-                <w:sz w:val="22"/>
-                <w:szCs w:val="22"/>
-              </w:rPr>
-            </w:pPr>
-            <w:r>
-              <w:rPr>
-                <w:rFonts w:ascii="Calibri" w:hAnsi="Calibri" w:cs="Calibri"/>
-                <w:sz w:val="22"/>
+              <w:spacing w:after="0"/>
+              <w:rPr>
+                <w:rFonts w:ascii="Calibri" w:hAnsi="Calibri" w:cs="Calibri"/>
+                <w:sz w:val="22"/>
+                <w:szCs w:val="22"/>
+              </w:rPr>
+            </w:pPr>
+            <w:r>
+              <w:rPr>
+                <w:rFonts w:ascii="Calibri" w:hAnsi="Calibri" w:cs="Calibri"/>
+                <w:sz w:val="20"/>
                 <w:szCs w:val="22"/>
               </w:rPr>
               <w:t>Crear tablas de usuario y configuración</w:t>
@@ -5316,17 +5390,17 @@
           </w:tcPr>
           <w:p>
             <w:pPr>
-              <w:spacing w:after="40"/>
-              <w:rPr>
-                <w:rFonts w:ascii="Calibri" w:hAnsi="Calibri" w:cs="Calibri"/>
-                <w:sz w:val="22"/>
-                <w:szCs w:val="22"/>
-              </w:rPr>
-            </w:pPr>
-            <w:r>
-              <w:rPr>
-                <w:rFonts w:ascii="Calibri" w:hAnsi="Calibri" w:cs="Calibri"/>
-                <w:sz w:val="22"/>
+              <w:spacing w:after="0"/>
+              <w:rPr>
+                <w:rFonts w:ascii="Calibri" w:hAnsi="Calibri" w:cs="Calibri"/>
+                <w:sz w:val="22"/>
+                <w:szCs w:val="22"/>
+              </w:rPr>
+            </w:pPr>
+            <w:r>
+              <w:rPr>
+                <w:rFonts w:ascii="Calibri" w:hAnsi="Calibri" w:cs="Calibri"/>
+                <w:sz w:val="20"/>
                 <w:szCs w:val="22"/>
               </w:rPr>
               <w:t>Implementar users y settings con sus restricciones y valores por defecto.</w:t>
@@ -5339,17 +5413,17 @@
           </w:tcPr>
           <w:p>
             <w:pPr>
-              <w:spacing w:after="40"/>
-              <w:rPr>
-                <w:rFonts w:ascii="Calibri" w:hAnsi="Calibri" w:cs="Calibri"/>
-                <w:sz w:val="22"/>
-                <w:szCs w:val="22"/>
-              </w:rPr>
-            </w:pPr>
-            <w:r>
-              <w:rPr>
-                <w:rFonts w:ascii="Calibri" w:hAnsi="Calibri" w:cs="Calibri"/>
-                <w:sz w:val="22"/>
+              <w:spacing w:after="0"/>
+              <w:rPr>
+                <w:rFonts w:ascii="Calibri" w:hAnsi="Calibri" w:cs="Calibri"/>
+                <w:sz w:val="22"/>
+                <w:szCs w:val="22"/>
+              </w:rPr>
+            </w:pPr>
+            <w:r>
+              <w:rPr>
+                <w:rFonts w:ascii="Calibri" w:hAnsi="Calibri" w:cs="Calibri"/>
+                <w:sz w:val="20"/>
                 <w:szCs w:val="22"/>
               </w:rPr>
               <w:t>Alta</w:t>
@@ -5367,17 +5441,17 @@
           </w:tcPr>
           <w:p>
             <w:pPr>
-              <w:spacing w:after="40"/>
-              <w:rPr>
-                <w:rFonts w:ascii="Calibri" w:hAnsi="Calibri" w:cs="Calibri"/>
-                <w:sz w:val="22"/>
-                <w:szCs w:val="22"/>
-              </w:rPr>
-            </w:pPr>
-            <w:r>
-              <w:rPr>
-                <w:rFonts w:ascii="Calibri" w:hAnsi="Calibri" w:cs="Calibri"/>
-                <w:sz w:val="22"/>
+              <w:spacing w:after="0"/>
+              <w:rPr>
+                <w:rFonts w:ascii="Calibri" w:hAnsi="Calibri" w:cs="Calibri"/>
+                <w:sz w:val="22"/>
+                <w:szCs w:val="22"/>
+              </w:rPr>
+            </w:pPr>
+            <w:r>
+              <w:rPr>
+                <w:rFonts w:ascii="Calibri" w:hAnsi="Calibri" w:cs="Calibri"/>
+                <w:sz w:val="20"/>
                 <w:szCs w:val="22"/>
               </w:rPr>
               <w:t>SB02-T04</w:t>
@@ -5390,17 +5464,17 @@
           </w:tcPr>
           <w:p>
             <w:pPr>
-              <w:spacing w:after="40"/>
-              <w:rPr>
-                <w:rFonts w:ascii="Calibri" w:hAnsi="Calibri" w:cs="Calibri"/>
-                <w:sz w:val="22"/>
-                <w:szCs w:val="22"/>
-              </w:rPr>
-            </w:pPr>
-            <w:r>
-              <w:rPr>
-                <w:rFonts w:ascii="Calibri" w:hAnsi="Calibri" w:cs="Calibri"/>
-                <w:sz w:val="22"/>
+              <w:spacing w:after="0"/>
+              <w:rPr>
+                <w:rFonts w:ascii="Calibri" w:hAnsi="Calibri" w:cs="Calibri"/>
+                <w:sz w:val="22"/>
+                <w:szCs w:val="22"/>
+              </w:rPr>
+            </w:pPr>
+            <w:r>
+              <w:rPr>
+                <w:rFonts w:ascii="Calibri" w:hAnsi="Calibri" w:cs="Calibri"/>
+                <w:sz w:val="20"/>
                 <w:szCs w:val="22"/>
               </w:rPr>
               <w:t>PB-32</w:t>
@@ -5413,17 +5487,17 @@
           </w:tcPr>
           <w:p>
             <w:pPr>
-              <w:spacing w:after="40"/>
-              <w:rPr>
-                <w:rFonts w:ascii="Calibri" w:hAnsi="Calibri" w:cs="Calibri"/>
-                <w:sz w:val="22"/>
-                <w:szCs w:val="22"/>
-              </w:rPr>
-            </w:pPr>
-            <w:r>
-              <w:rPr>
-                <w:rFonts w:ascii="Calibri" w:hAnsi="Calibri" w:cs="Calibri"/>
-                <w:sz w:val="22"/>
+              <w:spacing w:after="0"/>
+              <w:rPr>
+                <w:rFonts w:ascii="Calibri" w:hAnsi="Calibri" w:cs="Calibri"/>
+                <w:sz w:val="22"/>
+                <w:szCs w:val="22"/>
+              </w:rPr>
+            </w:pPr>
+            <w:r>
+              <w:rPr>
+                <w:rFonts w:ascii="Calibri" w:hAnsi="Calibri" w:cs="Calibri"/>
+                <w:sz w:val="20"/>
                 <w:szCs w:val="22"/>
               </w:rPr>
               <w:t>Crear tablas de sesiones y pausas</w:t>
@@ -5436,17 +5510,17 @@
           </w:tcPr>
           <w:p>
             <w:pPr>
-              <w:spacing w:after="40"/>
-              <w:rPr>
-                <w:rFonts w:ascii="Calibri" w:hAnsi="Calibri" w:cs="Calibri"/>
-                <w:sz w:val="22"/>
-                <w:szCs w:val="22"/>
-              </w:rPr>
-            </w:pPr>
-            <w:r>
-              <w:rPr>
-                <w:rFonts w:ascii="Calibri" w:hAnsi="Calibri" w:cs="Calibri"/>
-                <w:sz w:val="22"/>
+              <w:spacing w:after="0"/>
+              <w:rPr>
+                <w:rFonts w:ascii="Calibri" w:hAnsi="Calibri" w:cs="Calibri"/>
+                <w:sz w:val="22"/>
+                <w:szCs w:val="22"/>
+              </w:rPr>
+            </w:pPr>
+            <w:r>
+              <w:rPr>
+                <w:rFonts w:ascii="Calibri" w:hAnsi="Calibri" w:cs="Calibri"/>
+                <w:sz w:val="20"/>
                 <w:szCs w:val="22"/>
               </w:rPr>
               <w:t>Implementar usage_sessions y breaks con sus claves foráneas.</w:t>
@@ -5459,17 +5533,17 @@
           </w:tcPr>
           <w:p>
             <w:pPr>
-              <w:spacing w:after="40"/>
-              <w:rPr>
-                <w:rFonts w:ascii="Calibri" w:hAnsi="Calibri" w:cs="Calibri"/>
-                <w:sz w:val="22"/>
-                <w:szCs w:val="22"/>
-              </w:rPr>
-            </w:pPr>
-            <w:r>
-              <w:rPr>
-                <w:rFonts w:ascii="Calibri" w:hAnsi="Calibri" w:cs="Calibri"/>
-                <w:sz w:val="22"/>
+              <w:spacing w:after="0"/>
+              <w:rPr>
+                <w:rFonts w:ascii="Calibri" w:hAnsi="Calibri" w:cs="Calibri"/>
+                <w:sz w:val="22"/>
+                <w:szCs w:val="22"/>
+              </w:rPr>
+            </w:pPr>
+            <w:r>
+              <w:rPr>
+                <w:rFonts w:ascii="Calibri" w:hAnsi="Calibri" w:cs="Calibri"/>
+                <w:sz w:val="20"/>
                 <w:szCs w:val="22"/>
               </w:rPr>
               <w:t>Alta</w:t>
@@ -5487,17 +5561,17 @@
           </w:tcPr>
           <w:p>
             <w:pPr>
-              <w:spacing w:after="40"/>
-              <w:rPr>
-                <w:rFonts w:ascii="Calibri" w:hAnsi="Calibri" w:cs="Calibri"/>
-                <w:sz w:val="22"/>
-                <w:szCs w:val="22"/>
-              </w:rPr>
-            </w:pPr>
-            <w:r>
-              <w:rPr>
-                <w:rFonts w:ascii="Calibri" w:hAnsi="Calibri" w:cs="Calibri"/>
-                <w:sz w:val="22"/>
+              <w:spacing w:after="0"/>
+              <w:rPr>
+                <w:rFonts w:ascii="Calibri" w:hAnsi="Calibri" w:cs="Calibri"/>
+                <w:sz w:val="22"/>
+                <w:szCs w:val="22"/>
+              </w:rPr>
+            </w:pPr>
+            <w:r>
+              <w:rPr>
+                <w:rFonts w:ascii="Calibri" w:hAnsi="Calibri" w:cs="Calibri"/>
+                <w:sz w:val="20"/>
                 <w:szCs w:val="22"/>
               </w:rPr>
               <w:t>SB02-T05</w:t>
@@ -5510,17 +5584,17 @@
           </w:tcPr>
           <w:p>
             <w:pPr>
-              <w:spacing w:after="40"/>
-              <w:rPr>
-                <w:rFonts w:ascii="Calibri" w:hAnsi="Calibri" w:cs="Calibri"/>
-                <w:sz w:val="22"/>
-                <w:szCs w:val="22"/>
-              </w:rPr>
-            </w:pPr>
-            <w:r>
-              <w:rPr>
-                <w:rFonts w:ascii="Calibri" w:hAnsi="Calibri" w:cs="Calibri"/>
-                <w:sz w:val="22"/>
+              <w:spacing w:after="0"/>
+              <w:rPr>
+                <w:rFonts w:ascii="Calibri" w:hAnsi="Calibri" w:cs="Calibri"/>
+                <w:sz w:val="22"/>
+                <w:szCs w:val="22"/>
+              </w:rPr>
+            </w:pPr>
+            <w:r>
+              <w:rPr>
+                <w:rFonts w:ascii="Calibri" w:hAnsi="Calibri" w:cs="Calibri"/>
+                <w:sz w:val="20"/>
                 <w:szCs w:val="22"/>
               </w:rPr>
               <w:t>PB-32</w:t>
@@ -5533,17 +5607,17 @@
           </w:tcPr>
           <w:p>
             <w:pPr>
-              <w:spacing w:after="40"/>
-              <w:rPr>
-                <w:rFonts w:ascii="Calibri" w:hAnsi="Calibri" w:cs="Calibri"/>
-                <w:sz w:val="22"/>
-                <w:szCs w:val="22"/>
-              </w:rPr>
-            </w:pPr>
-            <w:r>
-              <w:rPr>
-                <w:rFonts w:ascii="Calibri" w:hAnsi="Calibri" w:cs="Calibri"/>
-                <w:sz w:val="22"/>
+              <w:spacing w:after="0"/>
+              <w:rPr>
+                <w:rFonts w:ascii="Calibri" w:hAnsi="Calibri" w:cs="Calibri"/>
+                <w:sz w:val="22"/>
+                <w:szCs w:val="22"/>
+              </w:rPr>
+            </w:pPr>
+            <w:r>
+              <w:rPr>
+                <w:rFonts w:ascii="Calibri" w:hAnsi="Calibri" w:cs="Calibri"/>
+                <w:sz w:val="20"/>
                 <w:szCs w:val="22"/>
               </w:rPr>
               <w:t>Crear tablas de macros y aplicaciones</w:t>
@@ -5556,17 +5630,17 @@
           </w:tcPr>
           <w:p>
             <w:pPr>
-              <w:spacing w:after="40"/>
-              <w:rPr>
-                <w:rFonts w:ascii="Calibri" w:hAnsi="Calibri" w:cs="Calibri"/>
-                <w:sz w:val="22"/>
-                <w:szCs w:val="22"/>
-              </w:rPr>
-            </w:pPr>
-            <w:r>
-              <w:rPr>
-                <w:rFonts w:ascii="Calibri" w:hAnsi="Calibri" w:cs="Calibri"/>
-                <w:sz w:val="22"/>
+              <w:spacing w:after="0"/>
+              <w:rPr>
+                <w:rFonts w:ascii="Calibri" w:hAnsi="Calibri" w:cs="Calibri"/>
+                <w:sz w:val="22"/>
+                <w:szCs w:val="22"/>
+              </w:rPr>
+            </w:pPr>
+            <w:r>
+              <w:rPr>
+                <w:rFonts w:ascii="Calibri" w:hAnsi="Calibri" w:cs="Calibri"/>
+                <w:sz w:val="20"/>
                 <w:szCs w:val="22"/>
               </w:rPr>
               <w:t>Implementar macros, macro_triggers, macro_actions y applications para dejar el modelo completo.</w:t>
@@ -5579,17 +5653,17 @@
           </w:tcPr>
           <w:p>
             <w:pPr>
-              <w:spacing w:after="40"/>
-              <w:rPr>
-                <w:rFonts w:ascii="Calibri" w:hAnsi="Calibri" w:cs="Calibri"/>
-                <w:sz w:val="22"/>
-                <w:szCs w:val="22"/>
-              </w:rPr>
-            </w:pPr>
-            <w:r>
-              <w:rPr>
-                <w:rFonts w:ascii="Calibri" w:hAnsi="Calibri" w:cs="Calibri"/>
-                <w:sz w:val="22"/>
+              <w:spacing w:after="0"/>
+              <w:rPr>
+                <w:rFonts w:ascii="Calibri" w:hAnsi="Calibri" w:cs="Calibri"/>
+                <w:sz w:val="22"/>
+                <w:szCs w:val="22"/>
+              </w:rPr>
+            </w:pPr>
+            <w:r>
+              <w:rPr>
+                <w:rFonts w:ascii="Calibri" w:hAnsi="Calibri" w:cs="Calibri"/>
+                <w:sz w:val="20"/>
                 <w:szCs w:val="22"/>
               </w:rPr>
               <w:t>Alta</w:t>
@@ -5607,19 +5681,20 @@
           </w:tcPr>
           <w:p>
             <w:pPr>
-              <w:spacing w:after="40"/>
-              <w:rPr>
-                <w:rFonts w:ascii="Calibri" w:hAnsi="Calibri" w:cs="Calibri"/>
-                <w:sz w:val="22"/>
-                <w:szCs w:val="22"/>
-              </w:rPr>
-            </w:pPr>
-            <w:r>
-              <w:rPr>
-                <w:rFonts w:ascii="Calibri" w:hAnsi="Calibri" w:cs="Calibri"/>
-                <w:sz w:val="22"/>
-                <w:szCs w:val="22"/>
-              </w:rPr>
+              <w:spacing w:after="0"/>
+              <w:rPr>
+                <w:rFonts w:ascii="Calibri" w:hAnsi="Calibri" w:cs="Calibri"/>
+                <w:sz w:val="22"/>
+                <w:szCs w:val="22"/>
+              </w:rPr>
+            </w:pPr>
+            <w:r>
+              <w:rPr>
+                <w:rFonts w:ascii="Calibri" w:hAnsi="Calibri" w:cs="Calibri"/>
+                <w:sz w:val="20"/>
+                <w:szCs w:val="22"/>
+              </w:rPr>
+              <w:lastRenderedPageBreak/>
               <w:t>SB02-T06</w:t>
             </w:r>
           </w:p>
@@ -5630,17 +5705,17 @@
           </w:tcPr>
           <w:p>
             <w:pPr>
-              <w:spacing w:after="40"/>
-              <w:rPr>
-                <w:rFonts w:ascii="Calibri" w:hAnsi="Calibri" w:cs="Calibri"/>
-                <w:sz w:val="22"/>
-                <w:szCs w:val="22"/>
-              </w:rPr>
-            </w:pPr>
-            <w:r>
-              <w:rPr>
-                <w:rFonts w:ascii="Calibri" w:hAnsi="Calibri" w:cs="Calibri"/>
-                <w:sz w:val="22"/>
+              <w:spacing w:after="0"/>
+              <w:rPr>
+                <w:rFonts w:ascii="Calibri" w:hAnsi="Calibri" w:cs="Calibri"/>
+                <w:sz w:val="22"/>
+                <w:szCs w:val="22"/>
+              </w:rPr>
+            </w:pPr>
+            <w:r>
+              <w:rPr>
+                <w:rFonts w:ascii="Calibri" w:hAnsi="Calibri" w:cs="Calibri"/>
+                <w:sz w:val="20"/>
                 <w:szCs w:val="22"/>
               </w:rPr>
               <w:t>PB-32</w:t>
@@ -5653,17 +5728,17 @@
           </w:tcPr>
           <w:p>
             <w:pPr>
-              <w:spacing w:after="40"/>
-              <w:rPr>
-                <w:rFonts w:ascii="Calibri" w:hAnsi="Calibri" w:cs="Calibri"/>
-                <w:sz w:val="22"/>
-                <w:szCs w:val="22"/>
-              </w:rPr>
-            </w:pPr>
-            <w:r>
-              <w:rPr>
-                <w:rFonts w:ascii="Calibri" w:hAnsi="Calibri" w:cs="Calibri"/>
-                <w:sz w:val="22"/>
+              <w:spacing w:after="0"/>
+              <w:rPr>
+                <w:rFonts w:ascii="Calibri" w:hAnsi="Calibri" w:cs="Calibri"/>
+                <w:sz w:val="22"/>
+                <w:szCs w:val="22"/>
+              </w:rPr>
+            </w:pPr>
+            <w:r>
+              <w:rPr>
+                <w:rFonts w:ascii="Calibri" w:hAnsi="Calibri" w:cs="Calibri"/>
+                <w:sz w:val="20"/>
                 <w:szCs w:val="22"/>
               </w:rPr>
               <w:t>Implementar inicialización</w:t>
@@ -5676,17 +5751,17 @@
           </w:tcPr>
           <w:p>
             <w:pPr>
-              <w:spacing w:after="40"/>
-              <w:rPr>
-                <w:rFonts w:ascii="Calibri" w:hAnsi="Calibri" w:cs="Calibri"/>
-                <w:sz w:val="22"/>
-                <w:szCs w:val="22"/>
-              </w:rPr>
-            </w:pPr>
-            <w:r>
-              <w:rPr>
-                <w:rFonts w:ascii="Calibri" w:hAnsi="Calibri" w:cs="Calibri"/>
-                <w:sz w:val="22"/>
+              <w:spacing w:after="0"/>
+              <w:rPr>
+                <w:rFonts w:ascii="Calibri" w:hAnsi="Calibri" w:cs="Calibri"/>
+                <w:sz w:val="22"/>
+                <w:szCs w:val="22"/>
+              </w:rPr>
+            </w:pPr>
+            <w:r>
+              <w:rPr>
+                <w:rFonts w:ascii="Calibri" w:hAnsi="Calibri" w:cs="Calibri"/>
+                <w:sz w:val="20"/>
                 <w:szCs w:val="22"/>
               </w:rPr>
               <w:t>Crear la base de datos en el primer inicio y reutilizarla en los siguientes sin perder información.</w:t>
@@ -5699,17 +5774,17 @@
           </w:tcPr>
           <w:p>
             <w:pPr>
-              <w:spacing w:after="40"/>
-              <w:rPr>
-                <w:rFonts w:ascii="Calibri" w:hAnsi="Calibri" w:cs="Calibri"/>
-                <w:sz w:val="22"/>
-                <w:szCs w:val="22"/>
-              </w:rPr>
-            </w:pPr>
-            <w:r>
-              <w:rPr>
-                <w:rFonts w:ascii="Calibri" w:hAnsi="Calibri" w:cs="Calibri"/>
-                <w:sz w:val="22"/>
+              <w:spacing w:after="0"/>
+              <w:rPr>
+                <w:rFonts w:ascii="Calibri" w:hAnsi="Calibri" w:cs="Calibri"/>
+                <w:sz w:val="22"/>
+                <w:szCs w:val="22"/>
+              </w:rPr>
+            </w:pPr>
+            <w:r>
+              <w:rPr>
+                <w:rFonts w:ascii="Calibri" w:hAnsi="Calibri" w:cs="Calibri"/>
+                <w:sz w:val="20"/>
                 <w:szCs w:val="22"/>
               </w:rPr>
               <w:t>Alta</w:t>
@@ -5727,17 +5802,17 @@
           </w:tcPr>
           <w:p>
             <w:pPr>
-              <w:spacing w:after="40"/>
-              <w:rPr>
-                <w:rFonts w:ascii="Calibri" w:hAnsi="Calibri" w:cs="Calibri"/>
-                <w:sz w:val="22"/>
-                <w:szCs w:val="22"/>
-              </w:rPr>
-            </w:pPr>
-            <w:r>
-              <w:rPr>
-                <w:rFonts w:ascii="Calibri" w:hAnsi="Calibri" w:cs="Calibri"/>
-                <w:sz w:val="22"/>
+              <w:spacing w:after="0"/>
+              <w:rPr>
+                <w:rFonts w:ascii="Calibri" w:hAnsi="Calibri" w:cs="Calibri"/>
+                <w:sz w:val="22"/>
+                <w:szCs w:val="22"/>
+              </w:rPr>
+            </w:pPr>
+            <w:r>
+              <w:rPr>
+                <w:rFonts w:ascii="Calibri" w:hAnsi="Calibri" w:cs="Calibri"/>
+                <w:sz w:val="20"/>
                 <w:szCs w:val="22"/>
               </w:rPr>
               <w:t>SB02-T07</w:t>
@@ -5750,17 +5825,17 @@
           </w:tcPr>
           <w:p>
             <w:pPr>
-              <w:spacing w:after="40"/>
-              <w:rPr>
-                <w:rFonts w:ascii="Calibri" w:hAnsi="Calibri" w:cs="Calibri"/>
-                <w:sz w:val="22"/>
-                <w:szCs w:val="22"/>
-              </w:rPr>
-            </w:pPr>
-            <w:r>
-              <w:rPr>
-                <w:rFonts w:ascii="Calibri" w:hAnsi="Calibri" w:cs="Calibri"/>
-                <w:sz w:val="22"/>
+              <w:spacing w:after="0"/>
+              <w:rPr>
+                <w:rFonts w:ascii="Calibri" w:hAnsi="Calibri" w:cs="Calibri"/>
+                <w:sz w:val="22"/>
+                <w:szCs w:val="22"/>
+              </w:rPr>
+            </w:pPr>
+            <w:r>
+              <w:rPr>
+                <w:rFonts w:ascii="Calibri" w:hAnsi="Calibri" w:cs="Calibri"/>
+                <w:sz w:val="20"/>
                 <w:szCs w:val="22"/>
               </w:rPr>
               <w:t>PB-32</w:t>
@@ -5773,17 +5848,17 @@
           </w:tcPr>
           <w:p>
             <w:pPr>
-              <w:spacing w:after="40"/>
-              <w:rPr>
-                <w:rFonts w:ascii="Calibri" w:hAnsi="Calibri" w:cs="Calibri"/>
-                <w:sz w:val="22"/>
-                <w:szCs w:val="22"/>
-              </w:rPr>
-            </w:pPr>
-            <w:r>
-              <w:rPr>
-                <w:rFonts w:ascii="Calibri" w:hAnsi="Calibri" w:cs="Calibri"/>
-                <w:sz w:val="22"/>
+              <w:spacing w:after="0"/>
+              <w:rPr>
+                <w:rFonts w:ascii="Calibri" w:hAnsi="Calibri" w:cs="Calibri"/>
+                <w:sz w:val="22"/>
+                <w:szCs w:val="22"/>
+              </w:rPr>
+            </w:pPr>
+            <w:r>
+              <w:rPr>
+                <w:rFonts w:ascii="Calibri" w:hAnsi="Calibri" w:cs="Calibri"/>
+                <w:sz w:val="20"/>
                 <w:szCs w:val="22"/>
               </w:rPr>
               <w:t>Implementar acceso a datos</w:t>
@@ -5796,17 +5871,17 @@
           </w:tcPr>
           <w:p>
             <w:pPr>
-              <w:spacing w:after="40"/>
-              <w:rPr>
-                <w:rFonts w:ascii="Calibri" w:hAnsi="Calibri" w:cs="Calibri"/>
-                <w:sz w:val="22"/>
-                <w:szCs w:val="22"/>
-              </w:rPr>
-            </w:pPr>
-            <w:r>
-              <w:rPr>
-                <w:rFonts w:ascii="Calibri" w:hAnsi="Calibri" w:cs="Calibri"/>
-                <w:sz w:val="22"/>
+              <w:spacing w:after="0"/>
+              <w:rPr>
+                <w:rFonts w:ascii="Calibri" w:hAnsi="Calibri" w:cs="Calibri"/>
+                <w:sz w:val="22"/>
+                <w:szCs w:val="22"/>
+              </w:rPr>
+            </w:pPr>
+            <w:r>
+              <w:rPr>
+                <w:rFonts w:ascii="Calibri" w:hAnsi="Calibri" w:cs="Calibri"/>
+                <w:sz w:val="20"/>
                 <w:szCs w:val="22"/>
               </w:rPr>
               <w:t>Desarrollar las operaciones de lectura y escritura que expondrá la API para los módulos de ErgoSense.</w:t>
@@ -5819,17 +5894,17 @@
           </w:tcPr>
           <w:p>
             <w:pPr>
-              <w:spacing w:after="40"/>
-              <w:rPr>
-                <w:rFonts w:ascii="Calibri" w:hAnsi="Calibri" w:cs="Calibri"/>
-                <w:sz w:val="22"/>
-                <w:szCs w:val="22"/>
-              </w:rPr>
-            </w:pPr>
-            <w:r>
-              <w:rPr>
-                <w:rFonts w:ascii="Calibri" w:hAnsi="Calibri" w:cs="Calibri"/>
-                <w:sz w:val="22"/>
+              <w:spacing w:after="0"/>
+              <w:rPr>
+                <w:rFonts w:ascii="Calibri" w:hAnsi="Calibri" w:cs="Calibri"/>
+                <w:sz w:val="22"/>
+                <w:szCs w:val="22"/>
+              </w:rPr>
+            </w:pPr>
+            <w:r>
+              <w:rPr>
+                <w:rFonts w:ascii="Calibri" w:hAnsi="Calibri" w:cs="Calibri"/>
+                <w:sz w:val="20"/>
                 <w:szCs w:val="22"/>
               </w:rPr>
               <w:t>Alta</w:t>
@@ -5847,17 +5922,17 @@
           </w:tcPr>
           <w:p>
             <w:pPr>
-              <w:spacing w:after="40"/>
-              <w:rPr>
-                <w:rFonts w:ascii="Calibri" w:hAnsi="Calibri" w:cs="Calibri"/>
-                <w:sz w:val="22"/>
-                <w:szCs w:val="22"/>
-              </w:rPr>
-            </w:pPr>
-            <w:r>
-              <w:rPr>
-                <w:rFonts w:ascii="Calibri" w:hAnsi="Calibri" w:cs="Calibri"/>
-                <w:sz w:val="22"/>
+              <w:spacing w:after="0"/>
+              <w:rPr>
+                <w:rFonts w:ascii="Calibri" w:hAnsi="Calibri" w:cs="Calibri"/>
+                <w:sz w:val="22"/>
+                <w:szCs w:val="22"/>
+              </w:rPr>
+            </w:pPr>
+            <w:r>
+              <w:rPr>
+                <w:rFonts w:ascii="Calibri" w:hAnsi="Calibri" w:cs="Calibri"/>
+                <w:sz w:val="20"/>
                 <w:szCs w:val="22"/>
               </w:rPr>
               <w:t>SB02-T08</w:t>
@@ -5870,17 +5945,17 @@
           </w:tcPr>
           <w:p>
             <w:pPr>
-              <w:spacing w:after="40"/>
-              <w:rPr>
-                <w:rFonts w:ascii="Calibri" w:hAnsi="Calibri" w:cs="Calibri"/>
-                <w:sz w:val="22"/>
-                <w:szCs w:val="22"/>
-              </w:rPr>
-            </w:pPr>
-            <w:r>
-              <w:rPr>
-                <w:rFonts w:ascii="Calibri" w:hAnsi="Calibri" w:cs="Calibri"/>
-                <w:sz w:val="22"/>
+              <w:spacing w:after="0"/>
+              <w:rPr>
+                <w:rFonts w:ascii="Calibri" w:hAnsi="Calibri" w:cs="Calibri"/>
+                <w:sz w:val="22"/>
+                <w:szCs w:val="22"/>
+              </w:rPr>
+            </w:pPr>
+            <w:r>
+              <w:rPr>
+                <w:rFonts w:ascii="Calibri" w:hAnsi="Calibri" w:cs="Calibri"/>
+                <w:sz w:val="20"/>
                 <w:szCs w:val="22"/>
               </w:rPr>
               <w:t>PB-32</w:t>
@@ -5893,17 +5968,17 @@
           </w:tcPr>
           <w:p>
             <w:pPr>
-              <w:spacing w:after="40"/>
-              <w:rPr>
-                <w:rFonts w:ascii="Calibri" w:hAnsi="Calibri" w:cs="Calibri"/>
-                <w:sz w:val="22"/>
-                <w:szCs w:val="22"/>
-              </w:rPr>
-            </w:pPr>
-            <w:r>
-              <w:rPr>
-                <w:rFonts w:ascii="Calibri" w:hAnsi="Calibri" w:cs="Calibri"/>
-                <w:sz w:val="22"/>
+              <w:spacing w:after="0"/>
+              <w:rPr>
+                <w:rFonts w:ascii="Calibri" w:hAnsi="Calibri" w:cs="Calibri"/>
+                <w:sz w:val="22"/>
+                <w:szCs w:val="22"/>
+              </w:rPr>
+            </w:pPr>
+            <w:r>
+              <w:rPr>
+                <w:rFonts w:ascii="Calibri" w:hAnsi="Calibri" w:cs="Calibri"/>
+                <w:sz w:val="20"/>
                 <w:szCs w:val="22"/>
               </w:rPr>
               <w:t>Validar estructura y relaciones</w:t>
@@ -5916,17 +5991,17 @@
           </w:tcPr>
           <w:p>
             <w:pPr>
-              <w:spacing w:after="40"/>
-              <w:rPr>
-                <w:rFonts w:ascii="Calibri" w:hAnsi="Calibri" w:cs="Calibri"/>
-                <w:sz w:val="22"/>
-                <w:szCs w:val="22"/>
-              </w:rPr>
-            </w:pPr>
-            <w:r>
-              <w:rPr>
-                <w:rFonts w:ascii="Calibri" w:hAnsi="Calibri" w:cs="Calibri"/>
-                <w:sz w:val="22"/>
+              <w:spacing w:after="0"/>
+              <w:rPr>
+                <w:rFonts w:ascii="Calibri" w:hAnsi="Calibri" w:cs="Calibri"/>
+                <w:sz w:val="22"/>
+                <w:szCs w:val="22"/>
+              </w:rPr>
+            </w:pPr>
+            <w:r>
+              <w:rPr>
+                <w:rFonts w:ascii="Calibri" w:hAnsi="Calibri" w:cs="Calibri"/>
+                <w:sz w:val="20"/>
                 <w:szCs w:val="22"/>
               </w:rPr>
               <w:t>Comprobar tablas, claves foráneas, unicidad y valores por defecto.</w:t>
@@ -5939,17 +6014,17 @@
           </w:tcPr>
           <w:p>
             <w:pPr>
-              <w:spacing w:after="40"/>
-              <w:rPr>
-                <w:rFonts w:ascii="Calibri" w:hAnsi="Calibri" w:cs="Calibri"/>
-                <w:sz w:val="22"/>
-                <w:szCs w:val="22"/>
-              </w:rPr>
-            </w:pPr>
-            <w:r>
-              <w:rPr>
-                <w:rFonts w:ascii="Calibri" w:hAnsi="Calibri" w:cs="Calibri"/>
-                <w:sz w:val="22"/>
+              <w:spacing w:after="0"/>
+              <w:rPr>
+                <w:rFonts w:ascii="Calibri" w:hAnsi="Calibri" w:cs="Calibri"/>
+                <w:sz w:val="22"/>
+                <w:szCs w:val="22"/>
+              </w:rPr>
+            </w:pPr>
+            <w:r>
+              <w:rPr>
+                <w:rFonts w:ascii="Calibri" w:hAnsi="Calibri" w:cs="Calibri"/>
+                <w:sz w:val="20"/>
                 <w:szCs w:val="22"/>
               </w:rPr>
               <w:t>Alta</w:t>
@@ -5967,17 +6042,17 @@
           </w:tcPr>
           <w:p>
             <w:pPr>
-              <w:spacing w:after="40"/>
-              <w:rPr>
-                <w:rFonts w:ascii="Calibri" w:hAnsi="Calibri" w:cs="Calibri"/>
-                <w:sz w:val="22"/>
-                <w:szCs w:val="22"/>
-              </w:rPr>
-            </w:pPr>
-            <w:r>
-              <w:rPr>
-                <w:rFonts w:ascii="Calibri" w:hAnsi="Calibri" w:cs="Calibri"/>
-                <w:sz w:val="22"/>
+              <w:spacing w:after="0"/>
+              <w:rPr>
+                <w:rFonts w:ascii="Calibri" w:hAnsi="Calibri" w:cs="Calibri"/>
+                <w:sz w:val="22"/>
+                <w:szCs w:val="22"/>
+              </w:rPr>
+            </w:pPr>
+            <w:r>
+              <w:rPr>
+                <w:rFonts w:ascii="Calibri" w:hAnsi="Calibri" w:cs="Calibri"/>
+                <w:sz w:val="20"/>
                 <w:szCs w:val="22"/>
               </w:rPr>
               <w:t>SB02-T09</w:t>
@@ -5990,17 +6065,17 @@
           </w:tcPr>
           <w:p>
             <w:pPr>
-              <w:spacing w:after="40"/>
-              <w:rPr>
-                <w:rFonts w:ascii="Calibri" w:hAnsi="Calibri" w:cs="Calibri"/>
-                <w:sz w:val="22"/>
-                <w:szCs w:val="22"/>
-              </w:rPr>
-            </w:pPr>
-            <w:r>
-              <w:rPr>
-                <w:rFonts w:ascii="Calibri" w:hAnsi="Calibri" w:cs="Calibri"/>
-                <w:sz w:val="22"/>
+              <w:spacing w:after="0"/>
+              <w:rPr>
+                <w:rFonts w:ascii="Calibri" w:hAnsi="Calibri" w:cs="Calibri"/>
+                <w:sz w:val="22"/>
+                <w:szCs w:val="22"/>
+              </w:rPr>
+            </w:pPr>
+            <w:r>
+              <w:rPr>
+                <w:rFonts w:ascii="Calibri" w:hAnsi="Calibri" w:cs="Calibri"/>
+                <w:sz w:val="20"/>
                 <w:szCs w:val="22"/>
               </w:rPr>
               <w:t>PB-33</w:t>
@@ -6013,17 +6088,17 @@
           </w:tcPr>
           <w:p>
             <w:pPr>
-              <w:spacing w:after="40"/>
-              <w:rPr>
-                <w:rFonts w:ascii="Calibri" w:hAnsi="Calibri" w:cs="Calibri"/>
-                <w:sz w:val="22"/>
-                <w:szCs w:val="22"/>
-              </w:rPr>
-            </w:pPr>
-            <w:r>
-              <w:rPr>
-                <w:rFonts w:ascii="Calibri" w:hAnsi="Calibri" w:cs="Calibri"/>
-                <w:sz w:val="22"/>
+              <w:spacing w:after="0"/>
+              <w:rPr>
+                <w:rFonts w:ascii="Calibri" w:hAnsi="Calibri" w:cs="Calibri"/>
+                <w:sz w:val="22"/>
+                <w:szCs w:val="22"/>
+              </w:rPr>
+            </w:pPr>
+            <w:r>
+              <w:rPr>
+                <w:rFonts w:ascii="Calibri" w:hAnsi="Calibri" w:cs="Calibri"/>
+                <w:sz w:val="20"/>
                 <w:szCs w:val="22"/>
               </w:rPr>
               <w:t>Implementar registro de cuenta</w:t>
@@ -6036,17 +6111,17 @@
           </w:tcPr>
           <w:p>
             <w:pPr>
-              <w:spacing w:after="40"/>
-              <w:rPr>
-                <w:rFonts w:ascii="Calibri" w:hAnsi="Calibri" w:cs="Calibri"/>
-                <w:sz w:val="22"/>
-                <w:szCs w:val="22"/>
-              </w:rPr>
-            </w:pPr>
-            <w:r>
-              <w:rPr>
-                <w:rFonts w:ascii="Calibri" w:hAnsi="Calibri" w:cs="Calibri"/>
-                <w:sz w:val="22"/>
+              <w:spacing w:after="0"/>
+              <w:rPr>
+                <w:rFonts w:ascii="Calibri" w:hAnsi="Calibri" w:cs="Calibri"/>
+                <w:sz w:val="22"/>
+                <w:szCs w:val="22"/>
+              </w:rPr>
+            </w:pPr>
+            <w:r>
+              <w:rPr>
+                <w:rFonts w:ascii="Calibri" w:hAnsi="Calibri" w:cs="Calibri"/>
+                <w:sz w:val="20"/>
                 <w:szCs w:val="22"/>
               </w:rPr>
               <w:t>Registrar la cuenta con nombre, correo y contraseña almacenada como hash, validando que el correo sea único.</w:t>
@@ -6059,17 +6134,17 @@
           </w:tcPr>
           <w:p>
             <w:pPr>
-              <w:spacing w:after="40"/>
-              <w:rPr>
-                <w:rFonts w:ascii="Calibri" w:hAnsi="Calibri" w:cs="Calibri"/>
-                <w:sz w:val="22"/>
-                <w:szCs w:val="22"/>
-              </w:rPr>
-            </w:pPr>
-            <w:r>
-              <w:rPr>
-                <w:rFonts w:ascii="Calibri" w:hAnsi="Calibri" w:cs="Calibri"/>
-                <w:sz w:val="22"/>
+              <w:spacing w:after="0"/>
+              <w:rPr>
+                <w:rFonts w:ascii="Calibri" w:hAnsi="Calibri" w:cs="Calibri"/>
+                <w:sz w:val="22"/>
+                <w:szCs w:val="22"/>
+              </w:rPr>
+            </w:pPr>
+            <w:r>
+              <w:rPr>
+                <w:rFonts w:ascii="Calibri" w:hAnsi="Calibri" w:cs="Calibri"/>
+                <w:sz w:val="20"/>
                 <w:szCs w:val="22"/>
               </w:rPr>
               <w:t>Alta</w:t>
@@ -6087,17 +6162,17 @@
           </w:tcPr>
           <w:p>
             <w:pPr>
-              <w:spacing w:after="40"/>
-              <w:rPr>
-                <w:rFonts w:ascii="Calibri" w:hAnsi="Calibri" w:cs="Calibri"/>
-                <w:sz w:val="22"/>
-                <w:szCs w:val="22"/>
-              </w:rPr>
-            </w:pPr>
-            <w:r>
-              <w:rPr>
-                <w:rFonts w:ascii="Calibri" w:hAnsi="Calibri" w:cs="Calibri"/>
-                <w:sz w:val="22"/>
+              <w:spacing w:after="0"/>
+              <w:rPr>
+                <w:rFonts w:ascii="Calibri" w:hAnsi="Calibri" w:cs="Calibri"/>
+                <w:sz w:val="22"/>
+                <w:szCs w:val="22"/>
+              </w:rPr>
+            </w:pPr>
+            <w:r>
+              <w:rPr>
+                <w:rFonts w:ascii="Calibri" w:hAnsi="Calibri" w:cs="Calibri"/>
+                <w:sz w:val="20"/>
                 <w:szCs w:val="22"/>
               </w:rPr>
               <w:t>SB02-T10</w:t>
@@ -6110,17 +6185,17 @@
           </w:tcPr>
           <w:p>
             <w:pPr>
-              <w:spacing w:after="40"/>
-              <w:rPr>
-                <w:rFonts w:ascii="Calibri" w:hAnsi="Calibri" w:cs="Calibri"/>
-                <w:sz w:val="22"/>
-                <w:szCs w:val="22"/>
-              </w:rPr>
-            </w:pPr>
-            <w:r>
-              <w:rPr>
-                <w:rFonts w:ascii="Calibri" w:hAnsi="Calibri" w:cs="Calibri"/>
-                <w:sz w:val="22"/>
+              <w:spacing w:after="0"/>
+              <w:rPr>
+                <w:rFonts w:ascii="Calibri" w:hAnsi="Calibri" w:cs="Calibri"/>
+                <w:sz w:val="22"/>
+                <w:szCs w:val="22"/>
+              </w:rPr>
+            </w:pPr>
+            <w:r>
+              <w:rPr>
+                <w:rFonts w:ascii="Calibri" w:hAnsi="Calibri" w:cs="Calibri"/>
+                <w:sz w:val="20"/>
                 <w:szCs w:val="22"/>
               </w:rPr>
               <w:t>PB-33</w:t>
@@ -6133,17 +6208,17 @@
           </w:tcPr>
           <w:p>
             <w:pPr>
-              <w:spacing w:after="40"/>
-              <w:rPr>
-                <w:rFonts w:ascii="Calibri" w:hAnsi="Calibri" w:cs="Calibri"/>
-                <w:sz w:val="22"/>
-                <w:szCs w:val="22"/>
-              </w:rPr>
-            </w:pPr>
-            <w:r>
-              <w:rPr>
-                <w:rFonts w:ascii="Calibri" w:hAnsi="Calibri" w:cs="Calibri"/>
-                <w:sz w:val="22"/>
+              <w:spacing w:after="0"/>
+              <w:rPr>
+                <w:rFonts w:ascii="Calibri" w:hAnsi="Calibri" w:cs="Calibri"/>
+                <w:sz w:val="22"/>
+                <w:szCs w:val="22"/>
+              </w:rPr>
+            </w:pPr>
+            <w:r>
+              <w:rPr>
+                <w:rFonts w:ascii="Calibri" w:hAnsi="Calibri" w:cs="Calibri"/>
+                <w:sz w:val="20"/>
                 <w:szCs w:val="22"/>
               </w:rPr>
               <w:t>Generar configuración por defecto</w:t>
@@ -6156,17 +6231,17 @@
           </w:tcPr>
           <w:p>
             <w:pPr>
-              <w:spacing w:after="40"/>
-              <w:rPr>
-                <w:rFonts w:ascii="Calibri" w:hAnsi="Calibri" w:cs="Calibri"/>
-                <w:sz w:val="22"/>
-                <w:szCs w:val="22"/>
-              </w:rPr>
-            </w:pPr>
-            <w:r>
-              <w:rPr>
-                <w:rFonts w:ascii="Calibri" w:hAnsi="Calibri" w:cs="Calibri"/>
-                <w:sz w:val="22"/>
+              <w:spacing w:after="0"/>
+              <w:rPr>
+                <w:rFonts w:ascii="Calibri" w:hAnsi="Calibri" w:cs="Calibri"/>
+                <w:sz w:val="22"/>
+                <w:szCs w:val="22"/>
+              </w:rPr>
+            </w:pPr>
+            <w:r>
+              <w:rPr>
+                <w:rFonts w:ascii="Calibri" w:hAnsi="Calibri" w:cs="Calibri"/>
+                <w:sz w:val="20"/>
                 <w:szCs w:val="22"/>
               </w:rPr>
               <w:t>Crear la configuración asociada a la cuenta con 10 minutos de inactividad y voz y gestos activados.</w:t>
@@ -6179,17 +6254,17 @@
           </w:tcPr>
           <w:p>
             <w:pPr>
-              <w:spacing w:after="40"/>
-              <w:rPr>
-                <w:rFonts w:ascii="Calibri" w:hAnsi="Calibri" w:cs="Calibri"/>
-                <w:sz w:val="22"/>
-                <w:szCs w:val="22"/>
-              </w:rPr>
-            </w:pPr>
-            <w:r>
-              <w:rPr>
-                <w:rFonts w:ascii="Calibri" w:hAnsi="Calibri" w:cs="Calibri"/>
-                <w:sz w:val="22"/>
+              <w:spacing w:after="0"/>
+              <w:rPr>
+                <w:rFonts w:ascii="Calibri" w:hAnsi="Calibri" w:cs="Calibri"/>
+                <w:sz w:val="22"/>
+                <w:szCs w:val="22"/>
+              </w:rPr>
+            </w:pPr>
+            <w:r>
+              <w:rPr>
+                <w:rFonts w:ascii="Calibri" w:hAnsi="Calibri" w:cs="Calibri"/>
+                <w:sz w:val="20"/>
                 <w:szCs w:val="22"/>
               </w:rPr>
               <w:t>Alta</w:t>
@@ -6207,17 +6282,17 @@
           </w:tcPr>
           <w:p>
             <w:pPr>
-              <w:spacing w:after="40"/>
-              <w:rPr>
-                <w:rFonts w:ascii="Calibri" w:hAnsi="Calibri" w:cs="Calibri"/>
-                <w:sz w:val="22"/>
-                <w:szCs w:val="22"/>
-              </w:rPr>
-            </w:pPr>
-            <w:r>
-              <w:rPr>
-                <w:rFonts w:ascii="Calibri" w:hAnsi="Calibri" w:cs="Calibri"/>
-                <w:sz w:val="22"/>
+              <w:spacing w:after="0"/>
+              <w:rPr>
+                <w:rFonts w:ascii="Calibri" w:hAnsi="Calibri" w:cs="Calibri"/>
+                <w:sz w:val="22"/>
+                <w:szCs w:val="22"/>
+              </w:rPr>
+            </w:pPr>
+            <w:r>
+              <w:rPr>
+                <w:rFonts w:ascii="Calibri" w:hAnsi="Calibri" w:cs="Calibri"/>
+                <w:sz w:val="20"/>
                 <w:szCs w:val="22"/>
               </w:rPr>
               <w:t>SB02-T11</w:t>
@@ -6230,17 +6305,17 @@
           </w:tcPr>
           <w:p>
             <w:pPr>
-              <w:spacing w:after="40"/>
-              <w:rPr>
-                <w:rFonts w:ascii="Calibri" w:hAnsi="Calibri" w:cs="Calibri"/>
-                <w:sz w:val="22"/>
-                <w:szCs w:val="22"/>
-              </w:rPr>
-            </w:pPr>
-            <w:r>
-              <w:rPr>
-                <w:rFonts w:ascii="Calibri" w:hAnsi="Calibri" w:cs="Calibri"/>
-                <w:sz w:val="22"/>
+              <w:spacing w:after="0"/>
+              <w:rPr>
+                <w:rFonts w:ascii="Calibri" w:hAnsi="Calibri" w:cs="Calibri"/>
+                <w:sz w:val="22"/>
+                <w:szCs w:val="22"/>
+              </w:rPr>
+            </w:pPr>
+            <w:r>
+              <w:rPr>
+                <w:rFonts w:ascii="Calibri" w:hAnsi="Calibri" w:cs="Calibri"/>
+                <w:sz w:val="20"/>
                 <w:szCs w:val="22"/>
               </w:rPr>
               <w:t>PB-33</w:t>
@@ -6253,17 +6328,17 @@
           </w:tcPr>
           <w:p>
             <w:pPr>
-              <w:spacing w:after="40"/>
-              <w:rPr>
-                <w:rFonts w:ascii="Calibri" w:hAnsi="Calibri" w:cs="Calibri"/>
-                <w:sz w:val="22"/>
-                <w:szCs w:val="22"/>
-              </w:rPr>
-            </w:pPr>
-            <w:r>
-              <w:rPr>
-                <w:rFonts w:ascii="Calibri" w:hAnsi="Calibri" w:cs="Calibri"/>
-                <w:sz w:val="22"/>
+              <w:spacing w:after="0"/>
+              <w:rPr>
+                <w:rFonts w:ascii="Calibri" w:hAnsi="Calibri" w:cs="Calibri"/>
+                <w:sz w:val="22"/>
+                <w:szCs w:val="22"/>
+              </w:rPr>
+            </w:pPr>
+            <w:r>
+              <w:rPr>
+                <w:rFonts w:ascii="Calibri" w:hAnsi="Calibri" w:cs="Calibri"/>
+                <w:sz w:val="20"/>
                 <w:szCs w:val="22"/>
               </w:rPr>
               <w:t>Crear ventana de registro</w:t>
@@ -6276,17 +6351,17 @@
           </w:tcPr>
           <w:p>
             <w:pPr>
-              <w:spacing w:after="40"/>
-              <w:rPr>
-                <w:rFonts w:ascii="Calibri" w:hAnsi="Calibri" w:cs="Calibri"/>
-                <w:sz w:val="22"/>
-                <w:szCs w:val="22"/>
-              </w:rPr>
-            </w:pPr>
-            <w:r>
-              <w:rPr>
-                <w:rFonts w:ascii="Calibri" w:hAnsi="Calibri" w:cs="Calibri"/>
-                <w:sz w:val="22"/>
+              <w:spacing w:after="0"/>
+              <w:rPr>
+                <w:rFonts w:ascii="Calibri" w:hAnsi="Calibri" w:cs="Calibri"/>
+                <w:sz w:val="22"/>
+                <w:szCs w:val="22"/>
+              </w:rPr>
+            </w:pPr>
+            <w:r>
+              <w:rPr>
+                <w:rFonts w:ascii="Calibri" w:hAnsi="Calibri" w:cs="Calibri"/>
+                <w:sz w:val="20"/>
                 <w:szCs w:val="22"/>
               </w:rPr>
               <w:t>Desarrollar una ventana básica para ingresar nombre, correo electrónico y contraseña.</w:t>
@@ -6299,17 +6374,17 @@
           </w:tcPr>
           <w:p>
             <w:pPr>
-              <w:spacing w:after="40"/>
-              <w:rPr>
-                <w:rFonts w:ascii="Calibri" w:hAnsi="Calibri" w:cs="Calibri"/>
-                <w:sz w:val="22"/>
-                <w:szCs w:val="22"/>
-              </w:rPr>
-            </w:pPr>
-            <w:r>
-              <w:rPr>
-                <w:rFonts w:ascii="Calibri" w:hAnsi="Calibri" w:cs="Calibri"/>
-                <w:sz w:val="22"/>
+              <w:spacing w:after="0"/>
+              <w:rPr>
+                <w:rFonts w:ascii="Calibri" w:hAnsi="Calibri" w:cs="Calibri"/>
+                <w:sz w:val="22"/>
+                <w:szCs w:val="22"/>
+              </w:rPr>
+            </w:pPr>
+            <w:r>
+              <w:rPr>
+                <w:rFonts w:ascii="Calibri" w:hAnsi="Calibri" w:cs="Calibri"/>
+                <w:sz w:val="20"/>
                 <w:szCs w:val="22"/>
               </w:rPr>
               <w:t>Alta</w:t>
@@ -6327,17 +6402,17 @@
           </w:tcPr>
           <w:p>
             <w:pPr>
-              <w:spacing w:after="40"/>
-              <w:rPr>
-                <w:rFonts w:ascii="Calibri" w:hAnsi="Calibri" w:cs="Calibri"/>
-                <w:sz w:val="22"/>
-                <w:szCs w:val="22"/>
-              </w:rPr>
-            </w:pPr>
-            <w:r>
-              <w:rPr>
-                <w:rFonts w:ascii="Calibri" w:hAnsi="Calibri" w:cs="Calibri"/>
-                <w:sz w:val="22"/>
+              <w:spacing w:after="0"/>
+              <w:rPr>
+                <w:rFonts w:ascii="Calibri" w:hAnsi="Calibri" w:cs="Calibri"/>
+                <w:sz w:val="22"/>
+                <w:szCs w:val="22"/>
+              </w:rPr>
+            </w:pPr>
+            <w:r>
+              <w:rPr>
+                <w:rFonts w:ascii="Calibri" w:hAnsi="Calibri" w:cs="Calibri"/>
+                <w:sz w:val="20"/>
                 <w:szCs w:val="22"/>
               </w:rPr>
               <w:t>SB02-T12</w:t>
@@ -6350,17 +6425,17 @@
           </w:tcPr>
           <w:p>
             <w:pPr>
-              <w:spacing w:after="40"/>
-              <w:rPr>
-                <w:rFonts w:ascii="Calibri" w:hAnsi="Calibri" w:cs="Calibri"/>
-                <w:sz w:val="22"/>
-                <w:szCs w:val="22"/>
-              </w:rPr>
-            </w:pPr>
-            <w:r>
-              <w:rPr>
-                <w:rFonts w:ascii="Calibri" w:hAnsi="Calibri" w:cs="Calibri"/>
-                <w:sz w:val="22"/>
+              <w:spacing w:after="0"/>
+              <w:rPr>
+                <w:rFonts w:ascii="Calibri" w:hAnsi="Calibri" w:cs="Calibri"/>
+                <w:sz w:val="22"/>
+                <w:szCs w:val="22"/>
+              </w:rPr>
+            </w:pPr>
+            <w:r>
+              <w:rPr>
+                <w:rFonts w:ascii="Calibri" w:hAnsi="Calibri" w:cs="Calibri"/>
+                <w:sz w:val="20"/>
                 <w:szCs w:val="22"/>
               </w:rPr>
               <w:t>PB-33</w:t>
@@ -6373,17 +6448,17 @@
           </w:tcPr>
           <w:p>
             <w:pPr>
-              <w:spacing w:after="40"/>
-              <w:rPr>
-                <w:rFonts w:ascii="Calibri" w:hAnsi="Calibri" w:cs="Calibri"/>
-                <w:sz w:val="22"/>
-                <w:szCs w:val="22"/>
-              </w:rPr>
-            </w:pPr>
-            <w:r>
-              <w:rPr>
-                <w:rFonts w:ascii="Calibri" w:hAnsi="Calibri" w:cs="Calibri"/>
-                <w:sz w:val="22"/>
+              <w:spacing w:after="0"/>
+              <w:rPr>
+                <w:rFonts w:ascii="Calibri" w:hAnsi="Calibri" w:cs="Calibri"/>
+                <w:sz w:val="22"/>
+                <w:szCs w:val="22"/>
+              </w:rPr>
+            </w:pPr>
+            <w:r>
+              <w:rPr>
+                <w:rFonts w:ascii="Calibri" w:hAnsi="Calibri" w:cs="Calibri"/>
+                <w:sz w:val="20"/>
                 <w:szCs w:val="22"/>
               </w:rPr>
               <w:t>Validar cuenta y configuración</w:t>
@@ -6396,17 +6471,17 @@
           </w:tcPr>
           <w:p>
             <w:pPr>
-              <w:spacing w:after="40"/>
-              <w:rPr>
-                <w:rFonts w:ascii="Calibri" w:hAnsi="Calibri" w:cs="Calibri"/>
-                <w:sz w:val="22"/>
-                <w:szCs w:val="22"/>
-              </w:rPr>
-            </w:pPr>
-            <w:r>
-              <w:rPr>
-                <w:rFonts w:ascii="Calibri" w:hAnsi="Calibri" w:cs="Calibri"/>
-                <w:sz w:val="22"/>
+              <w:spacing w:after="0"/>
+              <w:rPr>
+                <w:rFonts w:ascii="Calibri" w:hAnsi="Calibri" w:cs="Calibri"/>
+                <w:sz w:val="22"/>
+                <w:szCs w:val="22"/>
+              </w:rPr>
+            </w:pPr>
+            <w:r>
+              <w:rPr>
+                <w:rFonts w:ascii="Calibri" w:hAnsi="Calibri" w:cs="Calibri"/>
+                <w:sz w:val="20"/>
                 <w:szCs w:val="22"/>
               </w:rPr>
               <w:t>Comprobar el registro de la cuenta, el rechazo de correos duplicados y que exista una única configuración por usuario.</w:t>
@@ -6419,17 +6494,17 @@
           </w:tcPr>
           <w:p>
             <w:pPr>
-              <w:spacing w:after="40"/>
-              <w:rPr>
-                <w:rFonts w:ascii="Calibri" w:hAnsi="Calibri" w:cs="Calibri"/>
-                <w:sz w:val="22"/>
-                <w:szCs w:val="22"/>
-              </w:rPr>
-            </w:pPr>
-            <w:r>
-              <w:rPr>
-                <w:rFonts w:ascii="Calibri" w:hAnsi="Calibri" w:cs="Calibri"/>
-                <w:sz w:val="22"/>
+              <w:spacing w:after="0"/>
+              <w:rPr>
+                <w:rFonts w:ascii="Calibri" w:hAnsi="Calibri" w:cs="Calibri"/>
+                <w:sz w:val="22"/>
+                <w:szCs w:val="22"/>
+              </w:rPr>
+            </w:pPr>
+            <w:r>
+              <w:rPr>
+                <w:rFonts w:ascii="Calibri" w:hAnsi="Calibri" w:cs="Calibri"/>
+                <w:sz w:val="20"/>
                 <w:szCs w:val="22"/>
               </w:rPr>
               <w:t>Alta</w:t>
@@ -6447,17 +6522,17 @@
           </w:tcPr>
           <w:p>
             <w:pPr>
-              <w:spacing w:after="40"/>
-              <w:rPr>
-                <w:rFonts w:ascii="Calibri" w:hAnsi="Calibri" w:cs="Calibri"/>
-                <w:sz w:val="22"/>
-                <w:szCs w:val="22"/>
-              </w:rPr>
-            </w:pPr>
-            <w:r>
-              <w:rPr>
-                <w:rFonts w:ascii="Calibri" w:hAnsi="Calibri" w:cs="Calibri"/>
-                <w:sz w:val="22"/>
+              <w:spacing w:after="0"/>
+              <w:rPr>
+                <w:rFonts w:ascii="Calibri" w:hAnsi="Calibri" w:cs="Calibri"/>
+                <w:sz w:val="22"/>
+                <w:szCs w:val="22"/>
+              </w:rPr>
+            </w:pPr>
+            <w:r>
+              <w:rPr>
+                <w:rFonts w:ascii="Calibri" w:hAnsi="Calibri" w:cs="Calibri"/>
+                <w:sz w:val="20"/>
                 <w:szCs w:val="22"/>
               </w:rPr>
               <w:t>SB02-T13</w:t>
@@ -6470,17 +6545,17 @@
           </w:tcPr>
           <w:p>
             <w:pPr>
-              <w:spacing w:after="40"/>
-              <w:rPr>
-                <w:rFonts w:ascii="Calibri" w:hAnsi="Calibri" w:cs="Calibri"/>
-                <w:sz w:val="22"/>
-                <w:szCs w:val="22"/>
-              </w:rPr>
-            </w:pPr>
-            <w:r>
-              <w:rPr>
-                <w:rFonts w:ascii="Calibri" w:hAnsi="Calibri" w:cs="Calibri"/>
-                <w:sz w:val="22"/>
+              <w:spacing w:after="0"/>
+              <w:rPr>
+                <w:rFonts w:ascii="Calibri" w:hAnsi="Calibri" w:cs="Calibri"/>
+                <w:sz w:val="22"/>
+                <w:szCs w:val="22"/>
+              </w:rPr>
+            </w:pPr>
+            <w:r>
+              <w:rPr>
+                <w:rFonts w:ascii="Calibri" w:hAnsi="Calibri" w:cs="Calibri"/>
+                <w:sz w:val="20"/>
                 <w:szCs w:val="22"/>
               </w:rPr>
               <w:t>PB-34</w:t>
@@ -6493,17 +6568,17 @@
           </w:tcPr>
           <w:p>
             <w:pPr>
-              <w:spacing w:after="40"/>
-              <w:rPr>
-                <w:rFonts w:ascii="Calibri" w:hAnsi="Calibri" w:cs="Calibri"/>
-                <w:sz w:val="22"/>
-                <w:szCs w:val="22"/>
-              </w:rPr>
-            </w:pPr>
-            <w:r>
-              <w:rPr>
-                <w:rFonts w:ascii="Calibri" w:hAnsi="Calibri" w:cs="Calibri"/>
-                <w:sz w:val="22"/>
+              <w:spacing w:after="0"/>
+              <w:rPr>
+                <w:rFonts w:ascii="Calibri" w:hAnsi="Calibri" w:cs="Calibri"/>
+                <w:sz w:val="22"/>
+                <w:szCs w:val="22"/>
+              </w:rPr>
+            </w:pPr>
+            <w:r>
+              <w:rPr>
+                <w:rFonts w:ascii="Calibri" w:hAnsi="Calibri" w:cs="Calibri"/>
+                <w:sz w:val="20"/>
                 <w:szCs w:val="22"/>
               </w:rPr>
               <w:t>Crear sesión al iniciar el monitoreo</w:t>
@@ -6516,17 +6591,17 @@
           </w:tcPr>
           <w:p>
             <w:pPr>
-              <w:spacing w:after="40"/>
-              <w:rPr>
-                <w:rFonts w:ascii="Calibri" w:hAnsi="Calibri" w:cs="Calibri"/>
-                <w:sz w:val="22"/>
-                <w:szCs w:val="22"/>
-              </w:rPr>
-            </w:pPr>
-            <w:r>
-              <w:rPr>
-                <w:rFonts w:ascii="Calibri" w:hAnsi="Calibri" w:cs="Calibri"/>
-                <w:sz w:val="22"/>
+              <w:spacing w:after="0"/>
+              <w:rPr>
+                <w:rFonts w:ascii="Calibri" w:hAnsi="Calibri" w:cs="Calibri"/>
+                <w:sz w:val="22"/>
+                <w:szCs w:val="22"/>
+              </w:rPr>
+            </w:pPr>
+            <w:r>
+              <w:rPr>
+                <w:rFonts w:ascii="Calibri" w:hAnsi="Calibri" w:cs="Calibri"/>
+                <w:sz w:val="20"/>
                 <w:szCs w:val="22"/>
               </w:rPr>
               <w:t>Registrar una nueva sesión con su hora de inicio, asociada al usuario.</w:t>
@@ -6539,17 +6614,17 @@
           </w:tcPr>
           <w:p>
             <w:pPr>
-              <w:spacing w:after="40"/>
-              <w:rPr>
-                <w:rFonts w:ascii="Calibri" w:hAnsi="Calibri" w:cs="Calibri"/>
-                <w:sz w:val="22"/>
-                <w:szCs w:val="22"/>
-              </w:rPr>
-            </w:pPr>
-            <w:r>
-              <w:rPr>
-                <w:rFonts w:ascii="Calibri" w:hAnsi="Calibri" w:cs="Calibri"/>
-                <w:sz w:val="22"/>
+              <w:spacing w:after="0"/>
+              <w:rPr>
+                <w:rFonts w:ascii="Calibri" w:hAnsi="Calibri" w:cs="Calibri"/>
+                <w:sz w:val="22"/>
+                <w:szCs w:val="22"/>
+              </w:rPr>
+            </w:pPr>
+            <w:r>
+              <w:rPr>
+                <w:rFonts w:ascii="Calibri" w:hAnsi="Calibri" w:cs="Calibri"/>
+                <w:sz w:val="20"/>
                 <w:szCs w:val="22"/>
               </w:rPr>
               <w:t>Alta</w:t>
@@ -6567,17 +6642,17 @@
           </w:tcPr>
           <w:p>
             <w:pPr>
-              <w:spacing w:after="40"/>
-              <w:rPr>
-                <w:rFonts w:ascii="Calibri" w:hAnsi="Calibri" w:cs="Calibri"/>
-                <w:sz w:val="22"/>
-                <w:szCs w:val="22"/>
-              </w:rPr>
-            </w:pPr>
-            <w:r>
-              <w:rPr>
-                <w:rFonts w:ascii="Calibri" w:hAnsi="Calibri" w:cs="Calibri"/>
-                <w:sz w:val="22"/>
+              <w:spacing w:after="0"/>
+              <w:rPr>
+                <w:rFonts w:ascii="Calibri" w:hAnsi="Calibri" w:cs="Calibri"/>
+                <w:sz w:val="22"/>
+                <w:szCs w:val="22"/>
+              </w:rPr>
+            </w:pPr>
+            <w:r>
+              <w:rPr>
+                <w:rFonts w:ascii="Calibri" w:hAnsi="Calibri" w:cs="Calibri"/>
+                <w:sz w:val="20"/>
                 <w:szCs w:val="22"/>
               </w:rPr>
               <w:t>SB02-T14</w:t>
@@ -6590,17 +6665,17 @@
           </w:tcPr>
           <w:p>
             <w:pPr>
-              <w:spacing w:after="40"/>
-              <w:rPr>
-                <w:rFonts w:ascii="Calibri" w:hAnsi="Calibri" w:cs="Calibri"/>
-                <w:sz w:val="22"/>
-                <w:szCs w:val="22"/>
-              </w:rPr>
-            </w:pPr>
-            <w:r>
-              <w:rPr>
-                <w:rFonts w:ascii="Calibri" w:hAnsi="Calibri" w:cs="Calibri"/>
-                <w:sz w:val="22"/>
+              <w:spacing w:after="0"/>
+              <w:rPr>
+                <w:rFonts w:ascii="Calibri" w:hAnsi="Calibri" w:cs="Calibri"/>
+                <w:sz w:val="22"/>
+                <w:szCs w:val="22"/>
+              </w:rPr>
+            </w:pPr>
+            <w:r>
+              <w:rPr>
+                <w:rFonts w:ascii="Calibri" w:hAnsi="Calibri" w:cs="Calibri"/>
+                <w:sz w:val="20"/>
                 <w:szCs w:val="22"/>
               </w:rPr>
               <w:t>PB-34</w:t>
@@ -6613,17 +6688,17 @@
           </w:tcPr>
           <w:p>
             <w:pPr>
-              <w:spacing w:after="40"/>
-              <w:rPr>
-                <w:rFonts w:ascii="Calibri" w:hAnsi="Calibri" w:cs="Calibri"/>
-                <w:sz w:val="22"/>
-                <w:szCs w:val="22"/>
-              </w:rPr>
-            </w:pPr>
-            <w:r>
-              <w:rPr>
-                <w:rFonts w:ascii="Calibri" w:hAnsi="Calibri" w:cs="Calibri"/>
-                <w:sz w:val="22"/>
+              <w:spacing w:after="0"/>
+              <w:rPr>
+                <w:rFonts w:ascii="Calibri" w:hAnsi="Calibri" w:cs="Calibri"/>
+                <w:sz w:val="22"/>
+                <w:szCs w:val="22"/>
+              </w:rPr>
+            </w:pPr>
+            <w:r>
+              <w:rPr>
+                <w:rFonts w:ascii="Calibri" w:hAnsi="Calibri" w:cs="Calibri"/>
+                <w:sz w:val="20"/>
                 <w:szCs w:val="22"/>
               </w:rPr>
               <w:t>Cerrar sesión al finalizar</w:t>
@@ -6636,17 +6711,17 @@
           </w:tcPr>
           <w:p>
             <w:pPr>
-              <w:spacing w:after="40"/>
-              <w:rPr>
-                <w:rFonts w:ascii="Calibri" w:hAnsi="Calibri" w:cs="Calibri"/>
-                <w:sz w:val="22"/>
-                <w:szCs w:val="22"/>
-              </w:rPr>
-            </w:pPr>
-            <w:r>
-              <w:rPr>
-                <w:rFonts w:ascii="Calibri" w:hAnsi="Calibri" w:cs="Calibri"/>
-                <w:sz w:val="22"/>
+              <w:spacing w:after="0"/>
+              <w:rPr>
+                <w:rFonts w:ascii="Calibri" w:hAnsi="Calibri" w:cs="Calibri"/>
+                <w:sz w:val="22"/>
+                <w:szCs w:val="22"/>
+              </w:rPr>
+            </w:pPr>
+            <w:r>
+              <w:rPr>
+                <w:rFonts w:ascii="Calibri" w:hAnsi="Calibri" w:cs="Calibri"/>
+                <w:sz w:val="20"/>
                 <w:szCs w:val="22"/>
               </w:rPr>
               <w:t>Registrar la hora de término al detener el monitoreo o cerrar la aplicación.</w:t>
@@ -6659,17 +6734,17 @@
           </w:tcPr>
           <w:p>
             <w:pPr>
-              <w:spacing w:after="40"/>
-              <w:rPr>
-                <w:rFonts w:ascii="Calibri" w:hAnsi="Calibri" w:cs="Calibri"/>
-                <w:sz w:val="22"/>
-                <w:szCs w:val="22"/>
-              </w:rPr>
-            </w:pPr>
-            <w:r>
-              <w:rPr>
-                <w:rFonts w:ascii="Calibri" w:hAnsi="Calibri" w:cs="Calibri"/>
-                <w:sz w:val="22"/>
+              <w:spacing w:after="0"/>
+              <w:rPr>
+                <w:rFonts w:ascii="Calibri" w:hAnsi="Calibri" w:cs="Calibri"/>
+                <w:sz w:val="22"/>
+                <w:szCs w:val="22"/>
+              </w:rPr>
+            </w:pPr>
+            <w:r>
+              <w:rPr>
+                <w:rFonts w:ascii="Calibri" w:hAnsi="Calibri" w:cs="Calibri"/>
+                <w:sz w:val="20"/>
                 <w:szCs w:val="22"/>
               </w:rPr>
               <w:t>Alta</w:t>
@@ -6687,17 +6762,17 @@
           </w:tcPr>
           <w:p>
             <w:pPr>
-              <w:spacing w:after="40"/>
-              <w:rPr>
-                <w:rFonts w:ascii="Calibri" w:hAnsi="Calibri" w:cs="Calibri"/>
-                <w:sz w:val="22"/>
-                <w:szCs w:val="22"/>
-              </w:rPr>
-            </w:pPr>
-            <w:r>
-              <w:rPr>
-                <w:rFonts w:ascii="Calibri" w:hAnsi="Calibri" w:cs="Calibri"/>
-                <w:sz w:val="22"/>
+              <w:spacing w:after="0"/>
+              <w:rPr>
+                <w:rFonts w:ascii="Calibri" w:hAnsi="Calibri" w:cs="Calibri"/>
+                <w:sz w:val="22"/>
+                <w:szCs w:val="22"/>
+              </w:rPr>
+            </w:pPr>
+            <w:r>
+              <w:rPr>
+                <w:rFonts w:ascii="Calibri" w:hAnsi="Calibri" w:cs="Calibri"/>
+                <w:sz w:val="20"/>
                 <w:szCs w:val="22"/>
               </w:rPr>
               <w:t>SB02-T15</w:t>
@@ -6710,17 +6785,17 @@
           </w:tcPr>
           <w:p>
             <w:pPr>
-              <w:spacing w:after="40"/>
-              <w:rPr>
-                <w:rFonts w:ascii="Calibri" w:hAnsi="Calibri" w:cs="Calibri"/>
-                <w:sz w:val="22"/>
-                <w:szCs w:val="22"/>
-              </w:rPr>
-            </w:pPr>
-            <w:r>
-              <w:rPr>
-                <w:rFonts w:ascii="Calibri" w:hAnsi="Calibri" w:cs="Calibri"/>
-                <w:sz w:val="22"/>
+              <w:spacing w:after="0"/>
+              <w:rPr>
+                <w:rFonts w:ascii="Calibri" w:hAnsi="Calibri" w:cs="Calibri"/>
+                <w:sz w:val="22"/>
+                <w:szCs w:val="22"/>
+              </w:rPr>
+            </w:pPr>
+            <w:r>
+              <w:rPr>
+                <w:rFonts w:ascii="Calibri" w:hAnsi="Calibri" w:cs="Calibri"/>
+                <w:sz w:val="20"/>
                 <w:szCs w:val="22"/>
               </w:rPr>
               <w:t>PB-34</w:t>
@@ -6733,17 +6808,17 @@
           </w:tcPr>
           <w:p>
             <w:pPr>
-              <w:spacing w:after="40"/>
-              <w:rPr>
-                <w:rFonts w:ascii="Calibri" w:hAnsi="Calibri" w:cs="Calibri"/>
-                <w:sz w:val="22"/>
-                <w:szCs w:val="22"/>
-              </w:rPr>
-            </w:pPr>
-            <w:r>
-              <w:rPr>
-                <w:rFonts w:ascii="Calibri" w:hAnsi="Calibri" w:cs="Calibri"/>
-                <w:sz w:val="22"/>
+              <w:spacing w:after="0"/>
+              <w:rPr>
+                <w:rFonts w:ascii="Calibri" w:hAnsi="Calibri" w:cs="Calibri"/>
+                <w:sz w:val="22"/>
+                <w:szCs w:val="22"/>
+              </w:rPr>
+            </w:pPr>
+            <w:r>
+              <w:rPr>
+                <w:rFonts w:ascii="Calibri" w:hAnsi="Calibri" w:cs="Calibri"/>
+                <w:sz w:val="20"/>
                 <w:szCs w:val="22"/>
               </w:rPr>
               <w:t>Controlar la sesión en curso</w:t>
@@ -6756,17 +6831,17 @@
           </w:tcPr>
           <w:p>
             <w:pPr>
-              <w:spacing w:after="40"/>
-              <w:rPr>
-                <w:rFonts w:ascii="Calibri" w:hAnsi="Calibri" w:cs="Calibri"/>
-                <w:sz w:val="22"/>
-                <w:szCs w:val="22"/>
-              </w:rPr>
-            </w:pPr>
-            <w:r>
-              <w:rPr>
-                <w:rFonts w:ascii="Calibri" w:hAnsi="Calibri" w:cs="Calibri"/>
-                <w:sz w:val="22"/>
+              <w:spacing w:after="0"/>
+              <w:rPr>
+                <w:rFonts w:ascii="Calibri" w:hAnsi="Calibri" w:cs="Calibri"/>
+                <w:sz w:val="22"/>
+                <w:szCs w:val="22"/>
+              </w:rPr>
+            </w:pPr>
+            <w:r>
+              <w:rPr>
+                <w:rFonts w:ascii="Calibri" w:hAnsi="Calibri" w:cs="Calibri"/>
+                <w:sz w:val="20"/>
                 <w:szCs w:val="22"/>
               </w:rPr>
               <w:t>Mantener una única sesión activa y ponerla a disposición del registro de pausas.</w:t>
@@ -6779,17 +6854,17 @@
           </w:tcPr>
           <w:p>
             <w:pPr>
-              <w:spacing w:after="40"/>
-              <w:rPr>
-                <w:rFonts w:ascii="Calibri" w:hAnsi="Calibri" w:cs="Calibri"/>
-                <w:sz w:val="22"/>
-                <w:szCs w:val="22"/>
-              </w:rPr>
-            </w:pPr>
-            <w:r>
-              <w:rPr>
-                <w:rFonts w:ascii="Calibri" w:hAnsi="Calibri" w:cs="Calibri"/>
-                <w:sz w:val="22"/>
+              <w:spacing w:after="0"/>
+              <w:rPr>
+                <w:rFonts w:ascii="Calibri" w:hAnsi="Calibri" w:cs="Calibri"/>
+                <w:sz w:val="22"/>
+                <w:szCs w:val="22"/>
+              </w:rPr>
+            </w:pPr>
+            <w:r>
+              <w:rPr>
+                <w:rFonts w:ascii="Calibri" w:hAnsi="Calibri" w:cs="Calibri"/>
+                <w:sz w:val="20"/>
                 <w:szCs w:val="22"/>
               </w:rPr>
               <w:t>Alta</w:t>
@@ -6807,17 +6882,17 @@
           </w:tcPr>
           <w:p>
             <w:pPr>
-              <w:spacing w:after="40"/>
-              <w:rPr>
-                <w:rFonts w:ascii="Calibri" w:hAnsi="Calibri" w:cs="Calibri"/>
-                <w:sz w:val="22"/>
-                <w:szCs w:val="22"/>
-              </w:rPr>
-            </w:pPr>
-            <w:r>
-              <w:rPr>
-                <w:rFonts w:ascii="Calibri" w:hAnsi="Calibri" w:cs="Calibri"/>
-                <w:sz w:val="22"/>
+              <w:spacing w:after="0"/>
+              <w:rPr>
+                <w:rFonts w:ascii="Calibri" w:hAnsi="Calibri" w:cs="Calibri"/>
+                <w:sz w:val="22"/>
+                <w:szCs w:val="22"/>
+              </w:rPr>
+            </w:pPr>
+            <w:r>
+              <w:rPr>
+                <w:rFonts w:ascii="Calibri" w:hAnsi="Calibri" w:cs="Calibri"/>
+                <w:sz w:val="20"/>
                 <w:szCs w:val="22"/>
               </w:rPr>
               <w:t>SB02-T16</w:t>
@@ -6830,17 +6905,17 @@
           </w:tcPr>
           <w:p>
             <w:pPr>
-              <w:spacing w:after="40"/>
-              <w:rPr>
-                <w:rFonts w:ascii="Calibri" w:hAnsi="Calibri" w:cs="Calibri"/>
-                <w:sz w:val="22"/>
-                <w:szCs w:val="22"/>
-              </w:rPr>
-            </w:pPr>
-            <w:r>
-              <w:rPr>
-                <w:rFonts w:ascii="Calibri" w:hAnsi="Calibri" w:cs="Calibri"/>
-                <w:sz w:val="22"/>
+              <w:spacing w:after="0"/>
+              <w:rPr>
+                <w:rFonts w:ascii="Calibri" w:hAnsi="Calibri" w:cs="Calibri"/>
+                <w:sz w:val="22"/>
+                <w:szCs w:val="22"/>
+              </w:rPr>
+            </w:pPr>
+            <w:r>
+              <w:rPr>
+                <w:rFonts w:ascii="Calibri" w:hAnsi="Calibri" w:cs="Calibri"/>
+                <w:sz w:val="20"/>
                 <w:szCs w:val="22"/>
               </w:rPr>
               <w:t>PB-34</w:t>
@@ -6853,17 +6928,17 @@
           </w:tcPr>
           <w:p>
             <w:pPr>
-              <w:spacing w:after="40"/>
-              <w:rPr>
-                <w:rFonts w:ascii="Calibri" w:hAnsi="Calibri" w:cs="Calibri"/>
-                <w:sz w:val="22"/>
-                <w:szCs w:val="22"/>
-              </w:rPr>
-            </w:pPr>
-            <w:r>
-              <w:rPr>
-                <w:rFonts w:ascii="Calibri" w:hAnsi="Calibri" w:cs="Calibri"/>
-                <w:sz w:val="22"/>
+              <w:spacing w:after="0"/>
+              <w:rPr>
+                <w:rFonts w:ascii="Calibri" w:hAnsi="Calibri" w:cs="Calibri"/>
+                <w:sz w:val="22"/>
+                <w:szCs w:val="22"/>
+              </w:rPr>
+            </w:pPr>
+            <w:r>
+              <w:rPr>
+                <w:rFonts w:ascii="Calibri" w:hAnsi="Calibri" w:cs="Calibri"/>
+                <w:sz w:val="20"/>
                 <w:szCs w:val="22"/>
               </w:rPr>
               <w:t>Validar registro de sesiones</w:t>
@@ -6876,17 +6951,17 @@
           </w:tcPr>
           <w:p>
             <w:pPr>
-              <w:spacing w:after="40"/>
-              <w:rPr>
-                <w:rFonts w:ascii="Calibri" w:hAnsi="Calibri" w:cs="Calibri"/>
-                <w:sz w:val="22"/>
-                <w:szCs w:val="22"/>
-              </w:rPr>
-            </w:pPr>
-            <w:r>
-              <w:rPr>
-                <w:rFonts w:ascii="Calibri" w:hAnsi="Calibri" w:cs="Calibri"/>
-                <w:sz w:val="22"/>
+              <w:spacing w:after="0"/>
+              <w:rPr>
+                <w:rFonts w:ascii="Calibri" w:hAnsi="Calibri" w:cs="Calibri"/>
+                <w:sz w:val="22"/>
+                <w:szCs w:val="22"/>
+              </w:rPr>
+            </w:pPr>
+            <w:r>
+              <w:rPr>
+                <w:rFonts w:ascii="Calibri" w:hAnsi="Calibri" w:cs="Calibri"/>
+                <w:sz w:val="20"/>
                 <w:szCs w:val="22"/>
               </w:rPr>
               <w:t>Comprobar el inicio, el término y la asociación de cada sesión al usuario.</w:t>
@@ -6899,17 +6974,17 @@
           </w:tcPr>
           <w:p>
             <w:pPr>
-              <w:spacing w:after="40"/>
-              <w:rPr>
-                <w:rFonts w:ascii="Calibri" w:hAnsi="Calibri" w:cs="Calibri"/>
-                <w:sz w:val="22"/>
-                <w:szCs w:val="22"/>
-              </w:rPr>
-            </w:pPr>
-            <w:r>
-              <w:rPr>
-                <w:rFonts w:ascii="Calibri" w:hAnsi="Calibri" w:cs="Calibri"/>
-                <w:sz w:val="22"/>
+              <w:spacing w:after="0"/>
+              <w:rPr>
+                <w:rFonts w:ascii="Calibri" w:hAnsi="Calibri" w:cs="Calibri"/>
+                <w:sz w:val="22"/>
+                <w:szCs w:val="22"/>
+              </w:rPr>
+            </w:pPr>
+            <w:r>
+              <w:rPr>
+                <w:rFonts w:ascii="Calibri" w:hAnsi="Calibri" w:cs="Calibri"/>
+                <w:sz w:val="20"/>
                 <w:szCs w:val="22"/>
               </w:rPr>
               <w:t>Alta</w:t>
@@ -6927,17 +7002,17 @@
           </w:tcPr>
           <w:p>
             <w:pPr>
-              <w:spacing w:after="40"/>
-              <w:rPr>
-                <w:rFonts w:ascii="Calibri" w:hAnsi="Calibri" w:cs="Calibri"/>
-                <w:sz w:val="22"/>
-                <w:szCs w:val="22"/>
-              </w:rPr>
-            </w:pPr>
-            <w:r>
-              <w:rPr>
-                <w:rFonts w:ascii="Calibri" w:hAnsi="Calibri" w:cs="Calibri"/>
-                <w:sz w:val="22"/>
+              <w:spacing w:after="0"/>
+              <w:rPr>
+                <w:rFonts w:ascii="Calibri" w:hAnsi="Calibri" w:cs="Calibri"/>
+                <w:sz w:val="22"/>
+                <w:szCs w:val="22"/>
+              </w:rPr>
+            </w:pPr>
+            <w:r>
+              <w:rPr>
+                <w:rFonts w:ascii="Calibri" w:hAnsi="Calibri" w:cs="Calibri"/>
+                <w:sz w:val="20"/>
                 <w:szCs w:val="22"/>
               </w:rPr>
               <w:t>SB02-T17</w:t>
@@ -6950,17 +7025,17 @@
           </w:tcPr>
           <w:p>
             <w:pPr>
-              <w:spacing w:after="40"/>
-              <w:rPr>
-                <w:rFonts w:ascii="Calibri" w:hAnsi="Calibri" w:cs="Calibri"/>
-                <w:sz w:val="22"/>
-                <w:szCs w:val="22"/>
-              </w:rPr>
-            </w:pPr>
-            <w:r>
-              <w:rPr>
-                <w:rFonts w:ascii="Calibri" w:hAnsi="Calibri" w:cs="Calibri"/>
-                <w:sz w:val="22"/>
+              <w:spacing w:after="0"/>
+              <w:rPr>
+                <w:rFonts w:ascii="Calibri" w:hAnsi="Calibri" w:cs="Calibri"/>
+                <w:sz w:val="22"/>
+                <w:szCs w:val="22"/>
+              </w:rPr>
+            </w:pPr>
+            <w:r>
+              <w:rPr>
+                <w:rFonts w:ascii="Calibri" w:hAnsi="Calibri" w:cs="Calibri"/>
+                <w:sz w:val="20"/>
                 <w:szCs w:val="22"/>
               </w:rPr>
               <w:t>PB-35</w:t>
@@ -6973,17 +7048,17 @@
           </w:tcPr>
           <w:p>
             <w:pPr>
-              <w:spacing w:after="40"/>
-              <w:rPr>
-                <w:rFonts w:ascii="Calibri" w:hAnsi="Calibri" w:cs="Calibri"/>
-                <w:sz w:val="22"/>
-                <w:szCs w:val="22"/>
-              </w:rPr>
-            </w:pPr>
-            <w:r>
-              <w:rPr>
-                <w:rFonts w:ascii="Calibri" w:hAnsi="Calibri" w:cs="Calibri"/>
-                <w:sz w:val="22"/>
+              <w:spacing w:after="0"/>
+              <w:rPr>
+                <w:rFonts w:ascii="Calibri" w:hAnsi="Calibri" w:cs="Calibri"/>
+                <w:sz w:val="22"/>
+                <w:szCs w:val="22"/>
+              </w:rPr>
+            </w:pPr>
+            <w:r>
+              <w:rPr>
+                <w:rFonts w:ascii="Calibri" w:hAnsi="Calibri" w:cs="Calibri"/>
+                <w:sz w:val="20"/>
                 <w:szCs w:val="22"/>
               </w:rPr>
               <w:t>Detectar inactividad</w:t>
@@ -6996,17 +7071,17 @@
           </w:tcPr>
           <w:p>
             <w:pPr>
-              <w:spacing w:after="40"/>
-              <w:rPr>
-                <w:rFonts w:ascii="Calibri" w:hAnsi="Calibri" w:cs="Calibri"/>
-                <w:sz w:val="22"/>
-                <w:szCs w:val="22"/>
-              </w:rPr>
-            </w:pPr>
-            <w:r>
-              <w:rPr>
-                <w:rFonts w:ascii="Calibri" w:hAnsi="Calibri" w:cs="Calibri"/>
-                <w:sz w:val="22"/>
+              <w:spacing w:after="0"/>
+              <w:rPr>
+                <w:rFonts w:ascii="Calibri" w:hAnsi="Calibri" w:cs="Calibri"/>
+                <w:sz w:val="22"/>
+                <w:szCs w:val="22"/>
+              </w:rPr>
+            </w:pPr>
+            <w:r>
+              <w:rPr>
+                <w:rFonts w:ascii="Calibri" w:hAnsi="Calibri" w:cs="Calibri"/>
+                <w:sz w:val="20"/>
                 <w:szCs w:val="22"/>
               </w:rPr>
               <w:t>Ampliar la escucha del Sprint 01 al desplazamiento con la rueda y al movimiento del mouse, y utilizar esa actividad para identificar períodos sin interacción.</w:t>
@@ -7019,17 +7094,17 @@
           </w:tcPr>
           <w:p>
             <w:pPr>
-              <w:spacing w:after="40"/>
-              <w:rPr>
-                <w:rFonts w:ascii="Calibri" w:hAnsi="Calibri" w:cs="Calibri"/>
-                <w:sz w:val="22"/>
-                <w:szCs w:val="22"/>
-              </w:rPr>
-            </w:pPr>
-            <w:r>
-              <w:rPr>
-                <w:rFonts w:ascii="Calibri" w:hAnsi="Calibri" w:cs="Calibri"/>
-                <w:sz w:val="22"/>
+              <w:spacing w:after="0"/>
+              <w:rPr>
+                <w:rFonts w:ascii="Calibri" w:hAnsi="Calibri" w:cs="Calibri"/>
+                <w:sz w:val="22"/>
+                <w:szCs w:val="22"/>
+              </w:rPr>
+            </w:pPr>
+            <w:r>
+              <w:rPr>
+                <w:rFonts w:ascii="Calibri" w:hAnsi="Calibri" w:cs="Calibri"/>
+                <w:sz w:val="20"/>
                 <w:szCs w:val="22"/>
               </w:rPr>
               <w:t>Alta</w:t>
@@ -7047,17 +7122,17 @@
           </w:tcPr>
           <w:p>
             <w:pPr>
-              <w:spacing w:after="40"/>
-              <w:rPr>
-                <w:rFonts w:ascii="Calibri" w:hAnsi="Calibri" w:cs="Calibri"/>
-                <w:sz w:val="22"/>
-                <w:szCs w:val="22"/>
-              </w:rPr>
-            </w:pPr>
-            <w:r>
-              <w:rPr>
-                <w:rFonts w:ascii="Calibri" w:hAnsi="Calibri" w:cs="Calibri"/>
-                <w:sz w:val="22"/>
+              <w:spacing w:after="0"/>
+              <w:rPr>
+                <w:rFonts w:ascii="Calibri" w:hAnsi="Calibri" w:cs="Calibri"/>
+                <w:sz w:val="22"/>
+                <w:szCs w:val="22"/>
+              </w:rPr>
+            </w:pPr>
+            <w:r>
+              <w:rPr>
+                <w:rFonts w:ascii="Calibri" w:hAnsi="Calibri" w:cs="Calibri"/>
+                <w:sz w:val="20"/>
                 <w:szCs w:val="22"/>
               </w:rPr>
               <w:t>SB02-T18</w:t>
@@ -7070,17 +7145,17 @@
           </w:tcPr>
           <w:p>
             <w:pPr>
-              <w:spacing w:after="40"/>
-              <w:rPr>
-                <w:rFonts w:ascii="Calibri" w:hAnsi="Calibri" w:cs="Calibri"/>
-                <w:sz w:val="22"/>
-                <w:szCs w:val="22"/>
-              </w:rPr>
-            </w:pPr>
-            <w:r>
-              <w:rPr>
-                <w:rFonts w:ascii="Calibri" w:hAnsi="Calibri" w:cs="Calibri"/>
-                <w:sz w:val="22"/>
+              <w:spacing w:after="0"/>
+              <w:rPr>
+                <w:rFonts w:ascii="Calibri" w:hAnsi="Calibri" w:cs="Calibri"/>
+                <w:sz w:val="22"/>
+                <w:szCs w:val="22"/>
+              </w:rPr>
+            </w:pPr>
+            <w:r>
+              <w:rPr>
+                <w:rFonts w:ascii="Calibri" w:hAnsi="Calibri" w:cs="Calibri"/>
+                <w:sz w:val="20"/>
                 <w:szCs w:val="22"/>
               </w:rPr>
               <w:t>PB-35</w:t>
@@ -7093,17 +7168,17 @@
           </w:tcPr>
           <w:p>
             <w:pPr>
-              <w:spacing w:after="40"/>
-              <w:rPr>
-                <w:rFonts w:ascii="Calibri" w:hAnsi="Calibri" w:cs="Calibri"/>
-                <w:sz w:val="22"/>
-                <w:szCs w:val="22"/>
-              </w:rPr>
-            </w:pPr>
-            <w:r>
-              <w:rPr>
-                <w:rFonts w:ascii="Calibri" w:hAnsi="Calibri" w:cs="Calibri"/>
-                <w:sz w:val="22"/>
+              <w:spacing w:after="0"/>
+              <w:rPr>
+                <w:rFonts w:ascii="Calibri" w:hAnsi="Calibri" w:cs="Calibri"/>
+                <w:sz w:val="22"/>
+                <w:szCs w:val="22"/>
+              </w:rPr>
+            </w:pPr>
+            <w:r>
+              <w:rPr>
+                <w:rFonts w:ascii="Calibri" w:hAnsi="Calibri" w:cs="Calibri"/>
+                <w:sz w:val="20"/>
                 <w:szCs w:val="22"/>
               </w:rPr>
               <w:t>Aplicar el tiempo configurado</w:t>
@@ -7116,17 +7191,17 @@
           </w:tcPr>
           <w:p>
             <w:pPr>
-              <w:spacing w:after="40"/>
-              <w:rPr>
-                <w:rFonts w:ascii="Calibri" w:hAnsi="Calibri" w:cs="Calibri"/>
-                <w:sz w:val="22"/>
-                <w:szCs w:val="22"/>
-              </w:rPr>
-            </w:pPr>
-            <w:r>
-              <w:rPr>
-                <w:rFonts w:ascii="Calibri" w:hAnsi="Calibri" w:cs="Calibri"/>
-                <w:sz w:val="22"/>
+              <w:spacing w:after="0"/>
+              <w:rPr>
+                <w:rFonts w:ascii="Calibri" w:hAnsi="Calibri" w:cs="Calibri"/>
+                <w:sz w:val="22"/>
+                <w:szCs w:val="22"/>
+              </w:rPr>
+            </w:pPr>
+            <w:r>
+              <w:rPr>
+                <w:rFonts w:ascii="Calibri" w:hAnsi="Calibri" w:cs="Calibri"/>
+                <w:sz w:val="20"/>
                 <w:szCs w:val="22"/>
               </w:rPr>
               <w:t>Leer inactivity_break_minutes desde la configuración para determinar cuándo existe una pausa.</w:t>
@@ -7139,17 +7214,17 @@
           </w:tcPr>
           <w:p>
             <w:pPr>
-              <w:spacing w:after="40"/>
-              <w:rPr>
-                <w:rFonts w:ascii="Calibri" w:hAnsi="Calibri" w:cs="Calibri"/>
-                <w:sz w:val="22"/>
-                <w:szCs w:val="22"/>
-              </w:rPr>
-            </w:pPr>
-            <w:r>
-              <w:rPr>
-                <w:rFonts w:ascii="Calibri" w:hAnsi="Calibri" w:cs="Calibri"/>
-                <w:sz w:val="22"/>
+              <w:spacing w:after="0"/>
+              <w:rPr>
+                <w:rFonts w:ascii="Calibri" w:hAnsi="Calibri" w:cs="Calibri"/>
+                <w:sz w:val="22"/>
+                <w:szCs w:val="22"/>
+              </w:rPr>
+            </w:pPr>
+            <w:r>
+              <w:rPr>
+                <w:rFonts w:ascii="Calibri" w:hAnsi="Calibri" w:cs="Calibri"/>
+                <w:sz w:val="20"/>
                 <w:szCs w:val="22"/>
               </w:rPr>
               <w:t>Alta</w:t>
@@ -7167,17 +7242,17 @@
           </w:tcPr>
           <w:p>
             <w:pPr>
-              <w:spacing w:after="40"/>
-              <w:rPr>
-                <w:rFonts w:ascii="Calibri" w:hAnsi="Calibri" w:cs="Calibri"/>
-                <w:sz w:val="22"/>
-                <w:szCs w:val="22"/>
-              </w:rPr>
-            </w:pPr>
-            <w:r>
-              <w:rPr>
-                <w:rFonts w:ascii="Calibri" w:hAnsi="Calibri" w:cs="Calibri"/>
-                <w:sz w:val="22"/>
+              <w:spacing w:after="0"/>
+              <w:rPr>
+                <w:rFonts w:ascii="Calibri" w:hAnsi="Calibri" w:cs="Calibri"/>
+                <w:sz w:val="22"/>
+                <w:szCs w:val="22"/>
+              </w:rPr>
+            </w:pPr>
+            <w:r>
+              <w:rPr>
+                <w:rFonts w:ascii="Calibri" w:hAnsi="Calibri" w:cs="Calibri"/>
+                <w:sz w:val="20"/>
                 <w:szCs w:val="22"/>
               </w:rPr>
               <w:t>SB02-T19</w:t>
@@ -7190,17 +7265,17 @@
           </w:tcPr>
           <w:p>
             <w:pPr>
-              <w:spacing w:after="40"/>
-              <w:rPr>
-                <w:rFonts w:ascii="Calibri" w:hAnsi="Calibri" w:cs="Calibri"/>
-                <w:sz w:val="22"/>
-                <w:szCs w:val="22"/>
-              </w:rPr>
-            </w:pPr>
-            <w:r>
-              <w:rPr>
-                <w:rFonts w:ascii="Calibri" w:hAnsi="Calibri" w:cs="Calibri"/>
-                <w:sz w:val="22"/>
+              <w:spacing w:after="0"/>
+              <w:rPr>
+                <w:rFonts w:ascii="Calibri" w:hAnsi="Calibri" w:cs="Calibri"/>
+                <w:sz w:val="22"/>
+                <w:szCs w:val="22"/>
+              </w:rPr>
+            </w:pPr>
+            <w:r>
+              <w:rPr>
+                <w:rFonts w:ascii="Calibri" w:hAnsi="Calibri" w:cs="Calibri"/>
+                <w:sz w:val="20"/>
                 <w:szCs w:val="22"/>
               </w:rPr>
               <w:t>PB-35</w:t>
@@ -7213,17 +7288,17 @@
           </w:tcPr>
           <w:p>
             <w:pPr>
-              <w:spacing w:after="40"/>
-              <w:rPr>
-                <w:rFonts w:ascii="Calibri" w:hAnsi="Calibri" w:cs="Calibri"/>
-                <w:sz w:val="22"/>
-                <w:szCs w:val="22"/>
-              </w:rPr>
-            </w:pPr>
-            <w:r>
-              <w:rPr>
-                <w:rFonts w:ascii="Calibri" w:hAnsi="Calibri" w:cs="Calibri"/>
-                <w:sz w:val="22"/>
+              <w:spacing w:after="0"/>
+              <w:rPr>
+                <w:rFonts w:ascii="Calibri" w:hAnsi="Calibri" w:cs="Calibri"/>
+                <w:sz w:val="22"/>
+                <w:szCs w:val="22"/>
+              </w:rPr>
+            </w:pPr>
+            <w:r>
+              <w:rPr>
+                <w:rFonts w:ascii="Calibri" w:hAnsi="Calibri" w:cs="Calibri"/>
+                <w:sz w:val="20"/>
                 <w:szCs w:val="22"/>
               </w:rPr>
               <w:t>Registrar inicio y término de la pausa</w:t>
@@ -7236,17 +7311,17 @@
           </w:tcPr>
           <w:p>
             <w:pPr>
-              <w:spacing w:after="40"/>
-              <w:rPr>
-                <w:rFonts w:ascii="Calibri" w:hAnsi="Calibri" w:cs="Calibri"/>
-                <w:sz w:val="22"/>
-                <w:szCs w:val="22"/>
-              </w:rPr>
-            </w:pPr>
-            <w:r>
-              <w:rPr>
-                <w:rFonts w:ascii="Calibri" w:hAnsi="Calibri" w:cs="Calibri"/>
-                <w:sz w:val="22"/>
+              <w:spacing w:after="0"/>
+              <w:rPr>
+                <w:rFonts w:ascii="Calibri" w:hAnsi="Calibri" w:cs="Calibri"/>
+                <w:sz w:val="22"/>
+                <w:szCs w:val="22"/>
+              </w:rPr>
+            </w:pPr>
+            <w:r>
+              <w:rPr>
+                <w:rFonts w:ascii="Calibri" w:hAnsi="Calibri" w:cs="Calibri"/>
+                <w:sz w:val="20"/>
                 <w:szCs w:val="22"/>
               </w:rPr>
               <w:t>Almacenar la pausa en breaks, asociada a la sesión en curso.</w:t>
@@ -7259,17 +7334,17 @@
           </w:tcPr>
           <w:p>
             <w:pPr>
-              <w:spacing w:after="40"/>
-              <w:rPr>
-                <w:rFonts w:ascii="Calibri" w:hAnsi="Calibri" w:cs="Calibri"/>
-                <w:sz w:val="22"/>
-                <w:szCs w:val="22"/>
-              </w:rPr>
-            </w:pPr>
-            <w:r>
-              <w:rPr>
-                <w:rFonts w:ascii="Calibri" w:hAnsi="Calibri" w:cs="Calibri"/>
-                <w:sz w:val="22"/>
+              <w:spacing w:after="0"/>
+              <w:rPr>
+                <w:rFonts w:ascii="Calibri" w:hAnsi="Calibri" w:cs="Calibri"/>
+                <w:sz w:val="22"/>
+                <w:szCs w:val="22"/>
+              </w:rPr>
+            </w:pPr>
+            <w:r>
+              <w:rPr>
+                <w:rFonts w:ascii="Calibri" w:hAnsi="Calibri" w:cs="Calibri"/>
+                <w:sz w:val="20"/>
                 <w:szCs w:val="22"/>
               </w:rPr>
               <w:t>Alta</w:t>
@@ -7287,17 +7362,17 @@
           </w:tcPr>
           <w:p>
             <w:pPr>
-              <w:spacing w:after="40"/>
-              <w:rPr>
-                <w:rFonts w:ascii="Calibri" w:hAnsi="Calibri" w:cs="Calibri"/>
-                <w:sz w:val="22"/>
-                <w:szCs w:val="22"/>
-              </w:rPr>
-            </w:pPr>
-            <w:r>
-              <w:rPr>
-                <w:rFonts w:ascii="Calibri" w:hAnsi="Calibri" w:cs="Calibri"/>
-                <w:sz w:val="22"/>
+              <w:spacing w:after="0"/>
+              <w:rPr>
+                <w:rFonts w:ascii="Calibri" w:hAnsi="Calibri" w:cs="Calibri"/>
+                <w:sz w:val="22"/>
+                <w:szCs w:val="22"/>
+              </w:rPr>
+            </w:pPr>
+            <w:r>
+              <w:rPr>
+                <w:rFonts w:ascii="Calibri" w:hAnsi="Calibri" w:cs="Calibri"/>
+                <w:sz w:val="20"/>
                 <w:szCs w:val="22"/>
               </w:rPr>
               <w:t>SB02-T20</w:t>
@@ -7310,17 +7385,17 @@
           </w:tcPr>
           <w:p>
             <w:pPr>
-              <w:spacing w:after="40"/>
-              <w:rPr>
-                <w:rFonts w:ascii="Calibri" w:hAnsi="Calibri" w:cs="Calibri"/>
-                <w:sz w:val="22"/>
-                <w:szCs w:val="22"/>
-              </w:rPr>
-            </w:pPr>
-            <w:r>
-              <w:rPr>
-                <w:rFonts w:ascii="Calibri" w:hAnsi="Calibri" w:cs="Calibri"/>
-                <w:sz w:val="22"/>
+              <w:spacing w:after="0"/>
+              <w:rPr>
+                <w:rFonts w:ascii="Calibri" w:hAnsi="Calibri" w:cs="Calibri"/>
+                <w:sz w:val="22"/>
+                <w:szCs w:val="22"/>
+              </w:rPr>
+            </w:pPr>
+            <w:r>
+              <w:rPr>
+                <w:rFonts w:ascii="Calibri" w:hAnsi="Calibri" w:cs="Calibri"/>
+                <w:sz w:val="20"/>
                 <w:szCs w:val="22"/>
               </w:rPr>
               <w:t>PB-35</w:t>
@@ -7333,17 +7408,17 @@
           </w:tcPr>
           <w:p>
             <w:pPr>
-              <w:spacing w:after="40"/>
-              <w:rPr>
-                <w:rFonts w:ascii="Calibri" w:hAnsi="Calibri" w:cs="Calibri"/>
-                <w:sz w:val="22"/>
-                <w:szCs w:val="22"/>
-              </w:rPr>
-            </w:pPr>
-            <w:r>
-              <w:rPr>
-                <w:rFonts w:ascii="Calibri" w:hAnsi="Calibri" w:cs="Calibri"/>
-                <w:sz w:val="22"/>
+              <w:spacing w:after="0"/>
+              <w:rPr>
+                <w:rFonts w:ascii="Calibri" w:hAnsi="Calibri" w:cs="Calibri"/>
+                <w:sz w:val="22"/>
+                <w:szCs w:val="22"/>
+              </w:rPr>
+            </w:pPr>
+            <w:r>
+              <w:rPr>
+                <w:rFonts w:ascii="Calibri" w:hAnsi="Calibri" w:cs="Calibri"/>
+                <w:sz w:val="20"/>
                 <w:szCs w:val="22"/>
               </w:rPr>
               <w:t>Reiniciar período tras la pausa</w:t>
@@ -7356,17 +7431,17 @@
           </w:tcPr>
           <w:p>
             <w:pPr>
-              <w:spacing w:after="40"/>
-              <w:rPr>
-                <w:rFonts w:ascii="Calibri" w:hAnsi="Calibri" w:cs="Calibri"/>
-                <w:sz w:val="22"/>
-                <w:szCs w:val="22"/>
-              </w:rPr>
-            </w:pPr>
-            <w:r>
-              <w:rPr>
-                <w:rFonts w:ascii="Calibri" w:hAnsi="Calibri" w:cs="Calibri"/>
-                <w:sz w:val="22"/>
+              <w:spacing w:after="0"/>
+              <w:rPr>
+                <w:rFonts w:ascii="Calibri" w:hAnsi="Calibri" w:cs="Calibri"/>
+                <w:sz w:val="22"/>
+                <w:szCs w:val="22"/>
+              </w:rPr>
+            </w:pPr>
+            <w:r>
+              <w:rPr>
+                <w:rFonts w:ascii="Calibri" w:hAnsi="Calibri" w:cs="Calibri"/>
+                <w:sz w:val="20"/>
                 <w:szCs w:val="22"/>
               </w:rPr>
               <w:t>Reiniciar el período de aviso de 60 minutos al retomar la actividad después de una pausa registrada.</w:t>
@@ -7379,17 +7454,17 @@
           </w:tcPr>
           <w:p>
             <w:pPr>
-              <w:spacing w:after="40"/>
-              <w:rPr>
-                <w:rFonts w:ascii="Calibri" w:hAnsi="Calibri" w:cs="Calibri"/>
-                <w:sz w:val="22"/>
-                <w:szCs w:val="22"/>
-              </w:rPr>
-            </w:pPr>
-            <w:r>
-              <w:rPr>
-                <w:rFonts w:ascii="Calibri" w:hAnsi="Calibri" w:cs="Calibri"/>
-                <w:sz w:val="22"/>
+              <w:spacing w:after="0"/>
+              <w:rPr>
+                <w:rFonts w:ascii="Calibri" w:hAnsi="Calibri" w:cs="Calibri"/>
+                <w:sz w:val="22"/>
+                <w:szCs w:val="22"/>
+              </w:rPr>
+            </w:pPr>
+            <w:r>
+              <w:rPr>
+                <w:rFonts w:ascii="Calibri" w:hAnsi="Calibri" w:cs="Calibri"/>
+                <w:sz w:val="20"/>
                 <w:szCs w:val="22"/>
               </w:rPr>
               <w:t>Alta</w:t>
@@ -7407,17 +7482,17 @@
           </w:tcPr>
           <w:p>
             <w:pPr>
-              <w:spacing w:after="40"/>
-              <w:rPr>
-                <w:rFonts w:ascii="Calibri" w:hAnsi="Calibri" w:cs="Calibri"/>
-                <w:sz w:val="22"/>
-                <w:szCs w:val="22"/>
-              </w:rPr>
-            </w:pPr>
-            <w:r>
-              <w:rPr>
-                <w:rFonts w:ascii="Calibri" w:hAnsi="Calibri" w:cs="Calibri"/>
-                <w:sz w:val="22"/>
+              <w:spacing w:after="0"/>
+              <w:rPr>
+                <w:rFonts w:ascii="Calibri" w:hAnsi="Calibri" w:cs="Calibri"/>
+                <w:sz w:val="22"/>
+                <w:szCs w:val="22"/>
+              </w:rPr>
+            </w:pPr>
+            <w:r>
+              <w:rPr>
+                <w:rFonts w:ascii="Calibri" w:hAnsi="Calibri" w:cs="Calibri"/>
+                <w:sz w:val="20"/>
                 <w:szCs w:val="22"/>
               </w:rPr>
               <w:t>SB02-T21</w:t>
@@ -7430,17 +7505,17 @@
           </w:tcPr>
           <w:p>
             <w:pPr>
-              <w:spacing w:after="40"/>
-              <w:rPr>
-                <w:rFonts w:ascii="Calibri" w:hAnsi="Calibri" w:cs="Calibri"/>
-                <w:sz w:val="22"/>
-                <w:szCs w:val="22"/>
-              </w:rPr>
-            </w:pPr>
-            <w:r>
-              <w:rPr>
-                <w:rFonts w:ascii="Calibri" w:hAnsi="Calibri" w:cs="Calibri"/>
-                <w:sz w:val="22"/>
+              <w:spacing w:after="0"/>
+              <w:rPr>
+                <w:rFonts w:ascii="Calibri" w:hAnsi="Calibri" w:cs="Calibri"/>
+                <w:sz w:val="22"/>
+                <w:szCs w:val="22"/>
+              </w:rPr>
+            </w:pPr>
+            <w:r>
+              <w:rPr>
+                <w:rFonts w:ascii="Calibri" w:hAnsi="Calibri" w:cs="Calibri"/>
+                <w:sz w:val="20"/>
                 <w:szCs w:val="22"/>
               </w:rPr>
               <w:t>PB-35</w:t>
@@ -7453,17 +7528,17 @@
           </w:tcPr>
           <w:p>
             <w:pPr>
-              <w:spacing w:after="40"/>
-              <w:rPr>
-                <w:rFonts w:ascii="Calibri" w:hAnsi="Calibri" w:cs="Calibri"/>
-                <w:sz w:val="22"/>
-                <w:szCs w:val="22"/>
-              </w:rPr>
-            </w:pPr>
-            <w:r>
-              <w:rPr>
-                <w:rFonts w:ascii="Calibri" w:hAnsi="Calibri" w:cs="Calibri"/>
-                <w:sz w:val="22"/>
+              <w:spacing w:after="0"/>
+              <w:rPr>
+                <w:rFonts w:ascii="Calibri" w:hAnsi="Calibri" w:cs="Calibri"/>
+                <w:sz w:val="22"/>
+                <w:szCs w:val="22"/>
+              </w:rPr>
+            </w:pPr>
+            <w:r>
+              <w:rPr>
+                <w:rFonts w:ascii="Calibri" w:hAnsi="Calibri" w:cs="Calibri"/>
+                <w:sz w:val="20"/>
                 <w:szCs w:val="22"/>
               </w:rPr>
               <w:t>Validar registro de pausas</w:t>
@@ -7476,17 +7551,17 @@
           </w:tcPr>
           <w:p>
             <w:pPr>
-              <w:spacing w:after="40"/>
-              <w:rPr>
-                <w:rFonts w:ascii="Calibri" w:hAnsi="Calibri" w:cs="Calibri"/>
-                <w:sz w:val="22"/>
-                <w:szCs w:val="22"/>
-              </w:rPr>
-            </w:pPr>
-            <w:r>
-              <w:rPr>
-                <w:rFonts w:ascii="Calibri" w:hAnsi="Calibri" w:cs="Calibri"/>
-                <w:sz w:val="22"/>
+              <w:spacing w:after="0"/>
+              <w:rPr>
+                <w:rFonts w:ascii="Calibri" w:hAnsi="Calibri" w:cs="Calibri"/>
+                <w:sz w:val="22"/>
+                <w:szCs w:val="22"/>
+              </w:rPr>
+            </w:pPr>
+            <w:r>
+              <w:rPr>
+                <w:rFonts w:ascii="Calibri" w:hAnsi="Calibri" w:cs="Calibri"/>
+                <w:sz w:val="20"/>
                 <w:szCs w:val="22"/>
               </w:rPr>
               <w:t>Comprobar el registro con un tiempo reducido de prueba y con inactividades menores al configurado.</w:t>
@@ -7499,17 +7574,17 @@
           </w:tcPr>
           <w:p>
             <w:pPr>
-              <w:spacing w:after="40"/>
-              <w:rPr>
-                <w:rFonts w:ascii="Calibri" w:hAnsi="Calibri" w:cs="Calibri"/>
-                <w:sz w:val="22"/>
-                <w:szCs w:val="22"/>
-              </w:rPr>
-            </w:pPr>
-            <w:r>
-              <w:rPr>
-                <w:rFonts w:ascii="Calibri" w:hAnsi="Calibri" w:cs="Calibri"/>
-                <w:sz w:val="22"/>
+              <w:spacing w:after="0"/>
+              <w:rPr>
+                <w:rFonts w:ascii="Calibri" w:hAnsi="Calibri" w:cs="Calibri"/>
+                <w:sz w:val="22"/>
+                <w:szCs w:val="22"/>
+              </w:rPr>
+            </w:pPr>
+            <w:r>
+              <w:rPr>
+                <w:rFonts w:ascii="Calibri" w:hAnsi="Calibri" w:cs="Calibri"/>
+                <w:sz w:val="20"/>
                 <w:szCs w:val="22"/>
               </w:rPr>
               <w:t>Alta</w:t>
@@ -7527,19 +7602,20 @@
           </w:tcPr>
           <w:p>
             <w:pPr>
-              <w:spacing w:after="40"/>
-              <w:rPr>
-                <w:rFonts w:ascii="Calibri" w:hAnsi="Calibri" w:cs="Calibri"/>
-                <w:sz w:val="22"/>
-                <w:szCs w:val="22"/>
-              </w:rPr>
-            </w:pPr>
-            <w:r>
-              <w:rPr>
-                <w:rFonts w:ascii="Calibri" w:hAnsi="Calibri" w:cs="Calibri"/>
-                <w:sz w:val="22"/>
-                <w:szCs w:val="22"/>
-              </w:rPr>
+              <w:spacing w:after="0"/>
+              <w:rPr>
+                <w:rFonts w:ascii="Calibri" w:hAnsi="Calibri" w:cs="Calibri"/>
+                <w:sz w:val="22"/>
+                <w:szCs w:val="22"/>
+              </w:rPr>
+            </w:pPr>
+            <w:r>
+              <w:rPr>
+                <w:rFonts w:ascii="Calibri" w:hAnsi="Calibri" w:cs="Calibri"/>
+                <w:sz w:val="20"/>
+                <w:szCs w:val="22"/>
+              </w:rPr>
+              <w:lastRenderedPageBreak/>
               <w:t>SB02-T22</w:t>
             </w:r>
           </w:p>
@@ -7550,17 +7626,17 @@
           </w:tcPr>
           <w:p>
             <w:pPr>
-              <w:spacing w:after="40"/>
-              <w:rPr>
-                <w:rFonts w:ascii="Calibri" w:hAnsi="Calibri" w:cs="Calibri"/>
-                <w:sz w:val="22"/>
-                <w:szCs w:val="22"/>
-              </w:rPr>
-            </w:pPr>
-            <w:r>
-              <w:rPr>
-                <w:rFonts w:ascii="Calibri" w:hAnsi="Calibri" w:cs="Calibri"/>
-                <w:sz w:val="22"/>
+              <w:spacing w:after="0"/>
+              <w:rPr>
+                <w:rFonts w:ascii="Calibri" w:hAnsi="Calibri" w:cs="Calibri"/>
+                <w:sz w:val="22"/>
+                <w:szCs w:val="22"/>
+              </w:rPr>
+            </w:pPr>
+            <w:r>
+              <w:rPr>
+                <w:rFonts w:ascii="Calibri" w:hAnsi="Calibri" w:cs="Calibri"/>
+                <w:sz w:val="20"/>
                 <w:szCs w:val="22"/>
               </w:rPr>
               <w:t>PB-49</w:t>
@@ -7573,17 +7649,17 @@
           </w:tcPr>
           <w:p>
             <w:pPr>
-              <w:spacing w:after="40"/>
-              <w:rPr>
-                <w:rFonts w:ascii="Calibri" w:hAnsi="Calibri" w:cs="Calibri"/>
-                <w:sz w:val="22"/>
-                <w:szCs w:val="22"/>
-              </w:rPr>
-            </w:pPr>
-            <w:r>
-              <w:rPr>
-                <w:rFonts w:ascii="Calibri" w:hAnsi="Calibri" w:cs="Calibri"/>
-                <w:sz w:val="22"/>
+              <w:spacing w:after="0"/>
+              <w:rPr>
+                <w:rFonts w:ascii="Calibri" w:hAnsi="Calibri" w:cs="Calibri"/>
+                <w:sz w:val="22"/>
+                <w:szCs w:val="22"/>
+              </w:rPr>
+            </w:pPr>
+            <w:r>
+              <w:rPr>
+                <w:rFonts w:ascii="Calibri" w:hAnsi="Calibri" w:cs="Calibri"/>
+                <w:sz w:val="20"/>
                 <w:szCs w:val="22"/>
               </w:rPr>
               <w:t>Definir la API del servidor</w:t>
@@ -7596,17 +7672,17 @@
           </w:tcPr>
           <w:p>
             <w:pPr>
-              <w:spacing w:after="40"/>
-              <w:rPr>
-                <w:rFonts w:ascii="Calibri" w:hAnsi="Calibri" w:cs="Calibri"/>
-                <w:sz w:val="22"/>
-                <w:szCs w:val="22"/>
-              </w:rPr>
-            </w:pPr>
-            <w:r>
-              <w:rPr>
-                <w:rFonts w:ascii="Calibri" w:hAnsi="Calibri" w:cs="Calibri"/>
-                <w:sz w:val="22"/>
+              <w:spacing w:after="0"/>
+              <w:rPr>
+                <w:rFonts w:ascii="Calibri" w:hAnsi="Calibri" w:cs="Calibri"/>
+                <w:sz w:val="22"/>
+                <w:szCs w:val="22"/>
+              </w:rPr>
+            </w:pPr>
+            <w:r>
+              <w:rPr>
+                <w:rFonts w:ascii="Calibri" w:hAnsi="Calibri" w:cs="Calibri"/>
+                <w:sz w:val="20"/>
                 <w:szCs w:val="22"/>
               </w:rPr>
               <w:t>Establecer los servicios de registro, inicio de sesión y almacenamiento, y el formato de sus solicitudes y respuestas.</w:t>
@@ -7619,17 +7695,17 @@
           </w:tcPr>
           <w:p>
             <w:pPr>
-              <w:spacing w:after="40"/>
-              <w:rPr>
-                <w:rFonts w:ascii="Calibri" w:hAnsi="Calibri" w:cs="Calibri"/>
-                <w:sz w:val="22"/>
-                <w:szCs w:val="22"/>
-              </w:rPr>
-            </w:pPr>
-            <w:r>
-              <w:rPr>
-                <w:rFonts w:ascii="Calibri" w:hAnsi="Calibri" w:cs="Calibri"/>
-                <w:sz w:val="22"/>
+              <w:spacing w:after="0"/>
+              <w:rPr>
+                <w:rFonts w:ascii="Calibri" w:hAnsi="Calibri" w:cs="Calibri"/>
+                <w:sz w:val="22"/>
+                <w:szCs w:val="22"/>
+              </w:rPr>
+            </w:pPr>
+            <w:r>
+              <w:rPr>
+                <w:rFonts w:ascii="Calibri" w:hAnsi="Calibri" w:cs="Calibri"/>
+                <w:sz w:val="20"/>
                 <w:szCs w:val="22"/>
               </w:rPr>
               <w:t>Alta</w:t>
@@ -7647,17 +7723,17 @@
           </w:tcPr>
           <w:p>
             <w:pPr>
-              <w:spacing w:after="40"/>
-              <w:rPr>
-                <w:rFonts w:ascii="Calibri" w:hAnsi="Calibri" w:cs="Calibri"/>
-                <w:sz w:val="22"/>
-                <w:szCs w:val="22"/>
-              </w:rPr>
-            </w:pPr>
-            <w:r>
-              <w:rPr>
-                <w:rFonts w:ascii="Calibri" w:hAnsi="Calibri" w:cs="Calibri"/>
-                <w:sz w:val="22"/>
+              <w:spacing w:after="0"/>
+              <w:rPr>
+                <w:rFonts w:ascii="Calibri" w:hAnsi="Calibri" w:cs="Calibri"/>
+                <w:sz w:val="22"/>
+                <w:szCs w:val="22"/>
+              </w:rPr>
+            </w:pPr>
+            <w:r>
+              <w:rPr>
+                <w:rFonts w:ascii="Calibri" w:hAnsi="Calibri" w:cs="Calibri"/>
+                <w:sz w:val="20"/>
                 <w:szCs w:val="22"/>
               </w:rPr>
               <w:t>SB02-T23</w:t>
@@ -7670,17 +7746,17 @@
           </w:tcPr>
           <w:p>
             <w:pPr>
-              <w:spacing w:after="40"/>
-              <w:rPr>
-                <w:rFonts w:ascii="Calibri" w:hAnsi="Calibri" w:cs="Calibri"/>
-                <w:sz w:val="22"/>
-                <w:szCs w:val="22"/>
-              </w:rPr>
-            </w:pPr>
-            <w:r>
-              <w:rPr>
-                <w:rFonts w:ascii="Calibri" w:hAnsi="Calibri" w:cs="Calibri"/>
-                <w:sz w:val="22"/>
+              <w:spacing w:after="0"/>
+              <w:rPr>
+                <w:rFonts w:ascii="Calibri" w:hAnsi="Calibri" w:cs="Calibri"/>
+                <w:sz w:val="22"/>
+                <w:szCs w:val="22"/>
+              </w:rPr>
+            </w:pPr>
+            <w:r>
+              <w:rPr>
+                <w:rFonts w:ascii="Calibri" w:hAnsi="Calibri" w:cs="Calibri"/>
+                <w:sz w:val="20"/>
                 <w:szCs w:val="22"/>
               </w:rPr>
               <w:t>PB-49</w:t>
@@ -7693,17 +7769,17 @@
           </w:tcPr>
           <w:p>
             <w:pPr>
-              <w:spacing w:after="40"/>
-              <w:rPr>
-                <w:rFonts w:ascii="Calibri" w:hAnsi="Calibri" w:cs="Calibri"/>
-                <w:sz w:val="22"/>
-                <w:szCs w:val="22"/>
-              </w:rPr>
-            </w:pPr>
-            <w:r>
-              <w:rPr>
-                <w:rFonts w:ascii="Calibri" w:hAnsi="Calibri" w:cs="Calibri"/>
-                <w:sz w:val="22"/>
+              <w:spacing w:after="0"/>
+              <w:rPr>
+                <w:rFonts w:ascii="Calibri" w:hAnsi="Calibri" w:cs="Calibri"/>
+                <w:sz w:val="22"/>
+                <w:szCs w:val="22"/>
+              </w:rPr>
+            </w:pPr>
+            <w:r>
+              <w:rPr>
+                <w:rFonts w:ascii="Calibri" w:hAnsi="Calibri" w:cs="Calibri"/>
+                <w:sz w:val="20"/>
                 <w:szCs w:val="22"/>
               </w:rPr>
               <w:t>Contenerizar el servidor</w:t>
@@ -7716,17 +7792,17 @@
           </w:tcPr>
           <w:p>
             <w:pPr>
-              <w:spacing w:after="40"/>
-              <w:rPr>
-                <w:rFonts w:ascii="Calibri" w:hAnsi="Calibri" w:cs="Calibri"/>
-                <w:sz w:val="22"/>
-                <w:szCs w:val="22"/>
-              </w:rPr>
-            </w:pPr>
-            <w:r>
-              <w:rPr>
-                <w:rFonts w:ascii="Calibri" w:hAnsi="Calibri" w:cs="Calibri"/>
-                <w:sz w:val="22"/>
+              <w:spacing w:after="0"/>
+              <w:rPr>
+                <w:rFonts w:ascii="Calibri" w:hAnsi="Calibri" w:cs="Calibri"/>
+                <w:sz w:val="22"/>
+                <w:szCs w:val="22"/>
+              </w:rPr>
+            </w:pPr>
+            <w:r>
+              <w:rPr>
+                <w:rFonts w:ascii="Calibri" w:hAnsi="Calibri" w:cs="Calibri"/>
+                <w:sz w:val="20"/>
                 <w:szCs w:val="22"/>
               </w:rPr>
               <w:t>Preparar los contenedores Docker de la API y de PostgreSQL para levantarlos con un único comando.</w:t>
@@ -7739,17 +7815,17 @@
           </w:tcPr>
           <w:p>
             <w:pPr>
-              <w:spacing w:after="40"/>
-              <w:rPr>
-                <w:rFonts w:ascii="Calibri" w:hAnsi="Calibri" w:cs="Calibri"/>
-                <w:sz w:val="22"/>
-                <w:szCs w:val="22"/>
-              </w:rPr>
-            </w:pPr>
-            <w:r>
-              <w:rPr>
-                <w:rFonts w:ascii="Calibri" w:hAnsi="Calibri" w:cs="Calibri"/>
-                <w:sz w:val="22"/>
+              <w:spacing w:after="0"/>
+              <w:rPr>
+                <w:rFonts w:ascii="Calibri" w:hAnsi="Calibri" w:cs="Calibri"/>
+                <w:sz w:val="22"/>
+                <w:szCs w:val="22"/>
+              </w:rPr>
+            </w:pPr>
+            <w:r>
+              <w:rPr>
+                <w:rFonts w:ascii="Calibri" w:hAnsi="Calibri" w:cs="Calibri"/>
+                <w:sz w:val="20"/>
                 <w:szCs w:val="22"/>
               </w:rPr>
               <w:t>Alta</w:t>
@@ -7767,17 +7843,17 @@
           </w:tcPr>
           <w:p>
             <w:pPr>
-              <w:spacing w:after="40"/>
-              <w:rPr>
-                <w:rFonts w:ascii="Calibri" w:hAnsi="Calibri" w:cs="Calibri"/>
-                <w:sz w:val="22"/>
-                <w:szCs w:val="22"/>
-              </w:rPr>
-            </w:pPr>
-            <w:r>
-              <w:rPr>
-                <w:rFonts w:ascii="Calibri" w:hAnsi="Calibri" w:cs="Calibri"/>
-                <w:sz w:val="22"/>
+              <w:spacing w:after="0"/>
+              <w:rPr>
+                <w:rFonts w:ascii="Calibri" w:hAnsi="Calibri" w:cs="Calibri"/>
+                <w:sz w:val="22"/>
+                <w:szCs w:val="22"/>
+              </w:rPr>
+            </w:pPr>
+            <w:r>
+              <w:rPr>
+                <w:rFonts w:ascii="Calibri" w:hAnsi="Calibri" w:cs="Calibri"/>
+                <w:sz w:val="20"/>
                 <w:szCs w:val="22"/>
               </w:rPr>
               <w:t>SB02-T24</w:t>
@@ -7790,17 +7866,17 @@
           </w:tcPr>
           <w:p>
             <w:pPr>
-              <w:spacing w:after="40"/>
-              <w:rPr>
-                <w:rFonts w:ascii="Calibri" w:hAnsi="Calibri" w:cs="Calibri"/>
-                <w:sz w:val="22"/>
-                <w:szCs w:val="22"/>
-              </w:rPr>
-            </w:pPr>
-            <w:r>
-              <w:rPr>
-                <w:rFonts w:ascii="Calibri" w:hAnsi="Calibri" w:cs="Calibri"/>
-                <w:sz w:val="22"/>
+              <w:spacing w:after="0"/>
+              <w:rPr>
+                <w:rFonts w:ascii="Calibri" w:hAnsi="Calibri" w:cs="Calibri"/>
+                <w:sz w:val="22"/>
+                <w:szCs w:val="22"/>
+              </w:rPr>
+            </w:pPr>
+            <w:r>
+              <w:rPr>
+                <w:rFonts w:ascii="Calibri" w:hAnsi="Calibri" w:cs="Calibri"/>
+                <w:sz w:val="20"/>
                 <w:szCs w:val="22"/>
               </w:rPr>
               <w:t>PB-49</w:t>
@@ -7813,17 +7889,17 @@
           </w:tcPr>
           <w:p>
             <w:pPr>
-              <w:spacing w:after="40"/>
-              <w:rPr>
-                <w:rFonts w:ascii="Calibri" w:hAnsi="Calibri" w:cs="Calibri"/>
-                <w:sz w:val="22"/>
-                <w:szCs w:val="22"/>
-              </w:rPr>
-            </w:pPr>
-            <w:r>
-              <w:rPr>
-                <w:rFonts w:ascii="Calibri" w:hAnsi="Calibri" w:cs="Calibri"/>
-                <w:sz w:val="22"/>
+              <w:spacing w:after="0"/>
+              <w:rPr>
+                <w:rFonts w:ascii="Calibri" w:hAnsi="Calibri" w:cs="Calibri"/>
+                <w:sz w:val="22"/>
+                <w:szCs w:val="22"/>
+              </w:rPr>
+            </w:pPr>
+            <w:r>
+              <w:rPr>
+                <w:rFonts w:ascii="Calibri" w:hAnsi="Calibri" w:cs="Calibri"/>
+                <w:sz w:val="20"/>
                 <w:szCs w:val="22"/>
               </w:rPr>
               <w:t>Implementar autenticación por token</w:t>
@@ -7836,17 +7912,17 @@
           </w:tcPr>
           <w:p>
             <w:pPr>
-              <w:spacing w:after="40"/>
-              <w:rPr>
-                <w:rFonts w:ascii="Calibri" w:hAnsi="Calibri" w:cs="Calibri"/>
-                <w:sz w:val="22"/>
-                <w:szCs w:val="22"/>
-              </w:rPr>
-            </w:pPr>
-            <w:r>
-              <w:rPr>
-                <w:rFonts w:ascii="Calibri" w:hAnsi="Calibri" w:cs="Calibri"/>
-                <w:sz w:val="22"/>
+              <w:spacing w:after="0"/>
+              <w:rPr>
+                <w:rFonts w:ascii="Calibri" w:hAnsi="Calibri" w:cs="Calibri"/>
+                <w:sz w:val="22"/>
+                <w:szCs w:val="22"/>
+              </w:rPr>
+            </w:pPr>
+            <w:r>
+              <w:rPr>
+                <w:rFonts w:ascii="Calibri" w:hAnsi="Calibri" w:cs="Calibri"/>
+                <w:sz w:val="20"/>
                 <w:szCs w:val="22"/>
               </w:rPr>
               <w:t>Emitir tokens de acceso con vencimiento y rechazar las solicitudes sin un token válido.</w:t>
@@ -7859,17 +7935,17 @@
           </w:tcPr>
           <w:p>
             <w:pPr>
-              <w:spacing w:after="40"/>
-              <w:rPr>
-                <w:rFonts w:ascii="Calibri" w:hAnsi="Calibri" w:cs="Calibri"/>
-                <w:sz w:val="22"/>
-                <w:szCs w:val="22"/>
-              </w:rPr>
-            </w:pPr>
-            <w:r>
-              <w:rPr>
-                <w:rFonts w:ascii="Calibri" w:hAnsi="Calibri" w:cs="Calibri"/>
-                <w:sz w:val="22"/>
+              <w:spacing w:after="0"/>
+              <w:rPr>
+                <w:rFonts w:ascii="Calibri" w:hAnsi="Calibri" w:cs="Calibri"/>
+                <w:sz w:val="22"/>
+                <w:szCs w:val="22"/>
+              </w:rPr>
+            </w:pPr>
+            <w:r>
+              <w:rPr>
+                <w:rFonts w:ascii="Calibri" w:hAnsi="Calibri" w:cs="Calibri"/>
+                <w:sz w:val="20"/>
                 <w:szCs w:val="22"/>
               </w:rPr>
               <w:t>Alta</w:t>
@@ -7887,17 +7963,17 @@
           </w:tcPr>
           <w:p>
             <w:pPr>
-              <w:spacing w:after="40"/>
-              <w:rPr>
-                <w:rFonts w:ascii="Calibri" w:hAnsi="Calibri" w:cs="Calibri"/>
-                <w:sz w:val="22"/>
-                <w:szCs w:val="22"/>
-              </w:rPr>
-            </w:pPr>
-            <w:r>
-              <w:rPr>
-                <w:rFonts w:ascii="Calibri" w:hAnsi="Calibri" w:cs="Calibri"/>
-                <w:sz w:val="22"/>
+              <w:spacing w:after="0"/>
+              <w:rPr>
+                <w:rFonts w:ascii="Calibri" w:hAnsi="Calibri" w:cs="Calibri"/>
+                <w:sz w:val="22"/>
+                <w:szCs w:val="22"/>
+              </w:rPr>
+            </w:pPr>
+            <w:r>
+              <w:rPr>
+                <w:rFonts w:ascii="Calibri" w:hAnsi="Calibri" w:cs="Calibri"/>
+                <w:sz w:val="20"/>
                 <w:szCs w:val="22"/>
               </w:rPr>
               <w:t>SB02-T25</w:t>
@@ -7910,17 +7986,17 @@
           </w:tcPr>
           <w:p>
             <w:pPr>
-              <w:spacing w:after="40"/>
-              <w:rPr>
-                <w:rFonts w:ascii="Calibri" w:hAnsi="Calibri" w:cs="Calibri"/>
-                <w:sz w:val="22"/>
-                <w:szCs w:val="22"/>
-              </w:rPr>
-            </w:pPr>
-            <w:r>
-              <w:rPr>
-                <w:rFonts w:ascii="Calibri" w:hAnsi="Calibri" w:cs="Calibri"/>
-                <w:sz w:val="22"/>
+              <w:spacing w:after="0"/>
+              <w:rPr>
+                <w:rFonts w:ascii="Calibri" w:hAnsi="Calibri" w:cs="Calibri"/>
+                <w:sz w:val="22"/>
+                <w:szCs w:val="22"/>
+              </w:rPr>
+            </w:pPr>
+            <w:r>
+              <w:rPr>
+                <w:rFonts w:ascii="Calibri" w:hAnsi="Calibri" w:cs="Calibri"/>
+                <w:sz w:val="20"/>
                 <w:szCs w:val="22"/>
               </w:rPr>
               <w:t>PB-48</w:t>
@@ -7933,17 +8009,17 @@
           </w:tcPr>
           <w:p>
             <w:pPr>
-              <w:spacing w:after="40"/>
-              <w:rPr>
-                <w:rFonts w:ascii="Calibri" w:hAnsi="Calibri" w:cs="Calibri"/>
-                <w:sz w:val="22"/>
-                <w:szCs w:val="22"/>
-              </w:rPr>
-            </w:pPr>
-            <w:r>
-              <w:rPr>
-                <w:rFonts w:ascii="Calibri" w:hAnsi="Calibri" w:cs="Calibri"/>
-                <w:sz w:val="22"/>
+              <w:spacing w:after="0"/>
+              <w:rPr>
+                <w:rFonts w:ascii="Calibri" w:hAnsi="Calibri" w:cs="Calibri"/>
+                <w:sz w:val="22"/>
+                <w:szCs w:val="22"/>
+              </w:rPr>
+            </w:pPr>
+            <w:r>
+              <w:rPr>
+                <w:rFonts w:ascii="Calibri" w:hAnsi="Calibri" w:cs="Calibri"/>
+                <w:sz w:val="20"/>
                 <w:szCs w:val="22"/>
               </w:rPr>
               <w:t>Implementar inicio y cierre de sesión</w:t>
@@ -7956,17 +8032,17 @@
           </w:tcPr>
           <w:p>
             <w:pPr>
-              <w:spacing w:after="40"/>
-              <w:rPr>
-                <w:rFonts w:ascii="Calibri" w:hAnsi="Calibri" w:cs="Calibri"/>
-                <w:sz w:val="22"/>
-                <w:szCs w:val="22"/>
-              </w:rPr>
-            </w:pPr>
-            <w:r>
-              <w:rPr>
-                <w:rFonts w:ascii="Calibri" w:hAnsi="Calibri" w:cs="Calibri"/>
-                <w:sz w:val="22"/>
+              <w:spacing w:after="0"/>
+              <w:rPr>
+                <w:rFonts w:ascii="Calibri" w:hAnsi="Calibri" w:cs="Calibri"/>
+                <w:sz w:val="22"/>
+                <w:szCs w:val="22"/>
+              </w:rPr>
+            </w:pPr>
+            <w:r>
+              <w:rPr>
+                <w:rFonts w:ascii="Calibri" w:hAnsi="Calibri" w:cs="Calibri"/>
+                <w:sz w:val="20"/>
                 <w:szCs w:val="22"/>
               </w:rPr>
               <w:t>Autenticar al usuario, almacenar el token de forma protegida y eliminarlo al cerrar sesión.</w:t>
@@ -7979,17 +8055,17 @@
           </w:tcPr>
           <w:p>
             <w:pPr>
-              <w:spacing w:after="40"/>
-              <w:rPr>
-                <w:rFonts w:ascii="Calibri" w:hAnsi="Calibri" w:cs="Calibri"/>
-                <w:sz w:val="22"/>
-                <w:szCs w:val="22"/>
-              </w:rPr>
-            </w:pPr>
-            <w:r>
-              <w:rPr>
-                <w:rFonts w:ascii="Calibri" w:hAnsi="Calibri" w:cs="Calibri"/>
-                <w:sz w:val="22"/>
+              <w:spacing w:after="0"/>
+              <w:rPr>
+                <w:rFonts w:ascii="Calibri" w:hAnsi="Calibri" w:cs="Calibri"/>
+                <w:sz w:val="22"/>
+                <w:szCs w:val="22"/>
+              </w:rPr>
+            </w:pPr>
+            <w:r>
+              <w:rPr>
+                <w:rFonts w:ascii="Calibri" w:hAnsi="Calibri" w:cs="Calibri"/>
+                <w:sz w:val="20"/>
                 <w:szCs w:val="22"/>
               </w:rPr>
               <w:t>Alta</w:t>
@@ -8007,17 +8083,17 @@
           </w:tcPr>
           <w:p>
             <w:pPr>
-              <w:spacing w:after="40"/>
-              <w:rPr>
-                <w:rFonts w:ascii="Calibri" w:hAnsi="Calibri" w:cs="Calibri"/>
-                <w:sz w:val="22"/>
-                <w:szCs w:val="22"/>
-              </w:rPr>
-            </w:pPr>
-            <w:r>
-              <w:rPr>
-                <w:rFonts w:ascii="Calibri" w:hAnsi="Calibri" w:cs="Calibri"/>
-                <w:sz w:val="22"/>
+              <w:spacing w:after="0"/>
+              <w:rPr>
+                <w:rFonts w:ascii="Calibri" w:hAnsi="Calibri" w:cs="Calibri"/>
+                <w:sz w:val="22"/>
+                <w:szCs w:val="22"/>
+              </w:rPr>
+            </w:pPr>
+            <w:r>
+              <w:rPr>
+                <w:rFonts w:ascii="Calibri" w:hAnsi="Calibri" w:cs="Calibri"/>
+                <w:sz w:val="20"/>
                 <w:szCs w:val="22"/>
               </w:rPr>
               <w:t>SB02-T26</w:t>
@@ -8030,17 +8106,17 @@
           </w:tcPr>
           <w:p>
             <w:pPr>
-              <w:spacing w:after="40"/>
-              <w:rPr>
-                <w:rFonts w:ascii="Calibri" w:hAnsi="Calibri" w:cs="Calibri"/>
-                <w:sz w:val="22"/>
-                <w:szCs w:val="22"/>
-              </w:rPr>
-            </w:pPr>
-            <w:r>
-              <w:rPr>
-                <w:rFonts w:ascii="Calibri" w:hAnsi="Calibri" w:cs="Calibri"/>
-                <w:sz w:val="22"/>
+              <w:spacing w:after="0"/>
+              <w:rPr>
+                <w:rFonts w:ascii="Calibri" w:hAnsi="Calibri" w:cs="Calibri"/>
+                <w:sz w:val="22"/>
+                <w:szCs w:val="22"/>
+              </w:rPr>
+            </w:pPr>
+            <w:r>
+              <w:rPr>
+                <w:rFonts w:ascii="Calibri" w:hAnsi="Calibri" w:cs="Calibri"/>
+                <w:sz w:val="20"/>
                 <w:szCs w:val="22"/>
               </w:rPr>
               <w:t>PB-48</w:t>
@@ -8053,17 +8129,17 @@
           </w:tcPr>
           <w:p>
             <w:pPr>
-              <w:spacing w:after="40"/>
-              <w:rPr>
-                <w:rFonts w:ascii="Calibri" w:hAnsi="Calibri" w:cs="Calibri"/>
-                <w:sz w:val="22"/>
-                <w:szCs w:val="22"/>
-              </w:rPr>
-            </w:pPr>
-            <w:r>
-              <w:rPr>
-                <w:rFonts w:ascii="Calibri" w:hAnsi="Calibri" w:cs="Calibri"/>
-                <w:sz w:val="22"/>
+              <w:spacing w:after="0"/>
+              <w:rPr>
+                <w:rFonts w:ascii="Calibri" w:hAnsi="Calibri" w:cs="Calibri"/>
+                <w:sz w:val="22"/>
+                <w:szCs w:val="22"/>
+              </w:rPr>
+            </w:pPr>
+            <w:r>
+              <w:rPr>
+                <w:rFonts w:ascii="Calibri" w:hAnsi="Calibri" w:cs="Calibri"/>
+                <w:sz w:val="20"/>
                 <w:szCs w:val="22"/>
               </w:rPr>
               <w:t>Crear ventana de inicio de sesión</w:t>
@@ -8076,17 +8152,17 @@
           </w:tcPr>
           <w:p>
             <w:pPr>
-              <w:spacing w:after="40"/>
-              <w:rPr>
-                <w:rFonts w:ascii="Calibri" w:hAnsi="Calibri" w:cs="Calibri"/>
-                <w:sz w:val="22"/>
-                <w:szCs w:val="22"/>
-              </w:rPr>
-            </w:pPr>
-            <w:r>
-              <w:rPr>
-                <w:rFonts w:ascii="Calibri" w:hAnsi="Calibri" w:cs="Calibri"/>
-                <w:sz w:val="22"/>
+              <w:spacing w:after="0"/>
+              <w:rPr>
+                <w:rFonts w:ascii="Calibri" w:hAnsi="Calibri" w:cs="Calibri"/>
+                <w:sz w:val="22"/>
+                <w:szCs w:val="22"/>
+              </w:rPr>
+            </w:pPr>
+            <w:r>
+              <w:rPr>
+                <w:rFonts w:ascii="Calibri" w:hAnsi="Calibri" w:cs="Calibri"/>
+                <w:sz w:val="20"/>
                 <w:szCs w:val="22"/>
               </w:rPr>
               <w:t>Desarrollar una ventana básica para ingresar correo electrónico y contraseña.</w:t>
@@ -8099,17 +8175,17 @@
           </w:tcPr>
           <w:p>
             <w:pPr>
-              <w:spacing w:after="40"/>
-              <w:rPr>
-                <w:rFonts w:ascii="Calibri" w:hAnsi="Calibri" w:cs="Calibri"/>
-                <w:sz w:val="22"/>
-                <w:szCs w:val="22"/>
-              </w:rPr>
-            </w:pPr>
-            <w:r>
-              <w:rPr>
-                <w:rFonts w:ascii="Calibri" w:hAnsi="Calibri" w:cs="Calibri"/>
-                <w:sz w:val="22"/>
+              <w:spacing w:after="0"/>
+              <w:rPr>
+                <w:rFonts w:ascii="Calibri" w:hAnsi="Calibri" w:cs="Calibri"/>
+                <w:sz w:val="22"/>
+                <w:szCs w:val="22"/>
+              </w:rPr>
+            </w:pPr>
+            <w:r>
+              <w:rPr>
+                <w:rFonts w:ascii="Calibri" w:hAnsi="Calibri" w:cs="Calibri"/>
+                <w:sz w:val="20"/>
                 <w:szCs w:val="22"/>
               </w:rPr>
               <w:t>Alta</w:t>
@@ -8127,17 +8203,17 @@
           </w:tcPr>
           <w:p>
             <w:pPr>
-              <w:spacing w:after="40"/>
-              <w:rPr>
-                <w:rFonts w:ascii="Calibri" w:hAnsi="Calibri" w:cs="Calibri"/>
-                <w:sz w:val="22"/>
-                <w:szCs w:val="22"/>
-              </w:rPr>
-            </w:pPr>
-            <w:r>
-              <w:rPr>
-                <w:rFonts w:ascii="Calibri" w:hAnsi="Calibri" w:cs="Calibri"/>
-                <w:sz w:val="22"/>
+              <w:spacing w:after="0"/>
+              <w:rPr>
+                <w:rFonts w:ascii="Calibri" w:hAnsi="Calibri" w:cs="Calibri"/>
+                <w:sz w:val="22"/>
+                <w:szCs w:val="22"/>
+              </w:rPr>
+            </w:pPr>
+            <w:r>
+              <w:rPr>
+                <w:rFonts w:ascii="Calibri" w:hAnsi="Calibri" w:cs="Calibri"/>
+                <w:sz w:val="20"/>
                 <w:szCs w:val="22"/>
               </w:rPr>
               <w:t>SB02-T27</w:t>
@@ -8150,17 +8226,17 @@
           </w:tcPr>
           <w:p>
             <w:pPr>
-              <w:spacing w:after="40"/>
-              <w:rPr>
-                <w:rFonts w:ascii="Calibri" w:hAnsi="Calibri" w:cs="Calibri"/>
-                <w:sz w:val="22"/>
-                <w:szCs w:val="22"/>
-              </w:rPr>
-            </w:pPr>
-            <w:r>
-              <w:rPr>
-                <w:rFonts w:ascii="Calibri" w:hAnsi="Calibri" w:cs="Calibri"/>
-                <w:sz w:val="22"/>
+              <w:spacing w:after="0"/>
+              <w:rPr>
+                <w:rFonts w:ascii="Calibri" w:hAnsi="Calibri" w:cs="Calibri"/>
+                <w:sz w:val="22"/>
+                <w:szCs w:val="22"/>
+              </w:rPr>
+            </w:pPr>
+            <w:r>
+              <w:rPr>
+                <w:rFonts w:ascii="Calibri" w:hAnsi="Calibri" w:cs="Calibri"/>
+                <w:sz w:val="20"/>
                 <w:szCs w:val="22"/>
               </w:rPr>
               <w:t>PB-48, PB-49</w:t>
@@ -8173,17 +8249,17 @@
           </w:tcPr>
           <w:p>
             <w:pPr>
-              <w:spacing w:after="40"/>
-              <w:rPr>
-                <w:rFonts w:ascii="Calibri" w:hAnsi="Calibri" w:cs="Calibri"/>
-                <w:sz w:val="22"/>
-                <w:szCs w:val="22"/>
-              </w:rPr>
-            </w:pPr>
-            <w:r>
-              <w:rPr>
-                <w:rFonts w:ascii="Calibri" w:hAnsi="Calibri" w:cs="Calibri"/>
-                <w:sz w:val="22"/>
+              <w:spacing w:after="0"/>
+              <w:rPr>
+                <w:rFonts w:ascii="Calibri" w:hAnsi="Calibri" w:cs="Calibri"/>
+                <w:sz w:val="22"/>
+                <w:szCs w:val="22"/>
+              </w:rPr>
+            </w:pPr>
+            <w:r>
+              <w:rPr>
+                <w:rFonts w:ascii="Calibri" w:hAnsi="Calibri" w:cs="Calibri"/>
+                <w:sz w:val="20"/>
                 <w:szCs w:val="22"/>
               </w:rPr>
               <w:t>Validar autenticación y acceso</w:t>
@@ -8196,17 +8272,17 @@
           </w:tcPr>
           <w:p>
             <w:pPr>
-              <w:spacing w:after="40"/>
-              <w:rPr>
-                <w:rFonts w:ascii="Calibri" w:hAnsi="Calibri" w:cs="Calibri"/>
-                <w:sz w:val="22"/>
-                <w:szCs w:val="22"/>
-              </w:rPr>
-            </w:pPr>
-            <w:r>
-              <w:rPr>
-                <w:rFonts w:ascii="Calibri" w:hAnsi="Calibri" w:cs="Calibri"/>
-                <w:sz w:val="22"/>
+              <w:spacing w:after="0"/>
+              <w:rPr>
+                <w:rFonts w:ascii="Calibri" w:hAnsi="Calibri" w:cs="Calibri"/>
+                <w:sz w:val="22"/>
+                <w:szCs w:val="22"/>
+              </w:rPr>
+            </w:pPr>
+            <w:r>
+              <w:rPr>
+                <w:rFonts w:ascii="Calibri" w:hAnsi="Calibri" w:cs="Calibri"/>
+                <w:sz w:val="20"/>
                 <w:szCs w:val="22"/>
               </w:rPr>
               <w:t>Comprobar el inicio y cierre de sesión, el acceso desde otro computador y el rechazo de solicitudes sin token.</w:t>
@@ -8219,17 +8295,17 @@
           </w:tcPr>
           <w:p>
             <w:pPr>
-              <w:spacing w:after="40"/>
-              <w:rPr>
-                <w:rFonts w:ascii="Calibri" w:hAnsi="Calibri" w:cs="Calibri"/>
-                <w:sz w:val="22"/>
-                <w:szCs w:val="22"/>
-              </w:rPr>
-            </w:pPr>
-            <w:r>
-              <w:rPr>
-                <w:rFonts w:ascii="Calibri" w:hAnsi="Calibri" w:cs="Calibri"/>
-                <w:sz w:val="22"/>
+              <w:spacing w:after="0"/>
+              <w:rPr>
+                <w:rFonts w:ascii="Calibri" w:hAnsi="Calibri" w:cs="Calibri"/>
+                <w:sz w:val="22"/>
+                <w:szCs w:val="22"/>
+              </w:rPr>
+            </w:pPr>
+            <w:r>
+              <w:rPr>
+                <w:rFonts w:ascii="Calibri" w:hAnsi="Calibri" w:cs="Calibri"/>
+                <w:sz w:val="20"/>
                 <w:szCs w:val="22"/>
               </w:rPr>
               <w:t>Alta</w:t>
@@ -8247,17 +8323,17 @@
           </w:tcPr>
           <w:p>
             <w:pPr>
-              <w:spacing w:after="40"/>
-              <w:rPr>
-                <w:rFonts w:ascii="Calibri" w:hAnsi="Calibri" w:cs="Calibri"/>
-                <w:sz w:val="22"/>
-                <w:szCs w:val="22"/>
-              </w:rPr>
-            </w:pPr>
-            <w:r>
-              <w:rPr>
-                <w:rFonts w:ascii="Calibri" w:hAnsi="Calibri" w:cs="Calibri"/>
-                <w:sz w:val="22"/>
+              <w:spacing w:after="0"/>
+              <w:rPr>
+                <w:rFonts w:ascii="Calibri" w:hAnsi="Calibri" w:cs="Calibri"/>
+                <w:sz w:val="22"/>
+                <w:szCs w:val="22"/>
+              </w:rPr>
+            </w:pPr>
+            <w:r>
+              <w:rPr>
+                <w:rFonts w:ascii="Calibri" w:hAnsi="Calibri" w:cs="Calibri"/>
+                <w:sz w:val="20"/>
                 <w:szCs w:val="22"/>
               </w:rPr>
               <w:t>SB02-T28</w:t>
@@ -8270,17 +8346,17 @@
           </w:tcPr>
           <w:p>
             <w:pPr>
-              <w:spacing w:after="40"/>
-              <w:rPr>
-                <w:rFonts w:ascii="Calibri" w:hAnsi="Calibri" w:cs="Calibri"/>
-                <w:sz w:val="22"/>
-                <w:szCs w:val="22"/>
-              </w:rPr>
-            </w:pPr>
-            <w:r>
-              <w:rPr>
-                <w:rFonts w:ascii="Calibri" w:hAnsi="Calibri" w:cs="Calibri"/>
-                <w:sz w:val="22"/>
+              <w:spacing w:after="0"/>
+              <w:rPr>
+                <w:rFonts w:ascii="Calibri" w:hAnsi="Calibri" w:cs="Calibri"/>
+                <w:sz w:val="22"/>
+                <w:szCs w:val="22"/>
+              </w:rPr>
+            </w:pPr>
+            <w:r>
+              <w:rPr>
+                <w:rFonts w:ascii="Calibri" w:hAnsi="Calibri" w:cs="Calibri"/>
+                <w:sz w:val="20"/>
                 <w:szCs w:val="22"/>
               </w:rPr>
               <w:t>PB-32–PB-35, PB-48, PB-49</w:t>
@@ -8293,17 +8369,17 @@
           </w:tcPr>
           <w:p>
             <w:pPr>
-              <w:spacing w:after="40"/>
-              <w:rPr>
-                <w:rFonts w:ascii="Calibri" w:hAnsi="Calibri" w:cs="Calibri"/>
-                <w:sz w:val="22"/>
-                <w:szCs w:val="22"/>
-              </w:rPr>
-            </w:pPr>
-            <w:r>
-              <w:rPr>
-                <w:rFonts w:ascii="Calibri" w:hAnsi="Calibri" w:cs="Calibri"/>
-                <w:sz w:val="22"/>
+              <w:spacing w:after="0"/>
+              <w:rPr>
+                <w:rFonts w:ascii="Calibri" w:hAnsi="Calibri" w:cs="Calibri"/>
+                <w:sz w:val="22"/>
+                <w:szCs w:val="22"/>
+              </w:rPr>
+            </w:pPr>
+            <w:r>
+              <w:rPr>
+                <w:rFonts w:ascii="Calibri" w:hAnsi="Calibri" w:cs="Calibri"/>
+                <w:sz w:val="20"/>
                 <w:szCs w:val="22"/>
               </w:rPr>
               <w:t>Integrar persistencia con el monitoreo</w:t>
@@ -8316,17 +8392,17 @@
           </w:tcPr>
           <w:p>
             <w:pPr>
-              <w:spacing w:after="40"/>
-              <w:rPr>
-                <w:rFonts w:ascii="Calibri" w:hAnsi="Calibri" w:cs="Calibri"/>
-                <w:sz w:val="22"/>
-                <w:szCs w:val="22"/>
-              </w:rPr>
-            </w:pPr>
-            <w:r>
-              <w:rPr>
-                <w:rFonts w:ascii="Calibri" w:hAnsi="Calibri" w:cs="Calibri"/>
-                <w:sz w:val="22"/>
+              <w:spacing w:after="0"/>
+              <w:rPr>
+                <w:rFonts w:ascii="Calibri" w:hAnsi="Calibri" w:cs="Calibri"/>
+                <w:sz w:val="22"/>
+                <w:szCs w:val="22"/>
+              </w:rPr>
+            </w:pPr>
+            <w:r>
+              <w:rPr>
+                <w:rFonts w:ascii="Calibri" w:hAnsi="Calibri" w:cs="Calibri"/>
+                <w:sz w:val="20"/>
                 <w:szCs w:val="22"/>
               </w:rPr>
               <w:t>Conectar el monitoreo del Sprint 01 con el registro de sesiones y pausas a través de la API.</w:t>
@@ -8339,17 +8415,17 @@
           </w:tcPr>
           <w:p>
             <w:pPr>
-              <w:spacing w:after="40"/>
-              <w:rPr>
-                <w:rFonts w:ascii="Calibri" w:hAnsi="Calibri" w:cs="Calibri"/>
-                <w:sz w:val="22"/>
-                <w:szCs w:val="22"/>
-              </w:rPr>
-            </w:pPr>
-            <w:r>
-              <w:rPr>
-                <w:rFonts w:ascii="Calibri" w:hAnsi="Calibri" w:cs="Calibri"/>
-                <w:sz w:val="22"/>
+              <w:spacing w:after="0"/>
+              <w:rPr>
+                <w:rFonts w:ascii="Calibri" w:hAnsi="Calibri" w:cs="Calibri"/>
+                <w:sz w:val="22"/>
+                <w:szCs w:val="22"/>
+              </w:rPr>
+            </w:pPr>
+            <w:r>
+              <w:rPr>
+                <w:rFonts w:ascii="Calibri" w:hAnsi="Calibri" w:cs="Calibri"/>
+                <w:sz w:val="20"/>
                 <w:szCs w:val="22"/>
               </w:rPr>
               <w:t>Alta</w:t>
@@ -8367,17 +8443,17 @@
           </w:tcPr>
           <w:p>
             <w:pPr>
-              <w:spacing w:after="40"/>
-              <w:rPr>
-                <w:rFonts w:ascii="Calibri" w:hAnsi="Calibri" w:cs="Calibri"/>
-                <w:sz w:val="22"/>
-                <w:szCs w:val="22"/>
-              </w:rPr>
-            </w:pPr>
-            <w:r>
-              <w:rPr>
-                <w:rFonts w:ascii="Calibri" w:hAnsi="Calibri" w:cs="Calibri"/>
-                <w:sz w:val="22"/>
+              <w:spacing w:after="0"/>
+              <w:rPr>
+                <w:rFonts w:ascii="Calibri" w:hAnsi="Calibri" w:cs="Calibri"/>
+                <w:sz w:val="22"/>
+                <w:szCs w:val="22"/>
+              </w:rPr>
+            </w:pPr>
+            <w:r>
+              <w:rPr>
+                <w:rFonts w:ascii="Calibri" w:hAnsi="Calibri" w:cs="Calibri"/>
+                <w:sz w:val="20"/>
                 <w:szCs w:val="22"/>
               </w:rPr>
               <w:t>SB02-T29</w:t>
@@ -8390,17 +8466,17 @@
           </w:tcPr>
           <w:p>
             <w:pPr>
-              <w:spacing w:after="40"/>
-              <w:rPr>
-                <w:rFonts w:ascii="Calibri" w:hAnsi="Calibri" w:cs="Calibri"/>
-                <w:sz w:val="22"/>
-                <w:szCs w:val="22"/>
-              </w:rPr>
-            </w:pPr>
-            <w:r>
-              <w:rPr>
-                <w:rFonts w:ascii="Calibri" w:hAnsi="Calibri" w:cs="Calibri"/>
-                <w:sz w:val="22"/>
+              <w:spacing w:after="0"/>
+              <w:rPr>
+                <w:rFonts w:ascii="Calibri" w:hAnsi="Calibri" w:cs="Calibri"/>
+                <w:sz w:val="22"/>
+                <w:szCs w:val="22"/>
+              </w:rPr>
+            </w:pPr>
+            <w:r>
+              <w:rPr>
+                <w:rFonts w:ascii="Calibri" w:hAnsi="Calibri" w:cs="Calibri"/>
+                <w:sz w:val="20"/>
                 <w:szCs w:val="22"/>
               </w:rPr>
               <w:t>PB-32–PB-35, PB-48, PB-49</w:t>
@@ -8413,17 +8489,17 @@
           </w:tcPr>
           <w:p>
             <w:pPr>
-              <w:spacing w:after="40"/>
-              <w:rPr>
-                <w:rFonts w:ascii="Calibri" w:hAnsi="Calibri" w:cs="Calibri"/>
-                <w:sz w:val="22"/>
-                <w:szCs w:val="22"/>
-              </w:rPr>
-            </w:pPr>
-            <w:r>
-              <w:rPr>
-                <w:rFonts w:ascii="Calibri" w:hAnsi="Calibri" w:cs="Calibri"/>
-                <w:sz w:val="22"/>
+              <w:spacing w:after="0"/>
+              <w:rPr>
+                <w:rFonts w:ascii="Calibri" w:hAnsi="Calibri" w:cs="Calibri"/>
+                <w:sz w:val="22"/>
+                <w:szCs w:val="22"/>
+              </w:rPr>
+            </w:pPr>
+            <w:r>
+              <w:rPr>
+                <w:rFonts w:ascii="Calibri" w:hAnsi="Calibri" w:cs="Calibri"/>
+                <w:sz w:val="20"/>
                 <w:szCs w:val="22"/>
               </w:rPr>
               <w:t>Realizar pruebas integrales</w:t>
@@ -8436,17 +8512,17 @@
           </w:tcPr>
           <w:p>
             <w:pPr>
-              <w:spacing w:after="40"/>
-              <w:rPr>
-                <w:rFonts w:ascii="Calibri" w:hAnsi="Calibri" w:cs="Calibri"/>
-                <w:sz w:val="22"/>
-                <w:szCs w:val="22"/>
-              </w:rPr>
-            </w:pPr>
-            <w:r>
-              <w:rPr>
-                <w:rFonts w:ascii="Calibri" w:hAnsi="Calibri" w:cs="Calibri"/>
-                <w:sz w:val="22"/>
+              <w:spacing w:after="0"/>
+              <w:rPr>
+                <w:rFonts w:ascii="Calibri" w:hAnsi="Calibri" w:cs="Calibri"/>
+                <w:sz w:val="22"/>
+                <w:szCs w:val="22"/>
+              </w:rPr>
+            </w:pPr>
+            <w:r>
+              <w:rPr>
+                <w:rFonts w:ascii="Calibri" w:hAnsi="Calibri" w:cs="Calibri"/>
+                <w:sz w:val="20"/>
                 <w:szCs w:val="22"/>
               </w:rPr>
               <w:t>Comprobar el flujo completo, incluyendo el cierre y la reapertura de la aplicación.</w:t>
@@ -8459,17 +8535,17 @@
           </w:tcPr>
           <w:p>
             <w:pPr>
-              <w:spacing w:after="40"/>
-              <w:rPr>
-                <w:rFonts w:ascii="Calibri" w:hAnsi="Calibri" w:cs="Calibri"/>
-                <w:sz w:val="22"/>
-                <w:szCs w:val="22"/>
-              </w:rPr>
-            </w:pPr>
-            <w:r>
-              <w:rPr>
-                <w:rFonts w:ascii="Calibri" w:hAnsi="Calibri" w:cs="Calibri"/>
-                <w:sz w:val="22"/>
+              <w:spacing w:after="0"/>
+              <w:rPr>
+                <w:rFonts w:ascii="Calibri" w:hAnsi="Calibri" w:cs="Calibri"/>
+                <w:sz w:val="22"/>
+                <w:szCs w:val="22"/>
+              </w:rPr>
+            </w:pPr>
+            <w:r>
+              <w:rPr>
+                <w:rFonts w:ascii="Calibri" w:hAnsi="Calibri" w:cs="Calibri"/>
+                <w:sz w:val="20"/>
                 <w:szCs w:val="22"/>
               </w:rPr>
               <w:t>Alta</w:t>
@@ -8487,17 +8563,17 @@
           </w:tcPr>
           <w:p>
             <w:pPr>
-              <w:spacing w:after="40"/>
-              <w:rPr>
-                <w:rFonts w:ascii="Calibri" w:hAnsi="Calibri" w:cs="Calibri"/>
-                <w:sz w:val="22"/>
-                <w:szCs w:val="22"/>
-              </w:rPr>
-            </w:pPr>
-            <w:r>
-              <w:rPr>
-                <w:rFonts w:ascii="Calibri" w:hAnsi="Calibri" w:cs="Calibri"/>
-                <w:sz w:val="22"/>
+              <w:spacing w:after="0"/>
+              <w:rPr>
+                <w:rFonts w:ascii="Calibri" w:hAnsi="Calibri" w:cs="Calibri"/>
+                <w:sz w:val="22"/>
+                <w:szCs w:val="22"/>
+              </w:rPr>
+            </w:pPr>
+            <w:r>
+              <w:rPr>
+                <w:rFonts w:ascii="Calibri" w:hAnsi="Calibri" w:cs="Calibri"/>
+                <w:sz w:val="20"/>
                 <w:szCs w:val="22"/>
               </w:rPr>
               <w:t>SB02-T30</w:t>
@@ -8510,17 +8586,17 @@
           </w:tcPr>
           <w:p>
             <w:pPr>
-              <w:spacing w:after="40"/>
-              <w:rPr>
-                <w:rFonts w:ascii="Calibri" w:hAnsi="Calibri" w:cs="Calibri"/>
-                <w:sz w:val="22"/>
-                <w:szCs w:val="22"/>
-              </w:rPr>
-            </w:pPr>
-            <w:r>
-              <w:rPr>
-                <w:rFonts w:ascii="Calibri" w:hAnsi="Calibri" w:cs="Calibri"/>
-                <w:sz w:val="22"/>
+              <w:spacing w:after="0"/>
+              <w:rPr>
+                <w:rFonts w:ascii="Calibri" w:hAnsi="Calibri" w:cs="Calibri"/>
+                <w:sz w:val="22"/>
+                <w:szCs w:val="22"/>
+              </w:rPr>
+            </w:pPr>
+            <w:r>
+              <w:rPr>
+                <w:rFonts w:ascii="Calibri" w:hAnsi="Calibri" w:cs="Calibri"/>
+                <w:sz w:val="20"/>
                 <w:szCs w:val="22"/>
               </w:rPr>
               <w:t>PB-32–PB-35, PB-48, PB-49</w:t>
@@ -8533,17 +8609,17 @@
           </w:tcPr>
           <w:p>
             <w:pPr>
-              <w:spacing w:after="40"/>
-              <w:rPr>
-                <w:rFonts w:ascii="Calibri" w:hAnsi="Calibri" w:cs="Calibri"/>
-                <w:sz w:val="22"/>
-                <w:szCs w:val="22"/>
-              </w:rPr>
-            </w:pPr>
-            <w:r>
-              <w:rPr>
-                <w:rFonts w:ascii="Calibri" w:hAnsi="Calibri" w:cs="Calibri"/>
-                <w:sz w:val="22"/>
+              <w:spacing w:after="0"/>
+              <w:rPr>
+                <w:rFonts w:ascii="Calibri" w:hAnsi="Calibri" w:cs="Calibri"/>
+                <w:sz w:val="22"/>
+                <w:szCs w:val="22"/>
+              </w:rPr>
+            </w:pPr>
+            <w:r>
+              <w:rPr>
+                <w:rFonts w:ascii="Calibri" w:hAnsi="Calibri" w:cs="Calibri"/>
+                <w:sz w:val="20"/>
                 <w:szCs w:val="22"/>
               </w:rPr>
               <w:t>Corregir errores detectados</w:t>
@@ -8556,17 +8632,17 @@
           </w:tcPr>
           <w:p>
             <w:pPr>
-              <w:spacing w:after="40"/>
-              <w:rPr>
-                <w:rFonts w:ascii="Calibri" w:hAnsi="Calibri" w:cs="Calibri"/>
-                <w:sz w:val="22"/>
-                <w:szCs w:val="22"/>
-              </w:rPr>
-            </w:pPr>
-            <w:r>
-              <w:rPr>
-                <w:rFonts w:ascii="Calibri" w:hAnsi="Calibri" w:cs="Calibri"/>
-                <w:sz w:val="22"/>
+              <w:spacing w:after="0"/>
+              <w:rPr>
+                <w:rFonts w:ascii="Calibri" w:hAnsi="Calibri" w:cs="Calibri"/>
+                <w:sz w:val="22"/>
+                <w:szCs w:val="22"/>
+              </w:rPr>
+            </w:pPr>
+            <w:r>
+              <w:rPr>
+                <w:rFonts w:ascii="Calibri" w:hAnsi="Calibri" w:cs="Calibri"/>
+                <w:sz w:val="20"/>
                 <w:szCs w:val="22"/>
               </w:rPr>
               <w:t>Resolver los problemas encontrados durante las pruebas.</w:t>
@@ -8579,17 +8655,17 @@
           </w:tcPr>
           <w:p>
             <w:pPr>
-              <w:spacing w:after="40"/>
-              <w:rPr>
-                <w:rFonts w:ascii="Calibri" w:hAnsi="Calibri" w:cs="Calibri"/>
-                <w:sz w:val="22"/>
-                <w:szCs w:val="22"/>
-              </w:rPr>
-            </w:pPr>
-            <w:r>
-              <w:rPr>
-                <w:rFonts w:ascii="Calibri" w:hAnsi="Calibri" w:cs="Calibri"/>
-                <w:sz w:val="22"/>
+              <w:spacing w:after="0"/>
+              <w:rPr>
+                <w:rFonts w:ascii="Calibri" w:hAnsi="Calibri" w:cs="Calibri"/>
+                <w:sz w:val="22"/>
+                <w:szCs w:val="22"/>
+              </w:rPr>
+            </w:pPr>
+            <w:r>
+              <w:rPr>
+                <w:rFonts w:ascii="Calibri" w:hAnsi="Calibri" w:cs="Calibri"/>
+                <w:sz w:val="20"/>
                 <w:szCs w:val="22"/>
               </w:rPr>
               <w:t>Alta</w:t>
@@ -8616,7 +8692,7 @@
           <w:rFonts w:ascii="Calibri" w:hAnsi="Calibri" w:cs="Calibri"/>
         </w:rPr>
       </w:pPr>
-      <w:bookmarkStart w:id="12" w:name="_Toc242654917"/>
+      <w:bookmarkStart w:id="12" w:name="_Toc242959593"/>
       <w:r>
         <w:rPr>
           <w:rFonts w:ascii="Calibri" w:hAnsi="Calibri" w:cs="Calibri"/>
@@ -8736,6 +8812,7 @@
           <w:sz w:val="22"/>
           <w:szCs w:val="22"/>
         </w:rPr>
+        <w:lastRenderedPageBreak/>
         <w:t>Secuencia de implementación</w:t>
       </w:r>
     </w:p>
@@ -9117,7 +9194,7 @@
           <w:rFonts w:ascii="Calibri" w:hAnsi="Calibri" w:cs="Calibri"/>
         </w:rPr>
       </w:pPr>
-      <w:bookmarkStart w:id="13" w:name="_Toc242654918"/>
+      <w:bookmarkStart w:id="13" w:name="_Toc242959594"/>
       <w:r>
         <w:rPr>
           <w:rFonts w:ascii="Calibri" w:hAnsi="Calibri" w:cs="Calibri"/>
@@ -9345,6 +9422,7 @@
                 <w:sz w:val="22"/>
                 <w:szCs w:val="22"/>
               </w:rPr>
+              <w:lastRenderedPageBreak/>
               <w:t>Relaciones y restricciones</w:t>
             </w:r>
           </w:p>
@@ -10599,6 +10677,7 @@
           <w:sz w:val="22"/>
           <w:szCs w:val="22"/>
         </w:rPr>
+        <w:lastRenderedPageBreak/>
         <w:t>Consideración para las pruebas</w:t>
       </w:r>
     </w:p>
@@ -10639,7 +10718,7 @@
           <w:lang w:val="en-US"/>
         </w:rPr>
       </w:pPr>
-      <w:bookmarkStart w:id="14" w:name="_Toc242654919"/>
+      <w:bookmarkStart w:id="14" w:name="_Toc242959595"/>
       <w:r>
         <w:rPr>
           <w:rFonts w:ascii="Calibri" w:hAnsi="Calibri" w:cs="Calibri"/>
@@ -10989,11 +11068,12 @@
           <w:rFonts w:ascii="Calibri" w:hAnsi="Calibri" w:cs="Calibri"/>
         </w:rPr>
       </w:pPr>
-      <w:bookmarkStart w:id="15" w:name="_Toc242654920"/>
-      <w:r>
-        <w:rPr>
-          <w:rFonts w:ascii="Calibri" w:hAnsi="Calibri" w:cs="Calibri"/>
-        </w:rPr>
+      <w:bookmarkStart w:id="15" w:name="_Toc242959596"/>
+      <w:r>
+        <w:rPr>
+          <w:rFonts w:ascii="Calibri" w:hAnsi="Calibri" w:cs="Calibri"/>
+        </w:rPr>
+        <w:lastRenderedPageBreak/>
         <w:t>10. Definition of Done</w:t>
       </w:r>
       <w:bookmarkEnd w:id="15"/>
@@ -11246,7 +11326,7 @@
           <w:rFonts w:ascii="Calibri" w:hAnsi="Calibri" w:cs="Calibri"/>
         </w:rPr>
       </w:pPr>
-      <w:bookmarkStart w:id="16" w:name="_Toc242654921"/>
+      <w:bookmarkStart w:id="16" w:name="_Toc242959597"/>
       <w:r>
         <w:rPr>
           <w:rFonts w:ascii="Calibri" w:hAnsi="Calibri" w:cs="Calibri"/>
@@ -11329,7 +11409,7 @@
           <w:rFonts w:ascii="Calibri" w:hAnsi="Calibri" w:cs="Calibri"/>
         </w:rPr>
       </w:pPr>
-      <w:bookmarkStart w:id="17" w:name="_Toc242654922"/>
+      <w:bookmarkStart w:id="17" w:name="_Toc242959598"/>
       <w:r>
         <w:rPr>
           <w:rFonts w:ascii="Calibri" w:hAnsi="Calibri" w:cs="Calibri"/>
@@ -11375,6 +11455,7 @@
           <w:sz w:val="22"/>
           <w:szCs w:val="22"/>
         </w:rPr>
+        <w:lastRenderedPageBreak/>
         <w:t>Gestión de macros, activadores, acciones y aplicaciones registradas. Sus tablas se crean en este Sprint, pero su funcionalidad corresponde al Sprint 05.</w:t>
       </w:r>
     </w:p>
@@ -11590,7 +11671,7 @@
           <w:rFonts w:ascii="Calibri" w:hAnsi="Calibri" w:cs="Calibri"/>
         </w:rPr>
       </w:pPr>
-      <w:bookmarkStart w:id="18" w:name="_Toc242654923"/>
+      <w:bookmarkStart w:id="18" w:name="_Toc242959599"/>
       <w:r>
         <w:rPr>
           <w:rFonts w:ascii="Calibri" w:hAnsi="Calibri" w:cs="Calibri"/>
@@ -11977,7 +12058,7 @@
           <w:rFonts w:ascii="Calibri" w:hAnsi="Calibri" w:cs="Calibri"/>
         </w:rPr>
       </w:pPr>
-      <w:bookmarkStart w:id="19" w:name="_Toc242654924"/>
+      <w:bookmarkStart w:id="19" w:name="_Toc242959600"/>
       <w:r>
         <w:rPr>
           <w:rFonts w:ascii="Calibri" w:hAnsi="Calibri" w:cs="Calibri"/>
@@ -12045,6 +12126,7 @@
           <w:sz w:val="22"/>
           <w:szCs w:val="22"/>
         </w:rPr>
+        <w:lastRenderedPageBreak/>
         <w:t>Permite crear una cuenta, con su configuración por defecto, e iniciar y cerrar sesión desde cualquier computador.</w:t>
       </w:r>
     </w:p>
@@ -12132,7 +12214,7 @@
           <w:rFonts w:ascii="Calibri" w:hAnsi="Calibri" w:cs="Calibri"/>
         </w:rPr>
       </w:pPr>
-      <w:bookmarkStart w:id="20" w:name="_Toc242654925"/>
+      <w:bookmarkStart w:id="20" w:name="_Toc242959601"/>
       <w:r>
         <w:rPr>
           <w:rFonts w:ascii="Calibri" w:hAnsi="Calibri" w:cs="Calibri"/>
@@ -12175,6 +12257,406 @@
           <w:szCs w:val="22"/>
         </w:rPr>
         <w:t>Al contar con la tabla settings y con una configuración por defecto, el Sprint 03 podrá enfocarse en que el usuario modifique y conserve sus preferencias, al mismo tiempo que incorpora el control mediante gestos.</w:t>
+      </w:r>
+    </w:p>
+    <w:p>
+      <w:r>
+        <w:br w:type="page"/>
+      </w:r>
+    </w:p>
+    <w:p>
+      <w:pPr>
+        <w:pStyle w:val="Ttulo1"/>
+        <w:spacing w:after="0"/>
+      </w:pPr>
+      <w:bookmarkStart w:id="21" w:name="_Toc242959602"/>
+      <w:r>
+        <w:rPr>
+          <w:rFonts w:ascii="Calibri" w:hAnsi="Calibri"/>
+          <w:b/>
+          <w:sz w:val="22"/>
+        </w:rPr>
+        <w:lastRenderedPageBreak/>
+        <w:t>16. Resultado de ejecución del Sprint</w:t>
+      </w:r>
+      <w:bookmarkEnd w:id="21"/>
+    </w:p>
+    <w:p>
+      <w:pPr>
+        <w:spacing w:after="0"/>
+      </w:pPr>
+      <w:r>
+        <w:rPr>
+          <w:rFonts w:ascii="Calibri" w:hAnsi="Calibri"/>
+          <w:sz w:val="22"/>
+        </w:rPr>
+        <w:t>El Sprint 02 fue ejecutado íntegramente por Alejandro Silva. Las treinta tareas SB02-T01 a SB02-T30 y los seis Product Backlog Items seleccionados quedaron implementados, integrados, probados y documentados. Bastian Pino continuará con el desarrollo correspondiente al Sprint 03.</w:t>
+      </w:r>
+    </w:p>
+    <w:tbl>
+      <w:tblPr>
+        <w:tblW w:w="0" w:type="auto"/>
+        <w:tblLook w:val="04A0" w:firstRow="1" w:lastRow="0" w:firstColumn="1" w:lastColumn="0" w:noHBand="0" w:noVBand="1"/>
+      </w:tblPr>
+      <w:tblGrid>
+        <w:gridCol w:w="2558"/>
+        <w:gridCol w:w="2580"/>
+        <w:gridCol w:w="3700"/>
+      </w:tblGrid>
+      <w:tr>
+        <w:trPr>
+          <w:cantSplit/>
+          <w:tblHeader/>
+        </w:trPr>
+        <w:tc>
+          <w:tcPr>
+            <w:tcW w:w="1000" w:type="dxa"/>
+            <w:shd w:val="clear" w:color="auto" w:fill="D9E2F3"/>
+          </w:tcPr>
+          <w:p>
+            <w:pPr>
+              <w:spacing w:after="0"/>
+            </w:pPr>
+            <w:r>
+              <w:rPr>
+                <w:rFonts w:ascii="Calibri" w:hAnsi="Calibri"/>
+                <w:b/>
+                <w:sz w:val="18"/>
+              </w:rPr>
+              <w:t>Elemento</w:t>
+            </w:r>
+          </w:p>
+        </w:tc>
+        <w:tc>
+          <w:tcPr>
+            <w:tcW w:w="2300" w:type="dxa"/>
+            <w:shd w:val="clear" w:color="auto" w:fill="D9E2F3"/>
+          </w:tcPr>
+          <w:p>
+            <w:pPr>
+              <w:spacing w:after="0"/>
+            </w:pPr>
+            <w:r>
+              <w:rPr>
+                <w:rFonts w:ascii="Calibri" w:hAnsi="Calibri"/>
+                <w:b/>
+                <w:sz w:val="18"/>
+              </w:rPr>
+              <w:t>Estado</w:t>
+            </w:r>
+          </w:p>
+        </w:tc>
+        <w:tc>
+          <w:tcPr>
+            <w:tcW w:w="4238" w:type="dxa"/>
+            <w:shd w:val="clear" w:color="auto" w:fill="D9E2F3"/>
+          </w:tcPr>
+          <w:p>
+            <w:pPr>
+              <w:spacing w:after="0"/>
+            </w:pPr>
+            <w:r>
+              <w:rPr>
+                <w:rFonts w:ascii="Calibri" w:hAnsi="Calibri"/>
+                <w:b/>
+                <w:sz w:val="18"/>
+              </w:rPr>
+              <w:t>Evidencia de cierre</w:t>
+            </w:r>
+          </w:p>
+        </w:tc>
+      </w:tr>
+      <w:tr>
+        <w:trPr>
+          <w:cantSplit/>
+        </w:trPr>
+        <w:tc>
+          <w:tcPr>
+            <w:tcW w:w="2946" w:type="dxa"/>
+          </w:tcPr>
+          <w:p>
+            <w:pPr>
+              <w:spacing w:after="0"/>
+            </w:pPr>
+            <w:r>
+              <w:rPr>
+                <w:rFonts w:ascii="Calibri" w:hAnsi="Calibri"/>
+                <w:sz w:val="18"/>
+              </w:rPr>
+              <w:t>PB-32 y PB-49</w:t>
+            </w:r>
+          </w:p>
+        </w:tc>
+        <w:tc>
+          <w:tcPr>
+            <w:tcW w:w="2946" w:type="dxa"/>
+          </w:tcPr>
+          <w:p>
+            <w:pPr>
+              <w:spacing w:after="0"/>
+            </w:pPr>
+            <w:r>
+              <w:rPr>
+                <w:rFonts w:ascii="Calibri" w:hAnsi="Calibri"/>
+                <w:sz w:val="18"/>
+              </w:rPr>
+              <w:t>Terminado</w:t>
+            </w:r>
+          </w:p>
+        </w:tc>
+        <w:tc>
+          <w:tcPr>
+            <w:tcW w:w="2946" w:type="dxa"/>
+          </w:tcPr>
+          <w:p>
+            <w:pPr>
+              <w:spacing w:after="0"/>
+            </w:pPr>
+            <w:r>
+              <w:rPr>
+                <w:rFonts w:ascii="Calibri" w:hAnsi="Calibri"/>
+                <w:sz w:val="18"/>
+              </w:rPr>
+              <w:t>PostgreSQL 16 y API FastAPI se levantan con Docker Compose. Alembic crea las ocho tablas y conserva los datos en un volumen.</w:t>
+            </w:r>
+          </w:p>
+        </w:tc>
+      </w:tr>
+      <w:tr>
+        <w:trPr>
+          <w:cantSplit/>
+        </w:trPr>
+        <w:tc>
+          <w:tcPr>
+            <w:tcW w:w="2946" w:type="dxa"/>
+          </w:tcPr>
+          <w:p>
+            <w:pPr>
+              <w:spacing w:after="0"/>
+            </w:pPr>
+            <w:r>
+              <w:rPr>
+                <w:rFonts w:ascii="Calibri" w:hAnsi="Calibri"/>
+                <w:sz w:val="18"/>
+              </w:rPr>
+              <w:t>PB-33 y PB-48</w:t>
+            </w:r>
+          </w:p>
+        </w:tc>
+        <w:tc>
+          <w:tcPr>
+            <w:tcW w:w="2946" w:type="dxa"/>
+          </w:tcPr>
+          <w:p>
+            <w:pPr>
+              <w:spacing w:after="0"/>
+            </w:pPr>
+            <w:r>
+              <w:rPr>
+                <w:rFonts w:ascii="Calibri" w:hAnsi="Calibri"/>
+                <w:sz w:val="18"/>
+              </w:rPr>
+              <w:t>Terminado</w:t>
+            </w:r>
+          </w:p>
+        </w:tc>
+        <w:tc>
+          <w:tcPr>
+            <w:tcW w:w="2946" w:type="dxa"/>
+          </w:tcPr>
+          <w:p>
+            <w:pPr>
+              <w:spacing w:after="0"/>
+            </w:pPr>
+            <w:r>
+              <w:rPr>
+                <w:rFonts w:ascii="Calibri" w:hAnsi="Calibri"/>
+                <w:sz w:val="18"/>
+              </w:rPr>
+              <w:t>Registro, configuración inicial, login, refresh, logout, bcrypt, JWT, bloqueo temporal y almacenamiento protegido del refresh token.</w:t>
+            </w:r>
+          </w:p>
+        </w:tc>
+      </w:tr>
+      <w:tr>
+        <w:trPr>
+          <w:cantSplit/>
+        </w:trPr>
+        <w:tc>
+          <w:tcPr>
+            <w:tcW w:w="2946" w:type="dxa"/>
+          </w:tcPr>
+          <w:p>
+            <w:pPr>
+              <w:spacing w:after="0"/>
+            </w:pPr>
+            <w:r>
+              <w:rPr>
+                <w:rFonts w:ascii="Calibri" w:hAnsi="Calibri"/>
+                <w:sz w:val="18"/>
+              </w:rPr>
+              <w:t>PB-34 y PB-35</w:t>
+            </w:r>
+          </w:p>
+        </w:tc>
+        <w:tc>
+          <w:tcPr>
+            <w:tcW w:w="2946" w:type="dxa"/>
+          </w:tcPr>
+          <w:p>
+            <w:pPr>
+              <w:spacing w:after="0"/>
+            </w:pPr>
+            <w:r>
+              <w:rPr>
+                <w:rFonts w:ascii="Calibri" w:hAnsi="Calibri"/>
+                <w:sz w:val="18"/>
+              </w:rPr>
+              <w:t>Terminado</w:t>
+            </w:r>
+          </w:p>
+        </w:tc>
+        <w:tc>
+          <w:tcPr>
+            <w:tcW w:w="2946" w:type="dxa"/>
+          </w:tcPr>
+          <w:p>
+            <w:pPr>
+              <w:spacing w:after="0"/>
+            </w:pPr>
+            <w:r>
+              <w:rPr>
+                <w:rFonts w:ascii="Calibri" w:hAnsi="Calibri"/>
+                <w:sz w:val="18"/>
+              </w:rPr>
+              <w:t>Las sesiones de uso y pausas se abren y cierran desde el escritorio, se asocian al usuario autenticado y persisten en PostgreSQL.</w:t>
+            </w:r>
+          </w:p>
+        </w:tc>
+      </w:tr>
+      <w:tr>
+        <w:trPr>
+          <w:cantSplit/>
+        </w:trPr>
+        <w:tc>
+          <w:tcPr>
+            <w:tcW w:w="2946" w:type="dxa"/>
+          </w:tcPr>
+          <w:p>
+            <w:pPr>
+              <w:spacing w:after="0"/>
+            </w:pPr>
+            <w:r>
+              <w:rPr>
+                <w:rFonts w:ascii="Calibri" w:hAnsi="Calibri"/>
+                <w:sz w:val="18"/>
+              </w:rPr>
+              <w:t>SB02-T01 a SB02-T30</w:t>
+            </w:r>
+          </w:p>
+        </w:tc>
+        <w:tc>
+          <w:tcPr>
+            <w:tcW w:w="2946" w:type="dxa"/>
+          </w:tcPr>
+          <w:p>
+            <w:pPr>
+              <w:spacing w:after="0"/>
+            </w:pPr>
+            <w:r>
+              <w:rPr>
+                <w:rFonts w:ascii="Calibri" w:hAnsi="Calibri"/>
+                <w:sz w:val="18"/>
+              </w:rPr>
+              <w:t>30 de 30 terminadas</w:t>
+            </w:r>
+          </w:p>
+        </w:tc>
+        <w:tc>
+          <w:tcPr>
+            <w:tcW w:w="2946" w:type="dxa"/>
+          </w:tcPr>
+          <w:p>
+            <w:pPr>
+              <w:spacing w:after="0"/>
+            </w:pPr>
+            <w:r>
+              <w:rPr>
+                <w:rFonts w:ascii="Calibri" w:hAnsi="Calibri"/>
+                <w:sz w:val="18"/>
+              </w:rPr>
+              <w:t>Servidor, escritorio, integración, pruebas, correcciones y documentación completados.</w:t>
+            </w:r>
+          </w:p>
+        </w:tc>
+      </w:tr>
+      <w:tr>
+        <w:trPr>
+          <w:cantSplit/>
+        </w:trPr>
+        <w:tc>
+          <w:tcPr>
+            <w:tcW w:w="2946" w:type="dxa"/>
+          </w:tcPr>
+          <w:p>
+            <w:pPr>
+              <w:spacing w:after="0"/>
+            </w:pPr>
+            <w:r>
+              <w:rPr>
+                <w:rFonts w:ascii="Calibri" w:hAnsi="Calibri"/>
+                <w:sz w:val="18"/>
+              </w:rPr>
+              <w:t>Pruebas</w:t>
+            </w:r>
+          </w:p>
+        </w:tc>
+        <w:tc>
+          <w:tcPr>
+            <w:tcW w:w="2946" w:type="dxa"/>
+          </w:tcPr>
+          <w:p>
+            <w:pPr>
+              <w:spacing w:after="0"/>
+            </w:pPr>
+            <w:r>
+              <w:rPr>
+                <w:rFonts w:ascii="Calibri" w:hAnsi="Calibri"/>
+                <w:sz w:val="18"/>
+              </w:rPr>
+              <w:t>Aprobadas</w:t>
+            </w:r>
+          </w:p>
+        </w:tc>
+        <w:tc>
+          <w:tcPr>
+            <w:tcW w:w="2946" w:type="dxa"/>
+          </w:tcPr>
+          <w:p>
+            <w:pPr>
+              <w:spacing w:after="0"/>
+            </w:pPr>
+            <w:r>
+              <w:rPr>
+                <w:rFonts w:ascii="Calibri" w:hAnsi="Calibri"/>
+                <w:sz w:val="18"/>
+              </w:rPr>
+              <w:t>22 casos del Sprint verificados; 25 pruebas de servidor y 45 de escritorio aprobadas. Cobertura: servidor 93 % y escritorio 71 %. Ruff sin errores.</w:t>
+            </w:r>
+          </w:p>
+        </w:tc>
+      </w:tr>
+    </w:tbl>
+    <w:p>
+      <w:pPr>
+        <w:spacing w:after="0"/>
+      </w:pPr>
+      <w:r>
+        <w:rPr>
+          <w:rFonts w:ascii="Calibri" w:hAnsi="Calibri"/>
+          <w:sz w:val="22"/>
+        </w:rPr>
+        <w:t>El flujo integrado cuenta → inicio de sesión → sesión de uso → pausa por inactividad → término de pausa → término de sesión → cierre de sesión fue validado contra la API y PostgreSQL ejecutados en Docker. La información permaneció disponible en una nueva autenticación y el token de renovación revocado fue rechazado por el servidor.</w:t>
       </w:r>
     </w:p>
     <w:sectPr>
